--- a/docs/คู่มือการใช้งาน HygienePro.docx
+++ b/docs/คู่มือการใช้งาน HygienePro.docx
@@ -53,7 +53,7 @@
           <w:color w:val="606060"/>
           <w:sz w:val="22"/>
         </w:rPr>
-        <w:t>User Manual</w:t>
+        <w:t>สำหรับพนักงานตรวจ หัวหน้างาน QA และผู้จัดการ</w:t>
       </w:r>
     </w:p>
     <w:p/>
@@ -164,7 +164,7 @@
                 <w:rFonts w:ascii="Tahoma" w:hAnsi="Tahoma" w:cs="Tahoma" w:eastAsia="Tahoma"/>
                 <w:sz w:val="19"/>
               </w:rPr>
-              <w:t>1.0</w:t>
+              <w:t>2.0</w:t>
             </w:r>
           </w:p>
         </w:tc>
@@ -213,7 +213,7 @@
                 <w:rFonts w:ascii="Tahoma" w:hAnsi="Tahoma" w:cs="Tahoma" w:eastAsia="Tahoma"/>
                 <w:sz w:val="19"/>
               </w:rPr>
-              <w:t>สำหรับ</w:t>
+              <w:t>การเข้าใช้งาน</w:t>
             </w:r>
           </w:p>
         </w:tc>
@@ -228,39 +228,7 @@
                 <w:rFonts w:ascii="Tahoma" w:hAnsi="Tahoma" w:cs="Tahoma" w:eastAsia="Tahoma"/>
                 <w:sz w:val="19"/>
               </w:rPr>
-              <w:t>พนักงานตรวจ หัวหน้างาน QA และผู้จัดการ</w:t>
-            </w:r>
-          </w:p>
-        </w:tc>
-      </w:tr>
-      <w:tr>
-        <w:tc>
-          <w:tcPr>
-            <w:tcW w:type="dxa" w:w="2835"/>
-          </w:tcPr>
-          <w:p>
-            <w:r/>
-            <w:r>
-              <w:rPr>
-                <w:rFonts w:ascii="Tahoma" w:hAnsi="Tahoma" w:cs="Tahoma" w:eastAsia="Tahoma"/>
-                <w:sz w:val="19"/>
-              </w:rPr>
-              <w:t>เข้าใช้งานที่</w:t>
-            </w:r>
-          </w:p>
-        </w:tc>
-        <w:tc>
-          <w:tcPr>
-            <w:tcW w:type="dxa" w:w="6236"/>
-          </w:tcPr>
-          <w:p>
-            <w:r/>
-            <w:r>
-              <w:rPr>
-                <w:rFonts w:ascii="Tahoma" w:hAnsi="Tahoma" w:cs="Tahoma" w:eastAsia="Tahoma"/>
-                <w:sz w:val="19"/>
-              </w:rPr>
-              <w:t>https://192.168.1.201:8443</w:t>
+              <w:t>เปิดจากลิงก์หรือทางลัดที่ฝ่ายสารสนเทศจัดเตรียมไว้ให้</w:t>
             </w:r>
           </w:p>
         </w:tc>
@@ -300,7 +268,7 @@
           <w:b w:val="0"/>
           <w:sz w:val="21"/>
         </w:rPr>
-        <w:t>ก่อนเริ่มใช้งาน ขอให้เข้าใจวงจรสองวงที่แยกจากกัน เพราะความสับสนส่วนใหญ่ เกิดจากการเข้าใจว่าเป็นวงจรเดียวกัน</w:t>
+        <w:t>ก่อนเริ่มใช้งาน ขอให้เข้าใจวงจรสองวงที่แยกจากกัน เพราะความสับสนส่วนใหญ่เกิดจากการเข้าใจว่าเป็นวงจรเดียวกัน</w:t>
       </w:r>
     </w:p>
     <w:p>
@@ -354,7 +322,7 @@
           <w:color w:val="1F4E79"/>
           <w:sz w:val="25"/>
         </w:rPr>
-        <w:t>วงจรที่ 2 — ใบแจ้งปัญหา (CAR)</w:t>
+        <w:t>วงจรที่ 2 — ใบแจ้งปัญหา</w:t>
       </w:r>
     </w:p>
     <w:p>
@@ -427,7 +395,7 @@
           <w:rFonts w:ascii="Tahoma" w:hAnsi="Tahoma" w:cs="Tahoma" w:eastAsia="Tahoma"/>
           <w:sz w:val="21"/>
         </w:rPr>
-        <w:t>เปิดเบราว์เซอร์ไปที่ https://192.168.1.201:8443</w:t>
+        <w:t>เปิดเบราว์เซอร์จากลิงก์หรือทางลัดที่ฝ่ายสารสนเทศจัดเตรียมไว้</w:t>
       </w:r>
     </w:p>
     <w:p>
@@ -466,7 +434,7 @@
           <w:b w:val="0"/>
           <w:sz w:val="21"/>
         </w:rPr>
-        <w:t>ใช้งานบนมือถือได้ โดยเปิดผ่านเบราว์เซอร์เช่นเดียวกัน หน้าจอจะปรับขนาดให้เองอัตโนมัติ</w:t>
+        <w:t>ใช้งานบนมือถือได้โดยเปิดผ่านเบราว์เซอร์เช่นเดียวกัน หน้าจอจะปรับขนาดให้เองอัตโนมัติ</w:t>
       </w:r>
     </w:p>
     <w:p>
@@ -968,7 +936,7 @@
           <w:rFonts w:ascii="Tahoma" w:hAnsi="Tahoma" w:cs="Tahoma" w:eastAsia="Tahoma"/>
           <w:sz w:val="21"/>
         </w:rPr>
-        <w:t>เลือกเมนู เริ่มการตรวจ (Inspection)</w:t>
+        <w:t>เลือกเมนู เริ่มการตรวจ</w:t>
       </w:r>
     </w:p>
     <w:p>
@@ -1164,7 +1132,7 @@
           <w:b w:val="0"/>
           <w:sz w:val="21"/>
         </w:rPr>
-        <w:t>ใช้ในกรณีที่ได้รับข้อมูลล่าช้า เช่น ได้ตารางกะจากฝ่ายผลิตช้าไปหนึ่งวัน จนทำให้ไม่สามารถตรวจได้ในวันนั้น</w:t>
+        <w:t>ใช้ในกรณีที่ได้รับข้อมูลล่าช้า เช่น ได้ตารางกะจากฝ่ายผลิตช้าไปหนึ่งวัน จนไม่สามารถตรวจได้ในวันนั้น</w:t>
       </w:r>
     </w:p>
     <w:p>
@@ -1233,7 +1201,7 @@
           <w:b w:val="0"/>
           <w:sz w:val="21"/>
         </w:rPr>
-        <w:t>สำหรับหัวหน้างานขึ้นไป เมนู ทวนสอบผล (Verify)</w:t>
+        <w:t>สำหรับหัวหน้างานขึ้นไป ที่เมนู ทวนสอบผล</w:t>
       </w:r>
     </w:p>
     <w:p>
@@ -1319,7 +1287,7 @@
           <w:color w:val="1F4E79"/>
           <w:sz w:val="30"/>
         </w:rPr>
-        <w:t>6. การติดตามการแก้ไข (ใบแจ้งปัญหา)</w:t>
+        <w:t>6. การติดตามการแก้ไข</w:t>
       </w:r>
     </w:p>
     <w:p>
@@ -1666,7 +1634,7 @@
           <w:rFonts w:ascii="Tahoma" w:hAnsi="Tahoma" w:cs="Tahoma" w:eastAsia="Tahoma"/>
           <w:sz w:val="21"/>
         </w:rPr>
-        <w:t>เปิดเมนู ติดตามการแก้ไข (Issues)</w:t>
+        <w:t>เปิดเมนู ติดตามการแก้ไข</w:t>
       </w:r>
     </w:p>
     <w:p>
@@ -1818,7 +1786,7 @@
           <w:b w:val="0"/>
           <w:sz w:val="21"/>
         </w:rPr>
-        <w:t>ทุกเช้าเวลา 08:30 ระบบจะส่งข้อความเข้ากลุ่ม LINE โดยแบ่งเป็นสองกลุ่มที่ต่างกัน และมีเจ้าของงานคนละคน</w:t>
+        <w:t>ทุกเช้าระบบจะส่งข้อความเข้ากลุ่ม LINE โดยแบ่งเป็นสองกลุ่มที่ต่างกัน และมีเจ้าของงานคนละคน</w:t>
       </w:r>
     </w:p>
     <w:tbl>
@@ -2535,7 +2503,7 @@
           <w:b w:val="0"/>
           <w:sz w:val="21"/>
         </w:rPr>
-        <w:t>ตอบ: ตรวจการตั้งค่าการแจ้งเตือนในหน้าโปรไฟล์ของตนเองก่อน หากยังไม่ได้รับ ให้แจ้งผู้ดูแลระบบเพื่อตรวจบันทึกการทำงานของระบบส่งอีเมล</w:t>
+        <w:t>ตอบ: ตรวจการตั้งค่าการแจ้งเตือนในหน้าโปรไฟล์ของตนเองก่อน หากยังไม่ได้รับ ให้แจ้งผู้ดูแลระบบ</w:t>
       </w:r>
     </w:p>
     <w:p>

--- a/docs/คู่มือการใช้งาน HygienePro.docx
+++ b/docs/คู่มือการใช้งาน HygienePro.docx
@@ -53,7 +53,7 @@
           <w:color w:val="606060"/>
           <w:sz w:val="22"/>
         </w:rPr>
-        <w:t>สำหรับพนักงานตรวจ หัวหน้างาน QA และผู้จัดการ</w:t>
+        <w:t>ฉบับผู้เริ่มต้น — อ่านได้โดยไม่ต้องมีพื้นฐานด้านคอมพิวเตอร์</w:t>
       </w:r>
     </w:p>
     <w:p/>
@@ -164,7 +164,7 @@
                 <w:rFonts w:ascii="Tahoma" w:hAnsi="Tahoma" w:cs="Tahoma" w:eastAsia="Tahoma"/>
                 <w:sz w:val="19"/>
               </w:rPr>
-              <w:t>2.0</w:t>
+              <w:t>3.0</w:t>
             </w:r>
           </w:p>
         </w:tc>
@@ -255,7 +255,7 @@
           <w:color w:val="1F4E79"/>
           <w:sz w:val="30"/>
         </w:rPr>
-        <w:t>1. ระบบนี้ทำงานอย่างไร</w:t>
+        <w:t>วิธีใช้คู่มือเล่มนี้</w:t>
       </w:r>
     </w:p>
     <w:p>
@@ -268,7 +268,247 @@
           <w:b w:val="0"/>
           <w:sz w:val="21"/>
         </w:rPr>
-        <w:t>ก่อนเริ่มใช้งาน ขอให้เข้าใจวงจรสองวงที่แยกจากกัน เพราะความสับสนส่วนใหญ่เกิดจากการเข้าใจว่าเป็นวงจรเดียวกัน</w:t>
+        <w:t>ไม่ต้องอ่านทั้งเล่ม ให้ดูว่าคุณทำหน้าที่ใด แล้วอ่านเฉพาะบทของตัวเอง</w:t>
+      </w:r>
+    </w:p>
+    <w:tbl>
+      <w:tblPr>
+        <w:tblStyle w:val="TableGrid"/>
+        <w:tblW w:type="auto" w:w="0"/>
+        <w:jc w:val="left"/>
+        <w:tblLook w:firstColumn="1" w:firstRow="1" w:lastColumn="0" w:lastRow="0" w:noHBand="0" w:noVBand="1" w:val="04A0"/>
+      </w:tblPr>
+      <w:tblGrid>
+        <w:gridCol w:w="4320"/>
+        <w:gridCol w:w="4320"/>
+      </w:tblGrid>
+      <w:tr>
+        <w:tc>
+          <w:tcPr>
+            <w:tcW w:type="dxa" w:w="3969"/>
+            <w:shd w:val="clear" w:fill="DCE6F1"/>
+          </w:tcPr>
+          <w:p>
+            <w:r/>
+            <w:r>
+              <w:rPr>
+                <w:rFonts w:ascii="Tahoma" w:hAnsi="Tahoma" w:cs="Tahoma" w:eastAsia="Tahoma"/>
+                <w:b/>
+                <w:sz w:val="19"/>
+              </w:rPr>
+              <w:t>คุณทำหน้าที่</w:t>
+            </w:r>
+          </w:p>
+        </w:tc>
+        <w:tc>
+          <w:tcPr>
+            <w:tcW w:type="dxa" w:w="5102"/>
+            <w:shd w:val="clear" w:fill="DCE6F1"/>
+          </w:tcPr>
+          <w:p>
+            <w:r/>
+            <w:r>
+              <w:rPr>
+                <w:rFonts w:ascii="Tahoma" w:hAnsi="Tahoma" w:cs="Tahoma" w:eastAsia="Tahoma"/>
+                <w:b/>
+                <w:sz w:val="19"/>
+              </w:rPr>
+              <w:t>อ่านบทที่</w:t>
+            </w:r>
+          </w:p>
+        </w:tc>
+      </w:tr>
+      <w:tr>
+        <w:tc>
+          <w:tcPr>
+            <w:tcW w:type="dxa" w:w="3969"/>
+          </w:tcPr>
+          <w:p>
+            <w:r/>
+            <w:r>
+              <w:rPr>
+                <w:rFonts w:ascii="Tahoma" w:hAnsi="Tahoma" w:cs="Tahoma" w:eastAsia="Tahoma"/>
+                <w:sz w:val="19"/>
+              </w:rPr>
+              <w:t>เดินตรวจและบันทึกผล</w:t>
+            </w:r>
+          </w:p>
+        </w:tc>
+        <w:tc>
+          <w:tcPr>
+            <w:tcW w:type="dxa" w:w="5102"/>
+          </w:tcPr>
+          <w:p>
+            <w:r/>
+            <w:r>
+              <w:rPr>
+                <w:rFonts w:ascii="Tahoma" w:hAnsi="Tahoma" w:cs="Tahoma" w:eastAsia="Tahoma"/>
+                <w:sz w:val="19"/>
+              </w:rPr>
+              <w:t>บทที่ 1 (ทุกคนอ่าน) และบทที่ 3</w:t>
+            </w:r>
+          </w:p>
+        </w:tc>
+      </w:tr>
+      <w:tr>
+        <w:tc>
+          <w:tcPr>
+            <w:tcW w:type="dxa" w:w="3969"/>
+          </w:tcPr>
+          <w:p>
+            <w:r/>
+            <w:r>
+              <w:rPr>
+                <w:rFonts w:ascii="Tahoma" w:hAnsi="Tahoma" w:cs="Tahoma" w:eastAsia="Tahoma"/>
+                <w:sz w:val="19"/>
+              </w:rPr>
+              <w:t>ตรวจสอบผลที่ลูกน้องบันทึกมา</w:t>
+            </w:r>
+          </w:p>
+        </w:tc>
+        <w:tc>
+          <w:tcPr>
+            <w:tcW w:type="dxa" w:w="5102"/>
+          </w:tcPr>
+          <w:p>
+            <w:r/>
+            <w:r>
+              <w:rPr>
+                <w:rFonts w:ascii="Tahoma" w:hAnsi="Tahoma" w:cs="Tahoma" w:eastAsia="Tahoma"/>
+                <w:sz w:val="19"/>
+              </w:rPr>
+              <w:t>บทที่ 1 และบทที่ 4</w:t>
+            </w:r>
+          </w:p>
+        </w:tc>
+      </w:tr>
+      <w:tr>
+        <w:tc>
+          <w:tcPr>
+            <w:tcW w:type="dxa" w:w="3969"/>
+          </w:tcPr>
+          <w:p>
+            <w:r/>
+            <w:r>
+              <w:rPr>
+                <w:rFonts w:ascii="Tahoma" w:hAnsi="Tahoma" w:cs="Tahoma" w:eastAsia="Tahoma"/>
+                <w:sz w:val="19"/>
+              </w:rPr>
+              <w:t>แก้ไขปัญหาที่ถูกแจ้งมา</w:t>
+            </w:r>
+          </w:p>
+        </w:tc>
+        <w:tc>
+          <w:tcPr>
+            <w:tcW w:type="dxa" w:w="5102"/>
+          </w:tcPr>
+          <w:p>
+            <w:r/>
+            <w:r>
+              <w:rPr>
+                <w:rFonts w:ascii="Tahoma" w:hAnsi="Tahoma" w:cs="Tahoma" w:eastAsia="Tahoma"/>
+                <w:sz w:val="19"/>
+              </w:rPr>
+              <w:t>บทที่ 1 และบทที่ 5</w:t>
+            </w:r>
+          </w:p>
+        </w:tc>
+      </w:tr>
+      <w:tr>
+        <w:tc>
+          <w:tcPr>
+            <w:tcW w:type="dxa" w:w="3969"/>
+          </w:tcPr>
+          <w:p>
+            <w:r/>
+            <w:r>
+              <w:rPr>
+                <w:rFonts w:ascii="Tahoma" w:hAnsi="Tahoma" w:cs="Tahoma" w:eastAsia="Tahoma"/>
+                <w:sz w:val="19"/>
+              </w:rPr>
+              <w:t>อนุมัติผลการตรวจ</w:t>
+            </w:r>
+          </w:p>
+        </w:tc>
+        <w:tc>
+          <w:tcPr>
+            <w:tcW w:type="dxa" w:w="5102"/>
+          </w:tcPr>
+          <w:p>
+            <w:r/>
+            <w:r>
+              <w:rPr>
+                <w:rFonts w:ascii="Tahoma" w:hAnsi="Tahoma" w:cs="Tahoma" w:eastAsia="Tahoma"/>
+                <w:sz w:val="19"/>
+              </w:rPr>
+              <w:t>บทที่ 1 และบทที่ 6</w:t>
+            </w:r>
+          </w:p>
+        </w:tc>
+      </w:tr>
+      <w:tr>
+        <w:tc>
+          <w:tcPr>
+            <w:tcW w:type="dxa" w:w="3969"/>
+          </w:tcPr>
+          <w:p>
+            <w:r/>
+            <w:r>
+              <w:rPr>
+                <w:rFonts w:ascii="Tahoma" w:hAnsi="Tahoma" w:cs="Tahoma" w:eastAsia="Tahoma"/>
+                <w:sz w:val="19"/>
+              </w:rPr>
+              <w:t>ดูแลข้อมูลหลักของระบบ</w:t>
+            </w:r>
+          </w:p>
+        </w:tc>
+        <w:tc>
+          <w:tcPr>
+            <w:tcW w:type="dxa" w:w="5102"/>
+          </w:tcPr>
+          <w:p>
+            <w:r/>
+            <w:r>
+              <w:rPr>
+                <w:rFonts w:ascii="Tahoma" w:hAnsi="Tahoma" w:cs="Tahoma" w:eastAsia="Tahoma"/>
+                <w:sz w:val="19"/>
+              </w:rPr>
+              <w:t>บทที่ 1 และบทที่ 8</w:t>
+            </w:r>
+          </w:p>
+        </w:tc>
+      </w:tr>
+    </w:tbl>
+    <w:p>
+      <w:pPr>
+        <w:spacing w:after="40"/>
+      </w:pPr>
+    </w:p>
+    <w:p>
+      <w:pPr>
+        <w:spacing w:after="120"/>
+      </w:pPr>
+      <w:r>
+        <w:rPr>
+          <w:rFonts w:ascii="Tahoma" w:hAnsi="Tahoma" w:cs="Tahoma" w:eastAsia="Tahoma"/>
+          <w:b w:val="0"/>
+          <w:sz w:val="21"/>
+        </w:rPr>
+        <w:t>กรอบสีเทาในเล่มนี้คือที่สำหรับวางภาพหน้าจอจริง ให้ดูภาพประกอบควบคู่กับขั้นตอน</w:t>
+      </w:r>
+    </w:p>
+    <w:p>
+      <w:pPr>
+        <w:pStyle w:val="Heading1"/>
+      </w:pPr>
+      <w:r>
+        <w:rPr>
+          <w:rFonts w:ascii="Tahoma" w:hAnsi="Tahoma" w:cs="Tahoma" w:eastAsia="Tahoma"/>
+          <w:b/>
+          <w:color w:val="1F4E79"/>
+          <w:sz w:val="30"/>
+        </w:rPr>
+        <w:t>บทที่ 1  เริ่มต้นใช้งานครั้งแรก</w:t>
       </w:r>
     </w:p>
     <w:p>
@@ -282,20 +522,7 @@
           <w:color w:val="1F4E79"/>
           <w:sz w:val="25"/>
         </w:rPr>
-        <w:t>วงจรที่ 1 — รอบการตรวจ</w:t>
-      </w:r>
-    </w:p>
-    <w:p>
-      <w:pPr>
-        <w:spacing w:after="120"/>
-      </w:pPr>
-      <w:r>
-        <w:rPr>
-          <w:rFonts w:ascii="Tahoma" w:hAnsi="Tahoma" w:cs="Tahoma" w:eastAsia="Tahoma"/>
-          <w:b/>
-          <w:sz w:val="21"/>
-        </w:rPr>
-        <w:t>เริ่มรอบ  →  บันทึกผลรายหัวข้อ  →  จบรอบ  →  หัวหน้าทวนสอบ  →  ผู้จัดการอนุมัติ</w:t>
+        <w:t>1.1 ระบบนี้มีไว้ทำอะไร</w:t>
       </w:r>
     </w:p>
     <w:p>
@@ -308,7 +535,7 @@
           <w:b w:val="0"/>
           <w:sz w:val="21"/>
         </w:rPr>
-        <w:t>การกดจบรอบเป็นจุดสำคัญ เพราะเป็นสิ่งที่ทำให้ระบบส่งสรุปผล แจ้งหัวหน้าว่ามีงานรอทวนสอบ และปิดภารกิจสุ่มตรวจ ถ้าไม่กดจบรอบ งานจะค้างอยู่ตรงนั้นโดยไม่มีใครรู้</w:t>
+        <w:t>ระบบนี้ใช้แทนการจดผลการตรวจลงกระดาษ สิ่งที่คุณบันทึกจะถูกเก็บไว้ทันที หัวหน้าเห็นได้เลย และเมื่อมีผู้ตรวจประเมินจากภายนอกมาขอดูย้อนหลัง ก็ค้นหาได้โดยไม่ต้องรื้อแฟ้ม</w:t>
       </w:r>
     </w:p>
     <w:p>
@@ -322,20 +549,1026 @@
           <w:color w:val="1F4E79"/>
           <w:sz w:val="25"/>
         </w:rPr>
-        <w:t>วงจรที่ 2 — ใบแจ้งปัญหา</w:t>
+        <w:t>1.2 เข้าระบบครั้งแรก</w:t>
       </w:r>
     </w:p>
     <w:p>
       <w:pPr>
-        <w:spacing w:after="120"/>
-      </w:pPr>
+        <w:spacing w:after="20"/>
+      </w:pPr>
+      <w:r>
+        <w:rPr>
+          <w:rFonts w:ascii="Tahoma" w:hAnsi="Tahoma" w:cs="Tahoma" w:eastAsia="Tahoma"/>
+          <w:b/>
+          <w:color w:val="1F4E79"/>
+          <w:sz w:val="21"/>
+        </w:rPr>
+        <w:t xml:space="preserve">ขั้นที่ 1  </w:t>
+      </w:r>
       <w:r>
         <w:rPr>
           <w:rFonts w:ascii="Tahoma" w:hAnsi="Tahoma" w:cs="Tahoma" w:eastAsia="Tahoma"/>
           <w:b/>
           <w:sz w:val="21"/>
         </w:rPr>
-        <w:t>พบสิ่งที่ไม่ผ่าน  →  ออกใบแจ้งปัญหา  →  มอบหมายผู้รับผิดชอบ  →  บันทึกการแก้ไข  →  QA ทวนสอบ  →  ปิดใบ</w:t>
+        <w:t>เปิดลิงก์หรือทางลัดที่ฝ่ายสารสนเทศให้ไว้</w:t>
+      </w:r>
+    </w:p>
+    <w:p>
+      <w:pPr>
+        <w:spacing w:after="160"/>
+        <w:ind w:left="907"/>
+      </w:pPr>
+      <w:r>
+        <w:rPr>
+          <w:rFonts w:ascii="Tahoma" w:hAnsi="Tahoma" w:cs="Tahoma" w:eastAsia="Tahoma"/>
+          <w:color w:val="606060"/>
+          <w:sz w:val="20"/>
+        </w:rPr>
+        <w:t>จะเห็น: หน้าจอให้กรอกอีเมลและรหัสผ่าน</w:t>
+      </w:r>
+    </w:p>
+    <w:p>
+      <w:pPr>
+        <w:spacing w:after="20"/>
+      </w:pPr>
+      <w:r>
+        <w:rPr>
+          <w:rFonts w:ascii="Tahoma" w:hAnsi="Tahoma" w:cs="Tahoma" w:eastAsia="Tahoma"/>
+          <w:b/>
+          <w:color w:val="1F4E79"/>
+          <w:sz w:val="21"/>
+        </w:rPr>
+        <w:t xml:space="preserve">ขั้นที่ 2  </w:t>
+      </w:r>
+      <w:r>
+        <w:rPr>
+          <w:rFonts w:ascii="Tahoma" w:hAnsi="Tahoma" w:cs="Tahoma" w:eastAsia="Tahoma"/>
+          <w:b/>
+          <w:sz w:val="21"/>
+        </w:rPr>
+        <w:t>หากเบราว์เซอร์ขึ้นคำเตือนเรื่องความปลอดภัย ให้กดดำเนินการต่อ</w:t>
+      </w:r>
+    </w:p>
+    <w:p>
+      <w:pPr>
+        <w:spacing w:after="160"/>
+        <w:ind w:left="907"/>
+      </w:pPr>
+      <w:r>
+        <w:rPr>
+          <w:rFonts w:ascii="Tahoma" w:hAnsi="Tahoma" w:cs="Tahoma" w:eastAsia="Tahoma"/>
+          <w:color w:val="606060"/>
+          <w:sz w:val="20"/>
+        </w:rPr>
+        <w:t>จะเห็น: คำเตือนนี้เกิดเพราะเป็นระบบภายในองค์กร ไม่ใช่เว็บอันตราย กดต่อได้</w:t>
+      </w:r>
+    </w:p>
+    <w:p>
+      <w:pPr>
+        <w:spacing w:after="20"/>
+      </w:pPr>
+      <w:r>
+        <w:rPr>
+          <w:rFonts w:ascii="Tahoma" w:hAnsi="Tahoma" w:cs="Tahoma" w:eastAsia="Tahoma"/>
+          <w:b/>
+          <w:color w:val="1F4E79"/>
+          <w:sz w:val="21"/>
+        </w:rPr>
+        <w:t xml:space="preserve">ขั้นที่ 3  </w:t>
+      </w:r>
+      <w:r>
+        <w:rPr>
+          <w:rFonts w:ascii="Tahoma" w:hAnsi="Tahoma" w:cs="Tahoma" w:eastAsia="Tahoma"/>
+          <w:b/>
+          <w:sz w:val="21"/>
+        </w:rPr>
+        <w:t>กรอกอีเมลและรหัสผ่านที่ผู้ดูแลระบบให้มา แล้วกดเข้าสู่ระบบ</w:t>
+      </w:r>
+    </w:p>
+    <w:p>
+      <w:pPr>
+        <w:spacing w:after="160"/>
+        <w:ind w:left="907"/>
+      </w:pPr>
+      <w:r>
+        <w:rPr>
+          <w:rFonts w:ascii="Tahoma" w:hAnsi="Tahoma" w:cs="Tahoma" w:eastAsia="Tahoma"/>
+          <w:color w:val="606060"/>
+          <w:sz w:val="20"/>
+        </w:rPr>
+        <w:t>จะเห็น: หน้าแดชบอร์ด ซึ่งเป็นหน้าแรกของระบบ</w:t>
+      </w:r>
+    </w:p>
+    <w:tbl>
+      <w:tblPr>
+        <w:tblStyle w:val="TableGrid"/>
+        <w:tblW w:type="auto" w:w="0"/>
+        <w:tblLook w:firstColumn="1" w:firstRow="1" w:lastColumn="0" w:lastRow="0" w:noHBand="0" w:noVBand="1" w:val="04A0"/>
+      </w:tblPr>
+      <w:tblGrid>
+        <w:gridCol w:w="8640"/>
+      </w:tblGrid>
+      <w:tr>
+        <w:tc>
+          <w:tcPr>
+            <w:tcW w:type="dxa" w:w="8640"/>
+            <w:shd w:val="clear" w:fill="F2F2F2"/>
+          </w:tcPr>
+          <w:p>
+            <w:pPr>
+              <w:jc w:val="center"/>
+            </w:pPr>
+            <w:r/>
+            <w:r>
+              <w:rPr>
+                <w:rFonts w:ascii="Tahoma" w:hAnsi="Tahoma" w:cs="Tahoma" w:eastAsia="Tahoma"/>
+                <w:color w:val="606060"/>
+                <w:sz w:val="18"/>
+              </w:rPr>
+              <w:br/>
+              <w:t>[ ภาพหน้าจอ ]</w:t>
+              <w:br/>
+            </w:r>
+          </w:p>
+        </w:tc>
+      </w:tr>
+      <w:tr>
+        <w:tc>
+          <w:tcPr>
+            <w:tcW w:type="dxa" w:w="8640"/>
+          </w:tcPr>
+          <w:p>
+            <w:pPr>
+              <w:jc w:val="center"/>
+            </w:pPr>
+            <w:r/>
+            <w:r>
+              <w:rPr>
+                <w:rFonts w:ascii="Tahoma" w:hAnsi="Tahoma" w:cs="Tahoma" w:eastAsia="Tahoma"/>
+                <w:color w:val="606060"/>
+                <w:sz w:val="18"/>
+              </w:rPr>
+              <w:t>ภาพที่ 1 — หน้าเข้าสู่ระบบ</w:t>
+            </w:r>
+          </w:p>
+        </w:tc>
+      </w:tr>
+    </w:tbl>
+    <w:p>
+      <w:pPr>
+        <w:spacing w:after="40"/>
+      </w:pPr>
+    </w:p>
+    <w:tbl>
+      <w:tblPr>
+        <w:tblStyle w:val="TableGrid"/>
+        <w:tblW w:type="auto" w:w="0"/>
+        <w:tblLook w:firstColumn="1" w:firstRow="1" w:lastColumn="0" w:lastRow="0" w:noHBand="0" w:noVBand="1" w:val="04A0"/>
+      </w:tblPr>
+      <w:tblGrid>
+        <w:gridCol w:w="8640"/>
+      </w:tblGrid>
+      <w:tr>
+        <w:tc>
+          <w:tcPr>
+            <w:tcW w:type="dxa" w:w="8640"/>
+            <w:shd w:val="clear" w:fill="FFF4CE"/>
+          </w:tcPr>
+          <w:p>
+            <w:r/>
+            <w:r>
+              <w:rPr>
+                <w:rFonts w:ascii="Tahoma" w:hAnsi="Tahoma" w:cs="Tahoma" w:eastAsia="Tahoma"/>
+                <w:sz w:val="19"/>
+              </w:rPr>
+              <w:t>ควรเปลี่ยนรหัสผ่านทันทีหลังเข้าครั้งแรก โดยกดที่ชื่อของคุณมุมซ้ายล่าง แล้วเลือกแก้ไขโปรไฟล์</w:t>
+            </w:r>
+          </w:p>
+        </w:tc>
+      </w:tr>
+    </w:tbl>
+    <w:p>
+      <w:pPr>
+        <w:spacing w:after="40"/>
+      </w:pPr>
+    </w:p>
+    <w:p>
+      <w:pPr>
+        <w:pStyle w:val="Heading2"/>
+      </w:pPr>
+      <w:r>
+        <w:rPr>
+          <w:rFonts w:ascii="Tahoma" w:hAnsi="Tahoma" w:cs="Tahoma" w:eastAsia="Tahoma"/>
+          <w:b/>
+          <w:color w:val="1F4E79"/>
+          <w:sz w:val="25"/>
+        </w:rPr>
+        <w:t>1.3 ส่วนประกอบของหน้าจอ</w:t>
+      </w:r>
+    </w:p>
+    <w:tbl>
+      <w:tblPr>
+        <w:tblStyle w:val="TableGrid"/>
+        <w:tblW w:type="auto" w:w="0"/>
+        <w:jc w:val="left"/>
+        <w:tblLook w:firstColumn="1" w:firstRow="1" w:lastColumn="0" w:lastRow="0" w:noHBand="0" w:noVBand="1" w:val="04A0"/>
+      </w:tblPr>
+      <w:tblGrid>
+        <w:gridCol w:w="4320"/>
+        <w:gridCol w:w="4320"/>
+      </w:tblGrid>
+      <w:tr>
+        <w:tc>
+          <w:tcPr>
+            <w:tcW w:type="dxa" w:w="2835"/>
+            <w:shd w:val="clear" w:fill="DCE6F1"/>
+          </w:tcPr>
+          <w:p>
+            <w:r/>
+            <w:r>
+              <w:rPr>
+                <w:rFonts w:ascii="Tahoma" w:hAnsi="Tahoma" w:cs="Tahoma" w:eastAsia="Tahoma"/>
+                <w:b/>
+                <w:sz w:val="19"/>
+              </w:rPr>
+              <w:t>ตำแหน่ง</w:t>
+            </w:r>
+          </w:p>
+        </w:tc>
+        <w:tc>
+          <w:tcPr>
+            <w:tcW w:type="dxa" w:w="6236"/>
+            <w:shd w:val="clear" w:fill="DCE6F1"/>
+          </w:tcPr>
+          <w:p>
+            <w:r/>
+            <w:r>
+              <w:rPr>
+                <w:rFonts w:ascii="Tahoma" w:hAnsi="Tahoma" w:cs="Tahoma" w:eastAsia="Tahoma"/>
+                <w:b/>
+                <w:sz w:val="19"/>
+              </w:rPr>
+              <w:t>คืออะไร</w:t>
+            </w:r>
+          </w:p>
+        </w:tc>
+      </w:tr>
+      <w:tr>
+        <w:tc>
+          <w:tcPr>
+            <w:tcW w:type="dxa" w:w="2835"/>
+          </w:tcPr>
+          <w:p>
+            <w:r/>
+            <w:r>
+              <w:rPr>
+                <w:rFonts w:ascii="Tahoma" w:hAnsi="Tahoma" w:cs="Tahoma" w:eastAsia="Tahoma"/>
+                <w:sz w:val="19"/>
+              </w:rPr>
+              <w:t>แถบซ้ายมือ</w:t>
+            </w:r>
+          </w:p>
+        </w:tc>
+        <w:tc>
+          <w:tcPr>
+            <w:tcW w:type="dxa" w:w="6236"/>
+          </w:tcPr>
+          <w:p>
+            <w:r/>
+            <w:r>
+              <w:rPr>
+                <w:rFonts w:ascii="Tahoma" w:hAnsi="Tahoma" w:cs="Tahoma" w:eastAsia="Tahoma"/>
+                <w:sz w:val="19"/>
+              </w:rPr>
+              <w:t>เมนูทั้งหมด กดเพื่อย้ายไปแต่ละหน้า</w:t>
+            </w:r>
+          </w:p>
+        </w:tc>
+      </w:tr>
+      <w:tr>
+        <w:tc>
+          <w:tcPr>
+            <w:tcW w:type="dxa" w:w="2835"/>
+          </w:tcPr>
+          <w:p>
+            <w:r/>
+            <w:r>
+              <w:rPr>
+                <w:rFonts w:ascii="Tahoma" w:hAnsi="Tahoma" w:cs="Tahoma" w:eastAsia="Tahoma"/>
+                <w:sz w:val="19"/>
+              </w:rPr>
+              <w:t>มุมซ้ายล่าง</w:t>
+            </w:r>
+          </w:p>
+        </w:tc>
+        <w:tc>
+          <w:tcPr>
+            <w:tcW w:type="dxa" w:w="6236"/>
+          </w:tcPr>
+          <w:p>
+            <w:r/>
+            <w:r>
+              <w:rPr>
+                <w:rFonts w:ascii="Tahoma" w:hAnsi="Tahoma" w:cs="Tahoma" w:eastAsia="Tahoma"/>
+                <w:sz w:val="19"/>
+              </w:rPr>
+              <w:t>ชื่อของคุณ กดเพื่อแก้ไขโปรไฟล์หรือออกจากระบบ</w:t>
+            </w:r>
+          </w:p>
+        </w:tc>
+      </w:tr>
+      <w:tr>
+        <w:tc>
+          <w:tcPr>
+            <w:tcW w:type="dxa" w:w="2835"/>
+          </w:tcPr>
+          <w:p>
+            <w:r/>
+            <w:r>
+              <w:rPr>
+                <w:rFonts w:ascii="Tahoma" w:hAnsi="Tahoma" w:cs="Tahoma" w:eastAsia="Tahoma"/>
+                <w:sz w:val="19"/>
+              </w:rPr>
+              <w:t>รูปกระดิ่งมุมขวาบน</w:t>
+            </w:r>
+          </w:p>
+        </w:tc>
+        <w:tc>
+          <w:tcPr>
+            <w:tcW w:type="dxa" w:w="6236"/>
+          </w:tcPr>
+          <w:p>
+            <w:r/>
+            <w:r>
+              <w:rPr>
+                <w:rFonts w:ascii="Tahoma" w:hAnsi="Tahoma" w:cs="Tahoma" w:eastAsia="Tahoma"/>
+                <w:sz w:val="19"/>
+              </w:rPr>
+              <w:t>การแจ้งเตือน ตัวเลขสีแดงคือจำนวนเรื่องที่ยังไม่ได้อ่าน</w:t>
+            </w:r>
+          </w:p>
+        </w:tc>
+      </w:tr>
+      <w:tr>
+        <w:tc>
+          <w:tcPr>
+            <w:tcW w:type="dxa" w:w="2835"/>
+          </w:tcPr>
+          <w:p>
+            <w:r/>
+            <w:r>
+              <w:rPr>
+                <w:rFonts w:ascii="Tahoma" w:hAnsi="Tahoma" w:cs="Tahoma" w:eastAsia="Tahoma"/>
+                <w:sz w:val="19"/>
+              </w:rPr>
+              <w:t>กลางหน้าจอ</w:t>
+            </w:r>
+          </w:p>
+        </w:tc>
+        <w:tc>
+          <w:tcPr>
+            <w:tcW w:type="dxa" w:w="6236"/>
+          </w:tcPr>
+          <w:p>
+            <w:r/>
+            <w:r>
+              <w:rPr>
+                <w:rFonts w:ascii="Tahoma" w:hAnsi="Tahoma" w:cs="Tahoma" w:eastAsia="Tahoma"/>
+                <w:sz w:val="19"/>
+              </w:rPr>
+              <w:t>เนื้อหาของเมนูที่เลือกอยู่</w:t>
+            </w:r>
+          </w:p>
+        </w:tc>
+      </w:tr>
+    </w:tbl>
+    <w:p>
+      <w:pPr>
+        <w:spacing w:after="40"/>
+      </w:pPr>
+    </w:p>
+    <w:tbl>
+      <w:tblPr>
+        <w:tblStyle w:val="TableGrid"/>
+        <w:tblW w:type="auto" w:w="0"/>
+        <w:tblLook w:firstColumn="1" w:firstRow="1" w:lastColumn="0" w:lastRow="0" w:noHBand="0" w:noVBand="1" w:val="04A0"/>
+      </w:tblPr>
+      <w:tblGrid>
+        <w:gridCol w:w="8640"/>
+      </w:tblGrid>
+      <w:tr>
+        <w:tc>
+          <w:tcPr>
+            <w:tcW w:type="dxa" w:w="8640"/>
+            <w:shd w:val="clear" w:fill="F2F2F2"/>
+          </w:tcPr>
+          <w:p>
+            <w:pPr>
+              <w:jc w:val="center"/>
+            </w:pPr>
+            <w:r/>
+            <w:r>
+              <w:rPr>
+                <w:rFonts w:ascii="Tahoma" w:hAnsi="Tahoma" w:cs="Tahoma" w:eastAsia="Tahoma"/>
+                <w:color w:val="606060"/>
+                <w:sz w:val="18"/>
+              </w:rPr>
+              <w:br/>
+              <w:t>[ ภาพหน้าจอ ]</w:t>
+              <w:br/>
+            </w:r>
+          </w:p>
+        </w:tc>
+      </w:tr>
+      <w:tr>
+        <w:tc>
+          <w:tcPr>
+            <w:tcW w:type="dxa" w:w="8640"/>
+          </w:tcPr>
+          <w:p>
+            <w:pPr>
+              <w:jc w:val="center"/>
+            </w:pPr>
+            <w:r/>
+            <w:r>
+              <w:rPr>
+                <w:rFonts w:ascii="Tahoma" w:hAnsi="Tahoma" w:cs="Tahoma" w:eastAsia="Tahoma"/>
+                <w:color w:val="606060"/>
+                <w:sz w:val="18"/>
+              </w:rPr>
+              <w:t>ภาพที่ 2 — หน้าแดชบอร์ด ชี้ตำแหน่งเมนู ชื่อผู้ใช้ และกระดิ่งแจ้งเตือน</w:t>
+            </w:r>
+          </w:p>
+        </w:tc>
+      </w:tr>
+    </w:tbl>
+    <w:p>
+      <w:pPr>
+        <w:spacing w:after="40"/>
+      </w:pPr>
+    </w:p>
+    <w:p>
+      <w:pPr>
+        <w:spacing w:after="120"/>
+      </w:pPr>
+      <w:r>
+        <w:rPr>
+          <w:rFonts w:ascii="Tahoma" w:hAnsi="Tahoma" w:cs="Tahoma" w:eastAsia="Tahoma"/>
+          <w:b w:val="0"/>
+          <w:sz w:val="21"/>
+        </w:rPr>
+        <w:t>ใช้บนมือถือได้เช่นกัน เมนูจะย่อเป็นรูปขีดสามขีดที่มุมบนซ้าย</w:t>
+      </w:r>
+    </w:p>
+    <w:p>
+      <w:pPr>
+        <w:pStyle w:val="Heading2"/>
+      </w:pPr>
+      <w:r>
+        <w:rPr>
+          <w:rFonts w:ascii="Tahoma" w:hAnsi="Tahoma" w:cs="Tahoma" w:eastAsia="Tahoma"/>
+          <w:b/>
+          <w:color w:val="1F4E79"/>
+          <w:sz w:val="25"/>
+        </w:rPr>
+        <w:t>1.4 คำที่พบบนหน้าจอ แปลว่าอะไร</w:t>
+      </w:r>
+    </w:p>
+    <w:p>
+      <w:pPr>
+        <w:spacing w:after="120"/>
+      </w:pPr>
+      <w:r>
+        <w:rPr>
+          <w:rFonts w:ascii="Tahoma" w:hAnsi="Tahoma" w:cs="Tahoma" w:eastAsia="Tahoma"/>
+          <w:b w:val="0"/>
+          <w:sz w:val="21"/>
+        </w:rPr>
+        <w:t>หน้าจอบางส่วนใช้คำภาษาอังกฤษ ตารางนี้คือความหมายทั้งหมดที่ต้องรู้</w:t>
+      </w:r>
+    </w:p>
+    <w:tbl>
+      <w:tblPr>
+        <w:tblStyle w:val="TableGrid"/>
+        <w:tblW w:type="auto" w:w="0"/>
+        <w:jc w:val="left"/>
+        <w:tblLook w:firstColumn="1" w:firstRow="1" w:lastColumn="0" w:lastRow="0" w:noHBand="0" w:noVBand="1" w:val="04A0"/>
+      </w:tblPr>
+      <w:tblGrid>
+        <w:gridCol w:w="4320"/>
+        <w:gridCol w:w="4320"/>
+      </w:tblGrid>
+      <w:tr>
+        <w:tc>
+          <w:tcPr>
+            <w:tcW w:type="dxa" w:w="2835"/>
+            <w:shd w:val="clear" w:fill="DCE6F1"/>
+          </w:tcPr>
+          <w:p>
+            <w:r/>
+            <w:r>
+              <w:rPr>
+                <w:rFonts w:ascii="Tahoma" w:hAnsi="Tahoma" w:cs="Tahoma" w:eastAsia="Tahoma"/>
+                <w:b/>
+                <w:sz w:val="19"/>
+              </w:rPr>
+              <w:t>คำที่เห็น</w:t>
+            </w:r>
+          </w:p>
+        </w:tc>
+        <w:tc>
+          <w:tcPr>
+            <w:tcW w:type="dxa" w:w="6236"/>
+            <w:shd w:val="clear" w:fill="DCE6F1"/>
+          </w:tcPr>
+          <w:p>
+            <w:r/>
+            <w:r>
+              <w:rPr>
+                <w:rFonts w:ascii="Tahoma" w:hAnsi="Tahoma" w:cs="Tahoma" w:eastAsia="Tahoma"/>
+                <w:b/>
+                <w:sz w:val="19"/>
+              </w:rPr>
+              <w:t>แปลว่า</w:t>
+            </w:r>
+          </w:p>
+        </w:tc>
+      </w:tr>
+      <w:tr>
+        <w:tc>
+          <w:tcPr>
+            <w:tcW w:type="dxa" w:w="2835"/>
+          </w:tcPr>
+          <w:p>
+            <w:r/>
+            <w:r>
+              <w:rPr>
+                <w:rFonts w:ascii="Tahoma" w:hAnsi="Tahoma" w:cs="Tahoma" w:eastAsia="Tahoma"/>
+                <w:sz w:val="19"/>
+              </w:rPr>
+              <w:t>รอบการตรวจ (Session)</w:t>
+            </w:r>
+          </w:p>
+        </w:tc>
+        <w:tc>
+          <w:tcPr>
+            <w:tcW w:type="dxa" w:w="6236"/>
+          </w:tcPr>
+          <w:p>
+            <w:r/>
+            <w:r>
+              <w:rPr>
+                <w:rFonts w:ascii="Tahoma" w:hAnsi="Tahoma" w:cs="Tahoma" w:eastAsia="Tahoma"/>
+                <w:sz w:val="19"/>
+              </w:rPr>
+              <w:t>การตรวจหนึ่งครั้ง ของหนึ่งแผนก หนึ่งกะ ในวันหนึ่ง</w:t>
+            </w:r>
+          </w:p>
+        </w:tc>
+      </w:tr>
+      <w:tr>
+        <w:tc>
+          <w:tcPr>
+            <w:tcW w:type="dxa" w:w="2835"/>
+          </w:tcPr>
+          <w:p>
+            <w:r/>
+            <w:r>
+              <w:rPr>
+                <w:rFonts w:ascii="Tahoma" w:hAnsi="Tahoma" w:cs="Tahoma" w:eastAsia="Tahoma"/>
+                <w:sz w:val="19"/>
+              </w:rPr>
+              <w:t>หัวข้อตรวจ (Checkpoint)</w:t>
+            </w:r>
+          </w:p>
+        </w:tc>
+        <w:tc>
+          <w:tcPr>
+            <w:tcW w:type="dxa" w:w="6236"/>
+          </w:tcPr>
+          <w:p>
+            <w:r/>
+            <w:r>
+              <w:rPr>
+                <w:rFonts w:ascii="Tahoma" w:hAnsi="Tahoma" w:cs="Tahoma" w:eastAsia="Tahoma"/>
+                <w:sz w:val="19"/>
+              </w:rPr>
+              <w:t>สิ่งที่ต้องตรวจแต่ละข้อ เช่น ล้างมือ แต่งกาย ความสะอาด</w:t>
+            </w:r>
+          </w:p>
+        </w:tc>
+      </w:tr>
+      <w:tr>
+        <w:tc>
+          <w:tcPr>
+            <w:tcW w:type="dxa" w:w="2835"/>
+          </w:tcPr>
+          <w:p>
+            <w:r/>
+            <w:r>
+              <w:rPr>
+                <w:rFonts w:ascii="Tahoma" w:hAnsi="Tahoma" w:cs="Tahoma" w:eastAsia="Tahoma"/>
+                <w:sz w:val="19"/>
+              </w:rPr>
+              <w:t>ใบแจ้งปัญหา (CAR)</w:t>
+            </w:r>
+          </w:p>
+        </w:tc>
+        <w:tc>
+          <w:tcPr>
+            <w:tcW w:type="dxa" w:w="6236"/>
+          </w:tcPr>
+          <w:p>
+            <w:r/>
+            <w:r>
+              <w:rPr>
+                <w:rFonts w:ascii="Tahoma" w:hAnsi="Tahoma" w:cs="Tahoma" w:eastAsia="Tahoma"/>
+                <w:sz w:val="19"/>
+              </w:rPr>
+              <w:t>ใบงานที่ระบบสร้างให้เมื่อตรวจเจอสิ่งที่ไม่ผ่าน</w:t>
+            </w:r>
+          </w:p>
+        </w:tc>
+      </w:tr>
+      <w:tr>
+        <w:tc>
+          <w:tcPr>
+            <w:tcW w:type="dxa" w:w="2835"/>
+          </w:tcPr>
+          <w:p>
+            <w:r/>
+            <w:r>
+              <w:rPr>
+                <w:rFonts w:ascii="Tahoma" w:hAnsi="Tahoma" w:cs="Tahoma" w:eastAsia="Tahoma"/>
+                <w:sz w:val="19"/>
+              </w:rPr>
+              <w:t>Open</w:t>
+            </w:r>
+          </w:p>
+        </w:tc>
+        <w:tc>
+          <w:tcPr>
+            <w:tcW w:type="dxa" w:w="6236"/>
+          </w:tcPr>
+          <w:p>
+            <w:r/>
+            <w:r>
+              <w:rPr>
+                <w:rFonts w:ascii="Tahoma" w:hAnsi="Tahoma" w:cs="Tahoma" w:eastAsia="Tahoma"/>
+                <w:sz w:val="19"/>
+              </w:rPr>
+              <w:t>เพิ่งแจ้งปัญหา ยังไม่มีผู้รับผิดชอบ</w:t>
+            </w:r>
+          </w:p>
+        </w:tc>
+      </w:tr>
+      <w:tr>
+        <w:tc>
+          <w:tcPr>
+            <w:tcW w:type="dxa" w:w="2835"/>
+          </w:tcPr>
+          <w:p>
+            <w:r/>
+            <w:r>
+              <w:rPr>
+                <w:rFonts w:ascii="Tahoma" w:hAnsi="Tahoma" w:cs="Tahoma" w:eastAsia="Tahoma"/>
+                <w:sz w:val="19"/>
+              </w:rPr>
+              <w:t>Assigned</w:t>
+            </w:r>
+          </w:p>
+        </w:tc>
+        <w:tc>
+          <w:tcPr>
+            <w:tcW w:type="dxa" w:w="6236"/>
+          </w:tcPr>
+          <w:p>
+            <w:r/>
+            <w:r>
+              <w:rPr>
+                <w:rFonts w:ascii="Tahoma" w:hAnsi="Tahoma" w:cs="Tahoma" w:eastAsia="Tahoma"/>
+                <w:sz w:val="19"/>
+              </w:rPr>
+              <w:t>มอบหมายให้คนใดคนหนึ่งแล้ว รอการแก้ไข</w:t>
+            </w:r>
+          </w:p>
+        </w:tc>
+      </w:tr>
+      <w:tr>
+        <w:tc>
+          <w:tcPr>
+            <w:tcW w:type="dxa" w:w="2835"/>
+          </w:tcPr>
+          <w:p>
+            <w:r/>
+            <w:r>
+              <w:rPr>
+                <w:rFonts w:ascii="Tahoma" w:hAnsi="Tahoma" w:cs="Tahoma" w:eastAsia="Tahoma"/>
+                <w:sz w:val="19"/>
+              </w:rPr>
+              <w:t>Resolved</w:t>
+            </w:r>
+          </w:p>
+        </w:tc>
+        <w:tc>
+          <w:tcPr>
+            <w:tcW w:type="dxa" w:w="6236"/>
+          </w:tcPr>
+          <w:p>
+            <w:r/>
+            <w:r>
+              <w:rPr>
+                <w:rFonts w:ascii="Tahoma" w:hAnsi="Tahoma" w:cs="Tahoma" w:eastAsia="Tahoma"/>
+                <w:sz w:val="19"/>
+              </w:rPr>
+              <w:t>แก้ไขเสร็จแล้ว รอ QA มาตรวจสอบ ยังไม่ปิด</w:t>
+            </w:r>
+          </w:p>
+        </w:tc>
+      </w:tr>
+      <w:tr>
+        <w:tc>
+          <w:tcPr>
+            <w:tcW w:type="dxa" w:w="2835"/>
+          </w:tcPr>
+          <w:p>
+            <w:r/>
+            <w:r>
+              <w:rPr>
+                <w:rFonts w:ascii="Tahoma" w:hAnsi="Tahoma" w:cs="Tahoma" w:eastAsia="Tahoma"/>
+                <w:sz w:val="19"/>
+              </w:rPr>
+              <w:t>Verified</w:t>
+            </w:r>
+          </w:p>
+        </w:tc>
+        <w:tc>
+          <w:tcPr>
+            <w:tcW w:type="dxa" w:w="6236"/>
+          </w:tcPr>
+          <w:p>
+            <w:r/>
+            <w:r>
+              <w:rPr>
+                <w:rFonts w:ascii="Tahoma" w:hAnsi="Tahoma" w:cs="Tahoma" w:eastAsia="Tahoma"/>
+                <w:sz w:val="19"/>
+              </w:rPr>
+              <w:t>QA ตรวจสอบแล้วว่าแก้ไขจริง</w:t>
+            </w:r>
+          </w:p>
+        </w:tc>
+      </w:tr>
+      <w:tr>
+        <w:tc>
+          <w:tcPr>
+            <w:tcW w:type="dxa" w:w="2835"/>
+          </w:tcPr>
+          <w:p>
+            <w:r/>
+            <w:r>
+              <w:rPr>
+                <w:rFonts w:ascii="Tahoma" w:hAnsi="Tahoma" w:cs="Tahoma" w:eastAsia="Tahoma"/>
+                <w:sz w:val="19"/>
+              </w:rPr>
+              <w:t>Closed</w:t>
+            </w:r>
+          </w:p>
+        </w:tc>
+        <w:tc>
+          <w:tcPr>
+            <w:tcW w:type="dxa" w:w="6236"/>
+          </w:tcPr>
+          <w:p>
+            <w:r/>
+            <w:r>
+              <w:rPr>
+                <w:rFonts w:ascii="Tahoma" w:hAnsi="Tahoma" w:cs="Tahoma" w:eastAsia="Tahoma"/>
+                <w:sz w:val="19"/>
+              </w:rPr>
+              <w:t>ปิดเรียบร้อย จบเรื่อง</w:t>
+            </w:r>
+          </w:p>
+        </w:tc>
+      </w:tr>
+      <w:tr>
+        <w:tc>
+          <w:tcPr>
+            <w:tcW w:type="dxa" w:w="2835"/>
+          </w:tcPr>
+          <w:p>
+            <w:r/>
+            <w:r>
+              <w:rPr>
+                <w:rFonts w:ascii="Tahoma" w:hAnsi="Tahoma" w:cs="Tahoma" w:eastAsia="Tahoma"/>
+                <w:sz w:val="19"/>
+              </w:rPr>
+              <w:t>Overdue</w:t>
+            </w:r>
+          </w:p>
+        </w:tc>
+        <w:tc>
+          <w:tcPr>
+            <w:tcW w:type="dxa" w:w="6236"/>
+          </w:tcPr>
+          <w:p>
+            <w:r/>
+            <w:r>
+              <w:rPr>
+                <w:rFonts w:ascii="Tahoma" w:hAnsi="Tahoma" w:cs="Tahoma" w:eastAsia="Tahoma"/>
+                <w:sz w:val="19"/>
+              </w:rPr>
+              <w:t>เลยวันที่กำหนดให้แก้ไขเสร็จแล้ว</w:t>
+            </w:r>
+          </w:p>
+        </w:tc>
+      </w:tr>
+      <w:tr>
+        <w:tc>
+          <w:tcPr>
+            <w:tcW w:type="dxa" w:w="2835"/>
+          </w:tcPr>
+          <w:p>
+            <w:r/>
+            <w:r>
+              <w:rPr>
+                <w:rFonts w:ascii="Tahoma" w:hAnsi="Tahoma" w:cs="Tahoma" w:eastAsia="Tahoma"/>
+                <w:sz w:val="19"/>
+              </w:rPr>
+              <w:t>กำลังตรวจ</w:t>
+            </w:r>
+          </w:p>
+        </w:tc>
+        <w:tc>
+          <w:tcPr>
+            <w:tcW w:type="dxa" w:w="6236"/>
+          </w:tcPr>
+          <w:p>
+            <w:r/>
+            <w:r>
+              <w:rPr>
+                <w:rFonts w:ascii="Tahoma" w:hAnsi="Tahoma" w:cs="Tahoma" w:eastAsia="Tahoma"/>
+                <w:sz w:val="19"/>
+              </w:rPr>
+              <w:t>รอบตรวจเปิดอยู่ ยังไม่ได้กดจบรอบ</w:t>
+            </w:r>
+          </w:p>
+        </w:tc>
+      </w:tr>
+      <w:tr>
+        <w:tc>
+          <w:tcPr>
+            <w:tcW w:type="dxa" w:w="2835"/>
+          </w:tcPr>
+          <w:p>
+            <w:r/>
+            <w:r>
+              <w:rPr>
+                <w:rFonts w:ascii="Tahoma" w:hAnsi="Tahoma" w:cs="Tahoma" w:eastAsia="Tahoma"/>
+                <w:sz w:val="19"/>
+              </w:rPr>
+              <w:t>Completed</w:t>
+            </w:r>
+          </w:p>
+        </w:tc>
+        <w:tc>
+          <w:tcPr>
+            <w:tcW w:type="dxa" w:w="6236"/>
+          </w:tcPr>
+          <w:p>
+            <w:r/>
+            <w:r>
+              <w:rPr>
+                <w:rFonts w:ascii="Tahoma" w:hAnsi="Tahoma" w:cs="Tahoma" w:eastAsia="Tahoma"/>
+                <w:sz w:val="19"/>
+              </w:rPr>
+              <w:t>รอบตรวจจบแล้ว ไม่ได้แปลว่าผ่านการตรวจสอบจากหัวหน้าแล้ว</w:t>
+            </w:r>
+          </w:p>
+        </w:tc>
+      </w:tr>
+      <w:tr>
+        <w:tc>
+          <w:tcPr>
+            <w:tcW w:type="dxa" w:w="2835"/>
+          </w:tcPr>
+          <w:p>
+            <w:r/>
+            <w:r>
+              <w:rPr>
+                <w:rFonts w:ascii="Tahoma" w:hAnsi="Tahoma" w:cs="Tahoma" w:eastAsia="Tahoma"/>
+                <w:sz w:val="19"/>
+              </w:rPr>
+              <w:t>ทวนสอบ (Verify)</w:t>
+            </w:r>
+          </w:p>
+        </w:tc>
+        <w:tc>
+          <w:tcPr>
+            <w:tcW w:type="dxa" w:w="6236"/>
+          </w:tcPr>
+          <w:p>
+            <w:r/>
+            <w:r>
+              <w:rPr>
+                <w:rFonts w:ascii="Tahoma" w:hAnsi="Tahoma" w:cs="Tahoma" w:eastAsia="Tahoma"/>
+                <w:sz w:val="19"/>
+              </w:rPr>
+              <w:t>หัวหน้าหรือ QA ตรวจทานสิ่งที่ผู้ตรวจบันทึกมา</w:t>
+            </w:r>
+          </w:p>
+        </w:tc>
+      </w:tr>
+      <w:tr>
+        <w:tc>
+          <w:tcPr>
+            <w:tcW w:type="dxa" w:w="2835"/>
+          </w:tcPr>
+          <w:p>
+            <w:r/>
+            <w:r>
+              <w:rPr>
+                <w:rFonts w:ascii="Tahoma" w:hAnsi="Tahoma" w:cs="Tahoma" w:eastAsia="Tahoma"/>
+                <w:sz w:val="19"/>
+              </w:rPr>
+              <w:t>อนุมัติ (Approve)</w:t>
+            </w:r>
+          </w:p>
+        </w:tc>
+        <w:tc>
+          <w:tcPr>
+            <w:tcW w:type="dxa" w:w="6236"/>
+          </w:tcPr>
+          <w:p>
+            <w:r/>
+            <w:r>
+              <w:rPr>
+                <w:rFonts w:ascii="Tahoma" w:hAnsi="Tahoma" w:cs="Tahoma" w:eastAsia="Tahoma"/>
+                <w:sz w:val="19"/>
+              </w:rPr>
+              <w:t>ผู้จัดการรับรองผลการตรวจอย่างเป็นทางการ</w:t>
+            </w:r>
+          </w:p>
+        </w:tc>
+      </w:tr>
+    </w:tbl>
+    <w:p>
+      <w:pPr>
+        <w:spacing w:after="40"/>
+      </w:pPr>
+    </w:p>
+    <w:p>
+      <w:pPr>
+        <w:pStyle w:val="Heading1"/>
+      </w:pPr>
+      <w:r>
+        <w:rPr>
+          <w:rFonts w:ascii="Tahoma" w:hAnsi="Tahoma" w:cs="Tahoma" w:eastAsia="Tahoma"/>
+          <w:b/>
+          <w:color w:val="1F4E79"/>
+          <w:sz w:val="30"/>
+        </w:rPr>
+        <w:t>บทที่ 2  ภาพรวมการทำงานทั้งหมด</w:t>
+      </w:r>
+    </w:p>
+    <w:p>
+      <w:pPr>
+        <w:spacing w:after="120"/>
+      </w:pPr>
+      <w:r>
+        <w:rPr>
+          <w:rFonts w:ascii="Tahoma" w:hAnsi="Tahoma" w:cs="Tahoma" w:eastAsia="Tahoma"/>
+          <w:b w:val="0"/>
+          <w:sz w:val="21"/>
+        </w:rPr>
+        <w:t>ระบบมีสองเรื่องที่เดินคู่กันแต่ไม่ใช่เรื่องเดียวกัน ถ้าเข้าใจตรงนี้ เรื่องอื่นจะง่ายหมด</w:t>
+      </w:r>
+    </w:p>
+    <w:p>
+      <w:pPr>
+        <w:pStyle w:val="Heading2"/>
+      </w:pPr>
+      <w:r>
+        <w:rPr>
+          <w:rFonts w:ascii="Tahoma" w:hAnsi="Tahoma" w:cs="Tahoma" w:eastAsia="Tahoma"/>
+          <w:b/>
+          <w:color w:val="1F4E79"/>
+          <w:sz w:val="25"/>
+        </w:rPr>
+        <w:t>เรื่องที่ 1 — การตรวจ</w:t>
+      </w:r>
+    </w:p>
+    <w:p>
+      <w:pPr>
+        <w:spacing w:after="120"/>
+      </w:pPr>
+      <w:r>
+        <w:rPr>
+          <w:rFonts w:ascii="Tahoma" w:hAnsi="Tahoma" w:cs="Tahoma" w:eastAsia="Tahoma"/>
+          <w:b/>
+          <w:sz w:val="21"/>
+        </w:rPr>
+        <w:t>เริ่มรอบ → บันทึกผลทีละหัวข้อ → กดจบรอบ → หัวหน้าทวนสอบ → ผู้จัดการอนุมัติ</w:t>
       </w:r>
     </w:p>
     <w:tbl>
@@ -360,7 +1593,7 @@
                 <w:rFonts w:ascii="Tahoma" w:hAnsi="Tahoma" w:cs="Tahoma" w:eastAsia="Tahoma"/>
                 <w:sz w:val="19"/>
               </w:rPr>
-              <w:t>ใบที่แสดงสถานะ Resolved คือแก้ไขเสร็จแล้ว แต่ยังไม่ปิด เพราะรอ QA กดทวนสอบ ระบบจะยังแจ้งเตือนต่อไปจนกว่าจะมีการทวนสอบ ซึ่งเป็นสิ่งที่ตั้งใจให้เป็นเช่นนั้น</w:t>
+              <w:t>การกดจบรอบสำคัญที่สุดในเรื่องนี้ เพราะเป็นสิ่งที่ทำให้ระบบสรุปผล ส่งแจ้งเตือนหัวหน้าว่ามีงานรอทวนสอบ และออกใบแจ้งปัญหาให้อัตโนมัติ ถ้าไม่กดจบรอบ จะไม่มีอะไรเกิดขึ้นเลยและไม่มีใครรู้ว่าคุณตรวจไปแล้ว</w:t>
             </w:r>
           </w:p>
         </w:tc>
@@ -370,547 +1603,6 @@
       <w:pPr>
         <w:spacing w:after="40"/>
       </w:pPr>
-    </w:p>
-    <w:p>
-      <w:pPr>
-        <w:pStyle w:val="Heading1"/>
-      </w:pPr>
-      <w:r>
-        <w:rPr>
-          <w:rFonts w:ascii="Tahoma" w:hAnsi="Tahoma" w:cs="Tahoma" w:eastAsia="Tahoma"/>
-          <w:b/>
-          <w:color w:val="1F4E79"/>
-          <w:sz w:val="30"/>
-        </w:rPr>
-        <w:t>2. การเข้าใช้งาน</w:t>
-      </w:r>
-    </w:p>
-    <w:p>
-      <w:pPr>
-        <w:pStyle w:val="ListNumber"/>
-        <w:spacing w:after="60"/>
-      </w:pPr>
-      <w:r>
-        <w:rPr>
-          <w:rFonts w:ascii="Tahoma" w:hAnsi="Tahoma" w:cs="Tahoma" w:eastAsia="Tahoma"/>
-          <w:sz w:val="21"/>
-        </w:rPr>
-        <w:t>เปิดเบราว์เซอร์จากลิงก์หรือทางลัดที่ฝ่ายสารสนเทศจัดเตรียมไว้</w:t>
-      </w:r>
-    </w:p>
-    <w:p>
-      <w:pPr>
-        <w:pStyle w:val="ListNumber"/>
-        <w:spacing w:after="60"/>
-      </w:pPr>
-      <w:r>
-        <w:rPr>
-          <w:rFonts w:ascii="Tahoma" w:hAnsi="Tahoma" w:cs="Tahoma" w:eastAsia="Tahoma"/>
-          <w:sz w:val="21"/>
-        </w:rPr>
-        <w:t>กรอกอีเมลและรหัสผ่านที่ได้รับจากผู้ดูแลระบบ</w:t>
-      </w:r>
-    </w:p>
-    <w:p>
-      <w:pPr>
-        <w:pStyle w:val="ListNumber"/>
-        <w:spacing w:after="60"/>
-      </w:pPr>
-      <w:r>
-        <w:rPr>
-          <w:rFonts w:ascii="Tahoma" w:hAnsi="Tahoma" w:cs="Tahoma" w:eastAsia="Tahoma"/>
-          <w:sz w:val="21"/>
-        </w:rPr>
-        <w:t>หากเบราว์เซอร์เตือนเรื่องใบรับรองความปลอดภัย ให้เลือกดำเนินการต่อ เนื่องจากเป็นระบบภายในองค์กร</w:t>
-      </w:r>
-    </w:p>
-    <w:p>
-      <w:pPr>
-        <w:spacing w:after="120"/>
-      </w:pPr>
-      <w:r>
-        <w:rPr>
-          <w:rFonts w:ascii="Tahoma" w:hAnsi="Tahoma" w:cs="Tahoma" w:eastAsia="Tahoma"/>
-          <w:b w:val="0"/>
-          <w:sz w:val="21"/>
-        </w:rPr>
-        <w:t>ใช้งานบนมือถือได้โดยเปิดผ่านเบราว์เซอร์เช่นเดียวกัน หน้าจอจะปรับขนาดให้เองอัตโนมัติ</w:t>
-      </w:r>
-    </w:p>
-    <w:p>
-      <w:pPr>
-        <w:pStyle w:val="Heading1"/>
-      </w:pPr>
-      <w:r>
-        <w:rPr>
-          <w:rFonts w:ascii="Tahoma" w:hAnsi="Tahoma" w:cs="Tahoma" w:eastAsia="Tahoma"/>
-          <w:b/>
-          <w:color w:val="1F4E79"/>
-          <w:sz w:val="30"/>
-        </w:rPr>
-        <w:t>3. เมนูและผู้ที่ใช้งาน</w:t>
-      </w:r>
-    </w:p>
-    <w:tbl>
-      <w:tblPr>
-        <w:tblStyle w:val="TableGrid"/>
-        <w:tblW w:type="auto" w:w="0"/>
-        <w:jc w:val="left"/>
-        <w:tblLook w:firstColumn="1" w:firstRow="1" w:lastColumn="0" w:lastRow="0" w:noHBand="0" w:noVBand="1" w:val="04A0"/>
-      </w:tblPr>
-      <w:tblGrid>
-        <w:gridCol w:w="2880"/>
-        <w:gridCol w:w="2880"/>
-        <w:gridCol w:w="2880"/>
-      </w:tblGrid>
-      <w:tr>
-        <w:tc>
-          <w:tcPr>
-            <w:tcW w:type="dxa" w:w="1984"/>
-            <w:shd w:val="clear" w:fill="DCE6F1"/>
-          </w:tcPr>
-          <w:p>
-            <w:r/>
-            <w:r>
-              <w:rPr>
-                <w:rFonts w:ascii="Tahoma" w:hAnsi="Tahoma" w:cs="Tahoma" w:eastAsia="Tahoma"/>
-                <w:b/>
-                <w:sz w:val="19"/>
-              </w:rPr>
-              <w:t>เมนู</w:t>
-            </w:r>
-          </w:p>
-        </w:tc>
-        <w:tc>
-          <w:tcPr>
-            <w:tcW w:type="dxa" w:w="4819"/>
-            <w:shd w:val="clear" w:fill="DCE6F1"/>
-          </w:tcPr>
-          <w:p>
-            <w:r/>
-            <w:r>
-              <w:rPr>
-                <w:rFonts w:ascii="Tahoma" w:hAnsi="Tahoma" w:cs="Tahoma" w:eastAsia="Tahoma"/>
-                <w:b/>
-                <w:sz w:val="19"/>
-              </w:rPr>
-              <w:t>ใช้ทำอะไร</w:t>
-            </w:r>
-          </w:p>
-        </w:tc>
-        <w:tc>
-          <w:tcPr>
-            <w:tcW w:type="dxa" w:w="2268"/>
-            <w:shd w:val="clear" w:fill="DCE6F1"/>
-          </w:tcPr>
-          <w:p>
-            <w:r/>
-            <w:r>
-              <w:rPr>
-                <w:rFonts w:ascii="Tahoma" w:hAnsi="Tahoma" w:cs="Tahoma" w:eastAsia="Tahoma"/>
-                <w:b/>
-                <w:sz w:val="19"/>
-              </w:rPr>
-              <w:t>ผู้ใช้หลัก</w:t>
-            </w:r>
-          </w:p>
-        </w:tc>
-      </w:tr>
-      <w:tr>
-        <w:tc>
-          <w:tcPr>
-            <w:tcW w:type="dxa" w:w="1984"/>
-          </w:tcPr>
-          <w:p>
-            <w:r/>
-            <w:r>
-              <w:rPr>
-                <w:rFonts w:ascii="Tahoma" w:hAnsi="Tahoma" w:cs="Tahoma" w:eastAsia="Tahoma"/>
-                <w:sz w:val="19"/>
-              </w:rPr>
-              <w:t>แดชบอร์ด</w:t>
-            </w:r>
-          </w:p>
-        </w:tc>
-        <w:tc>
-          <w:tcPr>
-            <w:tcW w:type="dxa" w:w="4819"/>
-          </w:tcPr>
-          <w:p>
-            <w:r/>
-            <w:r>
-              <w:rPr>
-                <w:rFonts w:ascii="Tahoma" w:hAnsi="Tahoma" w:cs="Tahoma" w:eastAsia="Tahoma"/>
-                <w:sz w:val="19"/>
-              </w:rPr>
-              <w:t>ภาพรวมของวัน งานค้าง และรอบที่กำลังตรวจอยู่</w:t>
-            </w:r>
-          </w:p>
-        </w:tc>
-        <w:tc>
-          <w:tcPr>
-            <w:tcW w:type="dxa" w:w="2268"/>
-          </w:tcPr>
-          <w:p>
-            <w:r/>
-            <w:r>
-              <w:rPr>
-                <w:rFonts w:ascii="Tahoma" w:hAnsi="Tahoma" w:cs="Tahoma" w:eastAsia="Tahoma"/>
-                <w:sz w:val="19"/>
-              </w:rPr>
-              <w:t>ทุกคน</w:t>
-            </w:r>
-          </w:p>
-        </w:tc>
-      </w:tr>
-      <w:tr>
-        <w:tc>
-          <w:tcPr>
-            <w:tcW w:type="dxa" w:w="1984"/>
-          </w:tcPr>
-          <w:p>
-            <w:r/>
-            <w:r>
-              <w:rPr>
-                <w:rFonts w:ascii="Tahoma" w:hAnsi="Tahoma" w:cs="Tahoma" w:eastAsia="Tahoma"/>
-                <w:sz w:val="19"/>
-              </w:rPr>
-              <w:t>เริ่มการตรวจ</w:t>
-            </w:r>
-          </w:p>
-        </w:tc>
-        <w:tc>
-          <w:tcPr>
-            <w:tcW w:type="dxa" w:w="4819"/>
-          </w:tcPr>
-          <w:p>
-            <w:r/>
-            <w:r>
-              <w:rPr>
-                <w:rFonts w:ascii="Tahoma" w:hAnsi="Tahoma" w:cs="Tahoma" w:eastAsia="Tahoma"/>
-                <w:sz w:val="19"/>
-              </w:rPr>
-              <w:t>เริ่มรอบตรวจและบันทึกผล</w:t>
-            </w:r>
-          </w:p>
-        </w:tc>
-        <w:tc>
-          <w:tcPr>
-            <w:tcW w:type="dxa" w:w="2268"/>
-          </w:tcPr>
-          <w:p>
-            <w:r/>
-            <w:r>
-              <w:rPr>
-                <w:rFonts w:ascii="Tahoma" w:hAnsi="Tahoma" w:cs="Tahoma" w:eastAsia="Tahoma"/>
-                <w:sz w:val="19"/>
-              </w:rPr>
-              <w:t>พนักงานตรวจ</w:t>
-            </w:r>
-          </w:p>
-        </w:tc>
-      </w:tr>
-      <w:tr>
-        <w:tc>
-          <w:tcPr>
-            <w:tcW w:type="dxa" w:w="1984"/>
-          </w:tcPr>
-          <w:p>
-            <w:r/>
-            <w:r>
-              <w:rPr>
-                <w:rFonts w:ascii="Tahoma" w:hAnsi="Tahoma" w:cs="Tahoma" w:eastAsia="Tahoma"/>
-                <w:sz w:val="19"/>
-              </w:rPr>
-              <w:t>ทวนสอบผล</w:t>
-            </w:r>
-          </w:p>
-        </w:tc>
-        <w:tc>
-          <w:tcPr>
-            <w:tcW w:type="dxa" w:w="4819"/>
-          </w:tcPr>
-          <w:p>
-            <w:r/>
-            <w:r>
-              <w:rPr>
-                <w:rFonts w:ascii="Tahoma" w:hAnsi="Tahoma" w:cs="Tahoma" w:eastAsia="Tahoma"/>
-                <w:sz w:val="19"/>
-              </w:rPr>
-              <w:t>ตรวจสอบผลที่พนักงานบันทึกมา และอนุมัติ</w:t>
-            </w:r>
-          </w:p>
-        </w:tc>
-        <w:tc>
-          <w:tcPr>
-            <w:tcW w:type="dxa" w:w="2268"/>
-          </w:tcPr>
-          <w:p>
-            <w:r/>
-            <w:r>
-              <w:rPr>
-                <w:rFonts w:ascii="Tahoma" w:hAnsi="Tahoma" w:cs="Tahoma" w:eastAsia="Tahoma"/>
-                <w:sz w:val="19"/>
-              </w:rPr>
-              <w:t>หัวหน้างาน / ผู้จัดการ</w:t>
-            </w:r>
-          </w:p>
-        </w:tc>
-      </w:tr>
-      <w:tr>
-        <w:tc>
-          <w:tcPr>
-            <w:tcW w:type="dxa" w:w="1984"/>
-          </w:tcPr>
-          <w:p>
-            <w:r/>
-            <w:r>
-              <w:rPr>
-                <w:rFonts w:ascii="Tahoma" w:hAnsi="Tahoma" w:cs="Tahoma" w:eastAsia="Tahoma"/>
-                <w:sz w:val="19"/>
-              </w:rPr>
-              <w:t>ติดตามการแก้ไข</w:t>
-            </w:r>
-          </w:p>
-        </w:tc>
-        <w:tc>
-          <w:tcPr>
-            <w:tcW w:type="dxa" w:w="4819"/>
-          </w:tcPr>
-          <w:p>
-            <w:r/>
-            <w:r>
-              <w:rPr>
-                <w:rFonts w:ascii="Tahoma" w:hAnsi="Tahoma" w:cs="Tahoma" w:eastAsia="Tahoma"/>
-                <w:sz w:val="19"/>
-              </w:rPr>
-              <w:t>จัดการใบแจ้งปัญหาทั้งหมด</w:t>
-            </w:r>
-          </w:p>
-        </w:tc>
-        <w:tc>
-          <w:tcPr>
-            <w:tcW w:type="dxa" w:w="2268"/>
-          </w:tcPr>
-          <w:p>
-            <w:r/>
-            <w:r>
-              <w:rPr>
-                <w:rFonts w:ascii="Tahoma" w:hAnsi="Tahoma" w:cs="Tahoma" w:eastAsia="Tahoma"/>
-                <w:sz w:val="19"/>
-              </w:rPr>
-              <w:t>QA และหัวหน้าแผนกเจ้าของปัญหา</w:t>
-            </w:r>
-          </w:p>
-        </w:tc>
-      </w:tr>
-      <w:tr>
-        <w:tc>
-          <w:tcPr>
-            <w:tcW w:type="dxa" w:w="1984"/>
-          </w:tcPr>
-          <w:p>
-            <w:r/>
-            <w:r>
-              <w:rPr>
-                <w:rFonts w:ascii="Tahoma" w:hAnsi="Tahoma" w:cs="Tahoma" w:eastAsia="Tahoma"/>
-                <w:sz w:val="19"/>
-              </w:rPr>
-              <w:t>ตารางสุ่มตรวจ</w:t>
-            </w:r>
-          </w:p>
-        </w:tc>
-        <w:tc>
-          <w:tcPr>
-            <w:tcW w:type="dxa" w:w="4819"/>
-          </w:tcPr>
-          <w:p>
-            <w:r/>
-            <w:r>
-              <w:rPr>
-                <w:rFonts w:ascii="Tahoma" w:hAnsi="Tahoma" w:cs="Tahoma" w:eastAsia="Tahoma"/>
-                <w:sz w:val="19"/>
-              </w:rPr>
-              <w:t>ดูภารกิจสุ่มตรวจที่ระบบกำหนดให้</w:t>
-            </w:r>
-          </w:p>
-        </w:tc>
-        <w:tc>
-          <w:tcPr>
-            <w:tcW w:type="dxa" w:w="2268"/>
-          </w:tcPr>
-          <w:p>
-            <w:r/>
-            <w:r>
-              <w:rPr>
-                <w:rFonts w:ascii="Tahoma" w:hAnsi="Tahoma" w:cs="Tahoma" w:eastAsia="Tahoma"/>
-                <w:sz w:val="19"/>
-              </w:rPr>
-              <w:t>หัวหน้างานขึ้นไป</w:t>
-            </w:r>
-          </w:p>
-        </w:tc>
-      </w:tr>
-      <w:tr>
-        <w:tc>
-          <w:tcPr>
-            <w:tcW w:type="dxa" w:w="1984"/>
-          </w:tcPr>
-          <w:p>
-            <w:r/>
-            <w:r>
-              <w:rPr>
-                <w:rFonts w:ascii="Tahoma" w:hAnsi="Tahoma" w:cs="Tahoma" w:eastAsia="Tahoma"/>
-                <w:sz w:val="19"/>
-              </w:rPr>
-              <w:t>รายงานสรุปผล</w:t>
-            </w:r>
-          </w:p>
-        </w:tc>
-        <w:tc>
-          <w:tcPr>
-            <w:tcW w:type="dxa" w:w="4819"/>
-          </w:tcPr>
-          <w:p>
-            <w:r/>
-            <w:r>
-              <w:rPr>
-                <w:rFonts w:ascii="Tahoma" w:hAnsi="Tahoma" w:cs="Tahoma" w:eastAsia="Tahoma"/>
-                <w:sz w:val="19"/>
-              </w:rPr>
-              <w:t>ออกรายงานและไฟล์ PDF</w:t>
-            </w:r>
-          </w:p>
-        </w:tc>
-        <w:tc>
-          <w:tcPr>
-            <w:tcW w:type="dxa" w:w="2268"/>
-          </w:tcPr>
-          <w:p>
-            <w:r/>
-            <w:r>
-              <w:rPr>
-                <w:rFonts w:ascii="Tahoma" w:hAnsi="Tahoma" w:cs="Tahoma" w:eastAsia="Tahoma"/>
-                <w:sz w:val="19"/>
-              </w:rPr>
-              <w:t>หัวหน้างานขึ้นไป</w:t>
-            </w:r>
-          </w:p>
-        </w:tc>
-      </w:tr>
-      <w:tr>
-        <w:tc>
-          <w:tcPr>
-            <w:tcW w:type="dxa" w:w="1984"/>
-          </w:tcPr>
-          <w:p>
-            <w:r/>
-            <w:r>
-              <w:rPr>
-                <w:rFonts w:ascii="Tahoma" w:hAnsi="Tahoma" w:cs="Tahoma" w:eastAsia="Tahoma"/>
-                <w:sz w:val="19"/>
-              </w:rPr>
-              <w:t>ข้อมูลหลัก</w:t>
-            </w:r>
-          </w:p>
-        </w:tc>
-        <w:tc>
-          <w:tcPr>
-            <w:tcW w:type="dxa" w:w="4819"/>
-          </w:tcPr>
-          <w:p>
-            <w:r/>
-            <w:r>
-              <w:rPr>
-                <w:rFonts w:ascii="Tahoma" w:hAnsi="Tahoma" w:cs="Tahoma" w:eastAsia="Tahoma"/>
-                <w:sz w:val="19"/>
-              </w:rPr>
-              <w:t>แผนก พื้นที่ เครื่องจักร พนักงาน กะ หัวข้อตรวจ</w:t>
-            </w:r>
-          </w:p>
-        </w:tc>
-        <w:tc>
-          <w:tcPr>
-            <w:tcW w:type="dxa" w:w="2268"/>
-          </w:tcPr>
-          <w:p>
-            <w:r/>
-            <w:r>
-              <w:rPr>
-                <w:rFonts w:ascii="Tahoma" w:hAnsi="Tahoma" w:cs="Tahoma" w:eastAsia="Tahoma"/>
-                <w:sz w:val="19"/>
-              </w:rPr>
-              <w:t>ผู้ดูแลระบบ</w:t>
-            </w:r>
-          </w:p>
-        </w:tc>
-      </w:tr>
-      <w:tr>
-        <w:tc>
-          <w:tcPr>
-            <w:tcW w:type="dxa" w:w="1984"/>
-          </w:tcPr>
-          <w:p>
-            <w:r/>
-            <w:r>
-              <w:rPr>
-                <w:rFonts w:ascii="Tahoma" w:hAnsi="Tahoma" w:cs="Tahoma" w:eastAsia="Tahoma"/>
-                <w:sz w:val="19"/>
-              </w:rPr>
-              <w:t>ตั้งค่าระบบ</w:t>
-            </w:r>
-          </w:p>
-        </w:tc>
-        <w:tc>
-          <w:tcPr>
-            <w:tcW w:type="dxa" w:w="4819"/>
-          </w:tcPr>
-          <w:p>
-            <w:r/>
-            <w:r>
-              <w:rPr>
-                <w:rFonts w:ascii="Tahoma" w:hAnsi="Tahoma" w:cs="Tahoma" w:eastAsia="Tahoma"/>
-                <w:sz w:val="19"/>
-              </w:rPr>
-              <w:t>ผู้ใช้งาน อีเมล ขั้นตอนอนุมัติ</w:t>
-            </w:r>
-          </w:p>
-        </w:tc>
-        <w:tc>
-          <w:tcPr>
-            <w:tcW w:type="dxa" w:w="2268"/>
-          </w:tcPr>
-          <w:p>
-            <w:r/>
-            <w:r>
-              <w:rPr>
-                <w:rFonts w:ascii="Tahoma" w:hAnsi="Tahoma" w:cs="Tahoma" w:eastAsia="Tahoma"/>
-                <w:sz w:val="19"/>
-              </w:rPr>
-              <w:t>ผู้ดูแลระบบ</w:t>
-            </w:r>
-          </w:p>
-        </w:tc>
-      </w:tr>
-    </w:tbl>
-    <w:p>
-      <w:pPr>
-        <w:spacing w:after="40"/>
-      </w:pPr>
-    </w:p>
-    <w:p>
-      <w:pPr>
-        <w:pStyle w:val="Heading1"/>
-      </w:pPr>
-      <w:r>
-        <w:rPr>
-          <w:rFonts w:ascii="Tahoma" w:hAnsi="Tahoma" w:cs="Tahoma" w:eastAsia="Tahoma"/>
-          <w:b/>
-          <w:color w:val="1F4E79"/>
-          <w:sz w:val="30"/>
-        </w:rPr>
-        <w:t>4. การตรวจ</w:t>
-      </w:r>
     </w:p>
     <w:p>
       <w:pPr>
@@ -923,156 +1615,20 @@
           <w:color w:val="1F4E79"/>
           <w:sz w:val="25"/>
         </w:rPr>
-        <w:t>4.1 เริ่มรอบตรวจ</w:t>
+        <w:t>เรื่องที่ 2 — การแก้ไขปัญหาที่ตรวจเจอ</w:t>
       </w:r>
     </w:p>
     <w:p>
       <w:pPr>
-        <w:pStyle w:val="ListNumber"/>
-        <w:spacing w:after="60"/>
-      </w:pPr>
-      <w:r>
-        <w:rPr>
-          <w:rFonts w:ascii="Tahoma" w:hAnsi="Tahoma" w:cs="Tahoma" w:eastAsia="Tahoma"/>
-          <w:sz w:val="21"/>
-        </w:rPr>
-        <w:t>เลือกเมนู เริ่มการตรวจ</w:t>
-      </w:r>
-    </w:p>
-    <w:p>
-      <w:pPr>
-        <w:pStyle w:val="ListNumber"/>
-        <w:spacing w:after="60"/>
-      </w:pPr>
-      <w:r>
-        <w:rPr>
-          <w:rFonts w:ascii="Tahoma" w:hAnsi="Tahoma" w:cs="Tahoma" w:eastAsia="Tahoma"/>
-          <w:sz w:val="21"/>
-        </w:rPr>
-        <w:t>เลือกแผนก ประเภทการตรวจ (พนักงาน / พื้นที่ / เครื่องจักร) กะ และรอบ</w:t>
-      </w:r>
-    </w:p>
-    <w:p>
-      <w:pPr>
-        <w:pStyle w:val="ListNumber"/>
-        <w:spacing w:after="60"/>
-      </w:pPr>
-      <w:r>
-        <w:rPr>
-          <w:rFonts w:ascii="Tahoma" w:hAnsi="Tahoma" w:cs="Tahoma" w:eastAsia="Tahoma"/>
-          <w:sz w:val="21"/>
-        </w:rPr>
-        <w:t>กดเริ่มการตรวจ</w:t>
-      </w:r>
-    </w:p>
-    <w:p>
-      <w:pPr>
         <w:spacing w:after="120"/>
-      </w:pPr>
-      <w:r>
-        <w:rPr>
-          <w:rFonts w:ascii="Tahoma" w:hAnsi="Tahoma" w:cs="Tahoma" w:eastAsia="Tahoma"/>
-          <w:b w:val="0"/>
-          <w:sz w:val="21"/>
-        </w:rPr>
-        <w:t>ระบบจะไม่ยอมให้เปิดรอบซ้ำในแผนก กะ และรอบเดียวกันของวันเดียวกัน เพื่อป้องกันข้อมูลซ้อนทับ</w:t>
-      </w:r>
-    </w:p>
-    <w:p>
-      <w:pPr>
-        <w:pStyle w:val="Heading2"/>
       </w:pPr>
       <w:r>
         <w:rPr>
           <w:rFonts w:ascii="Tahoma" w:hAnsi="Tahoma" w:cs="Tahoma" w:eastAsia="Tahoma"/>
           <w:b/>
-          <w:color w:val="1F4E79"/>
-          <w:sz w:val="25"/>
-        </w:rPr>
-        <w:t>4.2 บันทึกผล</w:t>
-      </w:r>
-    </w:p>
-    <w:p>
-      <w:pPr>
-        <w:pStyle w:val="ListBullet"/>
-        <w:spacing w:after="60"/>
-        <w:ind w:left="454"/>
-      </w:pPr>
-      <w:r>
-        <w:rPr>
-          <w:rFonts w:ascii="Tahoma" w:hAnsi="Tahoma" w:cs="Tahoma" w:eastAsia="Tahoma"/>
           <w:sz w:val="21"/>
         </w:rPr>
-        <w:t>เลือกผ่านหรือไม่ผ่านในแต่ละหัวข้อ</w:t>
-      </w:r>
-    </w:p>
-    <w:p>
-      <w:pPr>
-        <w:pStyle w:val="ListBullet"/>
-        <w:spacing w:after="60"/>
-        <w:ind w:left="454"/>
-      </w:pPr>
-      <w:r>
-        <w:rPr>
-          <w:rFonts w:ascii="Tahoma" w:hAnsi="Tahoma" w:cs="Tahoma" w:eastAsia="Tahoma"/>
-          <w:sz w:val="21"/>
-        </w:rPr>
-        <w:t>หัวข้อที่ไม่ผ่าน ควรถ่ายรูปประกอบไว้เสมอ เพราะรูปคือหลักฐานที่ใช้ยืนยันภายหลัง</w:t>
-      </w:r>
-    </w:p>
-    <w:p>
-      <w:pPr>
-        <w:pStyle w:val="ListBullet"/>
-        <w:spacing w:after="60"/>
-        <w:ind w:left="454"/>
-      </w:pPr>
-      <w:r>
-        <w:rPr>
-          <w:rFonts w:ascii="Tahoma" w:hAnsi="Tahoma" w:cs="Tahoma" w:eastAsia="Tahoma"/>
-          <w:sz w:val="21"/>
-        </w:rPr>
-        <w:t>หากพนักงานไม่มาทำงาน ให้กดทำเครื่องหมายว่าไม่มา ไม่ใช่ปล่อยว่าง</w:t>
-      </w:r>
-    </w:p>
-    <w:p>
-      <w:pPr>
-        <w:pStyle w:val="ListBullet"/>
-        <w:spacing w:after="60"/>
-        <w:ind w:left="454"/>
-      </w:pPr>
-      <w:r>
-        <w:rPr>
-          <w:rFonts w:ascii="Tahoma" w:hAnsi="Tahoma" w:cs="Tahoma" w:eastAsia="Tahoma"/>
-          <w:sz w:val="21"/>
-        </w:rPr>
-        <w:t>มีปุ่มผ่านทั้งหมดสำหรับกรณีที่ตรวจแล้วไม่พบปัญหา เพื่อลดเวลาการกรอก</w:t>
-      </w:r>
-    </w:p>
-    <w:p>
-      <w:pPr>
-        <w:pStyle w:val="Heading2"/>
-      </w:pPr>
-      <w:r>
-        <w:rPr>
-          <w:rFonts w:ascii="Tahoma" w:hAnsi="Tahoma" w:cs="Tahoma" w:eastAsia="Tahoma"/>
-          <w:b/>
-          <w:color w:val="1F4E79"/>
-          <w:sz w:val="25"/>
-        </w:rPr>
-        <w:t>4.3 จบรอบ</w:t>
-      </w:r>
-    </w:p>
-    <w:p>
-      <w:pPr>
-        <w:spacing w:after="120"/>
-      </w:pPr>
-      <w:r>
-        <w:rPr>
-          <w:rFonts w:ascii="Tahoma" w:hAnsi="Tahoma" w:cs="Tahoma" w:eastAsia="Tahoma"/>
-          <w:b w:val="0"/>
-          <w:sz w:val="21"/>
-        </w:rPr>
-        <w:t>เมื่อตรวจครบแล้วให้กดจบรอบทุกครั้ง ระบบจะสรุปผล ส่งแจ้งเตือนไปยังผู้ทวนสอบ และออกใบแจ้งปัญหาสำหรับหัวข้อที่ไม่ผ่านโดยอัตโนมัติ</w:t>
+        <w:t>ระบบออกใบแจ้งปัญหา → มอบหมายผู้รับผิดชอบ → แก้ไขและบันทึกวิธีแก้ → QA ทวนสอบ → ปิดใบ</w:t>
       </w:r>
     </w:p>
     <w:tbl>
@@ -1097,7 +1653,7 @@
                 <w:rFonts w:ascii="Tahoma" w:hAnsi="Tahoma" w:cs="Tahoma" w:eastAsia="Tahoma"/>
                 <w:sz w:val="19"/>
               </w:rPr>
-              <w:t>หากลืมกดจบรอบ ระบบจะปิดให้เองหลังเลิกกะไปแล้ว 2 ชั่วโมง และต้องไม่มีการบันทึกผลเพิ่มภายใน 30 นาทีสุดท้าย แต่การให้ระบบปิดให้ไม่ใช่เรื่องที่ควรเกิดเป็นประจำ เพราะการแจ้งเตือนผู้ทวนสอบจะล่าช้าออกไป</w:t>
+              <w:t>ใบจะยังไม่ปิดจนกว่า QA จะกดทวนสอบ ดังนั้นแม้คุณแก้ไขเสร็จแล้ว ระบบก็จะยังแจ้งเตือนอยู่ ซึ่งไม่ได้แปลว่าคุณทำงานช้า แต่แปลว่ากำลังรอขั้นตอนถัดไป</w:t>
             </w:r>
           </w:p>
         </w:tc>
@@ -1107,6 +1663,33 @@
       <w:pPr>
         <w:spacing w:after="40"/>
       </w:pPr>
+    </w:p>
+    <w:p>
+      <w:pPr>
+        <w:pStyle w:val="Heading1"/>
+      </w:pPr>
+      <w:r>
+        <w:rPr>
+          <w:rFonts w:ascii="Tahoma" w:hAnsi="Tahoma" w:cs="Tahoma" w:eastAsia="Tahoma"/>
+          <w:b/>
+          <w:color w:val="1F4E79"/>
+          <w:sz w:val="30"/>
+        </w:rPr>
+        <w:t>บทที่ 3  สำหรับผู้เดินตรวจ</w:t>
+      </w:r>
+    </w:p>
+    <w:p>
+      <w:pPr>
+        <w:spacing w:after="120"/>
+      </w:pPr>
+      <w:r>
+        <w:rPr>
+          <w:rFonts w:ascii="Tahoma" w:hAnsi="Tahoma" w:cs="Tahoma" w:eastAsia="Tahoma"/>
+          <w:b w:val="0"/>
+          <w:sz w:val="21"/>
+        </w:rPr>
+        <w:t>ใช้เมนู เริ่มการตรวจ (Inspection) ที่แถบซ้ายมือ</w:t>
+      </w:r>
     </w:p>
     <w:p>
       <w:pPr>
@@ -1119,129 +1702,248 @@
           <w:color w:val="1F4E79"/>
           <w:sz w:val="25"/>
         </w:rPr>
-        <w:t>4.4 การตรวจย้อนหลัง</w:t>
+        <w:t>3.1 เริ่มรอบตรวจ</w:t>
       </w:r>
     </w:p>
     <w:p>
       <w:pPr>
-        <w:spacing w:after="120"/>
-      </w:pPr>
-      <w:r>
-        <w:rPr>
-          <w:rFonts w:ascii="Tahoma" w:hAnsi="Tahoma" w:cs="Tahoma" w:eastAsia="Tahoma"/>
-          <w:b w:val="0"/>
-          <w:sz w:val="21"/>
-        </w:rPr>
-        <w:t>ใช้ในกรณีที่ได้รับข้อมูลล่าช้า เช่น ได้ตารางกะจากฝ่ายผลิตช้าไปหนึ่งวัน จนไม่สามารถตรวจได้ในวันนั้น</w:t>
-      </w:r>
-    </w:p>
-    <w:p>
-      <w:pPr>
-        <w:pStyle w:val="ListBullet"/>
-        <w:spacing w:after="60"/>
-        <w:ind w:left="454"/>
-      </w:pPr>
-      <w:r>
-        <w:rPr>
-          <w:rFonts w:ascii="Tahoma" w:hAnsi="Tahoma" w:cs="Tahoma" w:eastAsia="Tahoma"/>
-          <w:sz w:val="21"/>
-        </w:rPr>
-        <w:t>ย้อนหลังได้ไม่เกิน 7 วัน</w:t>
-      </w:r>
-    </w:p>
-    <w:p>
-      <w:pPr>
-        <w:pStyle w:val="ListBullet"/>
-        <w:spacing w:after="60"/>
-        <w:ind w:left="454"/>
-      </w:pPr>
-      <w:r>
-        <w:rPr>
-          <w:rFonts w:ascii="Tahoma" w:hAnsi="Tahoma" w:cs="Tahoma" w:eastAsia="Tahoma"/>
-          <w:sz w:val="21"/>
-        </w:rPr>
-        <w:t>ต้องระบุเหตุผลทุกครั้ง และเหตุผลจะถูกบันทึกไว้ถาวร</w:t>
-      </w:r>
-    </w:p>
-    <w:p>
-      <w:pPr>
-        <w:pStyle w:val="ListBullet"/>
-        <w:spacing w:after="60"/>
-        <w:ind w:left="454"/>
-      </w:pPr>
-      <w:r>
-        <w:rPr>
-          <w:rFonts w:ascii="Tahoma" w:hAnsi="Tahoma" w:cs="Tahoma" w:eastAsia="Tahoma"/>
-          <w:sz w:val="21"/>
-        </w:rPr>
-        <w:t>ระบบจะทำเครื่องหมายว่าเป็นการตรวจย้อนหลังทั้งบนหน้าจอและในรายงาน เพื่อไม่ให้ปะปนกับการตรวจตามปกติ</w:t>
-      </w:r>
-    </w:p>
-    <w:p>
-      <w:pPr>
-        <w:pStyle w:val="Heading1"/>
+        <w:spacing w:after="20"/>
       </w:pPr>
       <w:r>
         <w:rPr>
           <w:rFonts w:ascii="Tahoma" w:hAnsi="Tahoma" w:cs="Tahoma" w:eastAsia="Tahoma"/>
           <w:b/>
           <w:color w:val="1F4E79"/>
-          <w:sz w:val="30"/>
+          <w:sz w:val="21"/>
         </w:rPr>
-        <w:t>5. การทวนสอบผล</w:t>
+        <w:t xml:space="preserve">ขั้นที่ 1  </w:t>
+      </w:r>
+      <w:r>
+        <w:rPr>
+          <w:rFonts w:ascii="Tahoma" w:hAnsi="Tahoma" w:cs="Tahoma" w:eastAsia="Tahoma"/>
+          <w:b/>
+          <w:sz w:val="21"/>
+        </w:rPr>
+        <w:t>กดเมนู เริ่มการตรวจ ที่แถบซ้ายมือ</w:t>
       </w:r>
     </w:p>
     <w:p>
       <w:pPr>
-        <w:spacing w:after="120"/>
+        <w:spacing w:after="160"/>
+        <w:ind w:left="907"/>
       </w:pPr>
       <w:r>
         <w:rPr>
           <w:rFonts w:ascii="Tahoma" w:hAnsi="Tahoma" w:cs="Tahoma" w:eastAsia="Tahoma"/>
-          <w:b w:val="0"/>
-          <w:sz w:val="21"/>
+          <w:color w:val="606060"/>
+          <w:sz w:val="20"/>
         </w:rPr>
-        <w:t>สำหรับหัวหน้างานขึ้นไป ที่เมนู ทวนสอบผล</w:t>
+        <w:t>จะเห็น: หน้าสำหรับเลือกเงื่อนไขการตรวจ</w:t>
       </w:r>
     </w:p>
     <w:p>
       <w:pPr>
-        <w:pStyle w:val="ListNumber"/>
-        <w:spacing w:after="60"/>
+        <w:spacing w:after="20"/>
       </w:pPr>
       <w:r>
         <w:rPr>
           <w:rFonts w:ascii="Tahoma" w:hAnsi="Tahoma" w:cs="Tahoma" w:eastAsia="Tahoma"/>
+          <w:b/>
+          <w:color w:val="1F4E79"/>
           <w:sz w:val="21"/>
         </w:rPr>
-        <w:t>เลือกวันที่และแผนกที่ต้องการทวนสอบ</w:t>
+        <w:t xml:space="preserve">ขั้นที่ 2  </w:t>
+      </w:r>
+      <w:r>
+        <w:rPr>
+          <w:rFonts w:ascii="Tahoma" w:hAnsi="Tahoma" w:cs="Tahoma" w:eastAsia="Tahoma"/>
+          <w:b/>
+          <w:sz w:val="21"/>
+        </w:rPr>
+        <w:t>เลือกแผนกที่จะไปตรวจ</w:t>
       </w:r>
     </w:p>
     <w:p>
       <w:pPr>
-        <w:pStyle w:val="ListNumber"/>
-        <w:spacing w:after="60"/>
+        <w:spacing w:after="160"/>
+        <w:ind w:left="907"/>
       </w:pPr>
       <w:r>
         <w:rPr>
           <w:rFonts w:ascii="Tahoma" w:hAnsi="Tahoma" w:cs="Tahoma" w:eastAsia="Tahoma"/>
-          <w:sz w:val="21"/>
+          <w:color w:val="606060"/>
+          <w:sz w:val="20"/>
         </w:rPr>
-        <w:t>ตรวจดูรายการที่พนักงานบันทึกมา พร้อมรูปประกอบ</w:t>
+        <w:t>จะเห็น: รายการแผนกที่คุณมีสิทธิ์ตรวจ</w:t>
       </w:r>
     </w:p>
     <w:p>
       <w:pPr>
-        <w:pStyle w:val="ListNumber"/>
-        <w:spacing w:after="60"/>
+        <w:spacing w:after="20"/>
       </w:pPr>
       <w:r>
         <w:rPr>
           <w:rFonts w:ascii="Tahoma" w:hAnsi="Tahoma" w:cs="Tahoma" w:eastAsia="Tahoma"/>
+          <w:b/>
+          <w:color w:val="1F4E79"/>
           <w:sz w:val="21"/>
         </w:rPr>
-        <w:t>กดทวนสอบเมื่อเห็นว่าถูกต้อง หรือปฏิเสธพร้อมระบุเหตุผลหากไม่ถูกต้อง</w:t>
+        <w:t xml:space="preserve">ขั้นที่ 3  </w:t>
       </w:r>
+      <w:r>
+        <w:rPr>
+          <w:rFonts w:ascii="Tahoma" w:hAnsi="Tahoma" w:cs="Tahoma" w:eastAsia="Tahoma"/>
+          <w:b/>
+          <w:sz w:val="21"/>
+        </w:rPr>
+        <w:t>เลือกประเภทการตรวจ — พนักงาน พื้นที่ หรือเครื่องจักร</w:t>
+      </w:r>
+    </w:p>
+    <w:p>
+      <w:pPr>
+        <w:spacing w:after="160"/>
+        <w:ind w:left="907"/>
+      </w:pPr>
+      <w:r>
+        <w:rPr>
+          <w:rFonts w:ascii="Tahoma" w:hAnsi="Tahoma" w:cs="Tahoma" w:eastAsia="Tahoma"/>
+          <w:color w:val="606060"/>
+          <w:sz w:val="20"/>
+        </w:rPr>
+        <w:t>จะเห็น: ระบบจะเตรียมรายการตรวจให้ตรงกับประเภทที่เลือก</w:t>
+      </w:r>
+    </w:p>
+    <w:p>
+      <w:pPr>
+        <w:spacing w:after="20"/>
+      </w:pPr>
+      <w:r>
+        <w:rPr>
+          <w:rFonts w:ascii="Tahoma" w:hAnsi="Tahoma" w:cs="Tahoma" w:eastAsia="Tahoma"/>
+          <w:b/>
+          <w:color w:val="1F4E79"/>
+          <w:sz w:val="21"/>
+        </w:rPr>
+        <w:t xml:space="preserve">ขั้นที่ 4  </w:t>
+      </w:r>
+      <w:r>
+        <w:rPr>
+          <w:rFonts w:ascii="Tahoma" w:hAnsi="Tahoma" w:cs="Tahoma" w:eastAsia="Tahoma"/>
+          <w:b/>
+          <w:sz w:val="21"/>
+        </w:rPr>
+        <w:t>เลือกกะการทำงานและรอบที่ตรวจ</w:t>
+      </w:r>
+    </w:p>
+    <w:p>
+      <w:pPr>
+        <w:spacing w:after="160"/>
+        <w:ind w:left="907"/>
+      </w:pPr>
+      <w:r>
+        <w:rPr>
+          <w:rFonts w:ascii="Tahoma" w:hAnsi="Tahoma" w:cs="Tahoma" w:eastAsia="Tahoma"/>
+          <w:color w:val="606060"/>
+          <w:sz w:val="20"/>
+        </w:rPr>
+        <w:t>จะเห็น: ถ้ากะไม่ตรงกับความจริง ให้แจ้งผู้ดูแลระบบก่อน อย่าเลือกกะอื่นแทน</w:t>
+      </w:r>
+    </w:p>
+    <w:p>
+      <w:pPr>
+        <w:spacing w:after="20"/>
+      </w:pPr>
+      <w:r>
+        <w:rPr>
+          <w:rFonts w:ascii="Tahoma" w:hAnsi="Tahoma" w:cs="Tahoma" w:eastAsia="Tahoma"/>
+          <w:b/>
+          <w:color w:val="1F4E79"/>
+          <w:sz w:val="21"/>
+        </w:rPr>
+        <w:t xml:space="preserve">ขั้นที่ 5  </w:t>
+      </w:r>
+      <w:r>
+        <w:rPr>
+          <w:rFonts w:ascii="Tahoma" w:hAnsi="Tahoma" w:cs="Tahoma" w:eastAsia="Tahoma"/>
+          <w:b/>
+          <w:sz w:val="21"/>
+        </w:rPr>
+        <w:t>กดปุ่ม เริ่มการตรวจ</w:t>
+      </w:r>
+    </w:p>
+    <w:p>
+      <w:pPr>
+        <w:spacing w:after="160"/>
+        <w:ind w:left="907"/>
+      </w:pPr>
+      <w:r>
+        <w:rPr>
+          <w:rFonts w:ascii="Tahoma" w:hAnsi="Tahoma" w:cs="Tahoma" w:eastAsia="Tahoma"/>
+          <w:color w:val="606060"/>
+          <w:sz w:val="20"/>
+        </w:rPr>
+        <w:t>จะเห็น: รายการสิ่งที่ต้องตรวจทั้งหมดของรอบนี้</w:t>
+      </w:r>
+    </w:p>
+    <w:tbl>
+      <w:tblPr>
+        <w:tblStyle w:val="TableGrid"/>
+        <w:tblW w:type="auto" w:w="0"/>
+        <w:tblLook w:firstColumn="1" w:firstRow="1" w:lastColumn="0" w:lastRow="0" w:noHBand="0" w:noVBand="1" w:val="04A0"/>
+      </w:tblPr>
+      <w:tblGrid>
+        <w:gridCol w:w="8640"/>
+      </w:tblGrid>
+      <w:tr>
+        <w:tc>
+          <w:tcPr>
+            <w:tcW w:type="dxa" w:w="8640"/>
+            <w:shd w:val="clear" w:fill="F2F2F2"/>
+          </w:tcPr>
+          <w:p>
+            <w:pPr>
+              <w:jc w:val="center"/>
+            </w:pPr>
+            <w:r/>
+            <w:r>
+              <w:rPr>
+                <w:rFonts w:ascii="Tahoma" w:hAnsi="Tahoma" w:cs="Tahoma" w:eastAsia="Tahoma"/>
+                <w:color w:val="606060"/>
+                <w:sz w:val="18"/>
+              </w:rPr>
+              <w:br/>
+              <w:t>[ ภาพหน้าจอ ]</w:t>
+              <w:br/>
+            </w:r>
+          </w:p>
+        </w:tc>
+      </w:tr>
+      <w:tr>
+        <w:tc>
+          <w:tcPr>
+            <w:tcW w:type="dxa" w:w="8640"/>
+          </w:tcPr>
+          <w:p>
+            <w:pPr>
+              <w:jc w:val="center"/>
+            </w:pPr>
+            <w:r/>
+            <w:r>
+              <w:rPr>
+                <w:rFonts w:ascii="Tahoma" w:hAnsi="Tahoma" w:cs="Tahoma" w:eastAsia="Tahoma"/>
+                <w:color w:val="606060"/>
+                <w:sz w:val="18"/>
+              </w:rPr>
+              <w:t>ภาพที่ 3 — หน้าเลือกเงื่อนไขก่อนเริ่มการตรวจ</w:t>
+            </w:r>
+          </w:p>
+        </w:tc>
+      </w:tr>
+    </w:tbl>
+    <w:p>
+      <w:pPr>
+        <w:spacing w:after="40"/>
+      </w:pPr>
     </w:p>
     <w:tbl>
       <w:tblPr>
@@ -1265,7 +1967,747 @@
                 <w:rFonts w:ascii="Tahoma" w:hAnsi="Tahoma" w:cs="Tahoma" w:eastAsia="Tahoma"/>
                 <w:sz w:val="19"/>
               </w:rPr>
-              <w:t>รายการที่ไม่ผ่านการตรวจจะแยกออกมาเป็นกลุ่มของตัวเอง ไม่ปะปนกับรายการที่ผ่าน เพื่อไม่ให้การกดอนุมัติรวดเดียวพารายการที่ยังไม่ได้แก้ไขผ่านไปด้วย</w:t>
+              <w:t>ถ้าระบบบอกว่ามีรอบนี้อยู่แล้ว แปลว่ามีคนเปิดรอบเดียวกันไว้ ให้ตรวจสอบกับเพื่อนร่วมงานก่อน ไม่ใช่เปลี่ยนรอบเพื่อให้ผ่าน เพราะจะทำให้ข้อมูลของวันนั้นซ้ำซ้อน</w:t>
+            </w:r>
+          </w:p>
+        </w:tc>
+      </w:tr>
+    </w:tbl>
+    <w:p>
+      <w:pPr>
+        <w:spacing w:after="40"/>
+      </w:pPr>
+    </w:p>
+    <w:p>
+      <w:pPr>
+        <w:pStyle w:val="Heading2"/>
+      </w:pPr>
+      <w:r>
+        <w:rPr>
+          <w:rFonts w:ascii="Tahoma" w:hAnsi="Tahoma" w:cs="Tahoma" w:eastAsia="Tahoma"/>
+          <w:b/>
+          <w:color w:val="1F4E79"/>
+          <w:sz w:val="25"/>
+        </w:rPr>
+        <w:t>3.2 บันทึกผลทีละรายการ</w:t>
+      </w:r>
+    </w:p>
+    <w:p>
+      <w:pPr>
+        <w:spacing w:after="20"/>
+      </w:pPr>
+      <w:r>
+        <w:rPr>
+          <w:rFonts w:ascii="Tahoma" w:hAnsi="Tahoma" w:cs="Tahoma" w:eastAsia="Tahoma"/>
+          <w:b/>
+          <w:color w:val="1F4E79"/>
+          <w:sz w:val="21"/>
+        </w:rPr>
+        <w:t xml:space="preserve">ขั้นที่ 1  </w:t>
+      </w:r>
+      <w:r>
+        <w:rPr>
+          <w:rFonts w:ascii="Tahoma" w:hAnsi="Tahoma" w:cs="Tahoma" w:eastAsia="Tahoma"/>
+          <w:b/>
+          <w:sz w:val="21"/>
+        </w:rPr>
+        <w:t>กดเลือกรายการที่จะตรวจ เช่น ชื่อพนักงาน หรือชื่อพื้นที่</w:t>
+      </w:r>
+    </w:p>
+    <w:p>
+      <w:pPr>
+        <w:spacing w:after="160"/>
+        <w:ind w:left="907"/>
+      </w:pPr>
+      <w:r>
+        <w:rPr>
+          <w:rFonts w:ascii="Tahoma" w:hAnsi="Tahoma" w:cs="Tahoma" w:eastAsia="Tahoma"/>
+          <w:color w:val="606060"/>
+          <w:sz w:val="20"/>
+        </w:rPr>
+        <w:t>จะเห็น: รายการหัวข้อตรวจของรายการนั้น</w:t>
+      </w:r>
+    </w:p>
+    <w:p>
+      <w:pPr>
+        <w:spacing w:after="20"/>
+      </w:pPr>
+      <w:r>
+        <w:rPr>
+          <w:rFonts w:ascii="Tahoma" w:hAnsi="Tahoma" w:cs="Tahoma" w:eastAsia="Tahoma"/>
+          <w:b/>
+          <w:color w:val="1F4E79"/>
+          <w:sz w:val="21"/>
+        </w:rPr>
+        <w:t xml:space="preserve">ขั้นที่ 2  </w:t>
+      </w:r>
+      <w:r>
+        <w:rPr>
+          <w:rFonts w:ascii="Tahoma" w:hAnsi="Tahoma" w:cs="Tahoma" w:eastAsia="Tahoma"/>
+          <w:b/>
+          <w:sz w:val="21"/>
+        </w:rPr>
+        <w:t>กด ผ่าน หรือ ไม่ผ่าน ในแต่ละหัวข้อ</w:t>
+      </w:r>
+    </w:p>
+    <w:p>
+      <w:pPr>
+        <w:spacing w:after="160"/>
+        <w:ind w:left="907"/>
+      </w:pPr>
+      <w:r>
+        <w:rPr>
+          <w:rFonts w:ascii="Tahoma" w:hAnsi="Tahoma" w:cs="Tahoma" w:eastAsia="Tahoma"/>
+          <w:color w:val="606060"/>
+          <w:sz w:val="20"/>
+        </w:rPr>
+        <w:t>จะเห็น: สีจะเปลี่ยนตามที่เลือก เขียวคือผ่าน แดงคือไม่ผ่าน</w:t>
+      </w:r>
+    </w:p>
+    <w:p>
+      <w:pPr>
+        <w:spacing w:after="20"/>
+      </w:pPr>
+      <w:r>
+        <w:rPr>
+          <w:rFonts w:ascii="Tahoma" w:hAnsi="Tahoma" w:cs="Tahoma" w:eastAsia="Tahoma"/>
+          <w:b/>
+          <w:color w:val="1F4E79"/>
+          <w:sz w:val="21"/>
+        </w:rPr>
+        <w:t xml:space="preserve">ขั้นที่ 3  </w:t>
+      </w:r>
+      <w:r>
+        <w:rPr>
+          <w:rFonts w:ascii="Tahoma" w:hAnsi="Tahoma" w:cs="Tahoma" w:eastAsia="Tahoma"/>
+          <w:b/>
+          <w:sz w:val="21"/>
+        </w:rPr>
+        <w:t>หัวข้อที่กดไม่ผ่าน ให้ถ่ายรูปแนบทุกครั้ง</w:t>
+      </w:r>
+    </w:p>
+    <w:p>
+      <w:pPr>
+        <w:spacing w:after="160"/>
+        <w:ind w:left="907"/>
+      </w:pPr>
+      <w:r>
+        <w:rPr>
+          <w:rFonts w:ascii="Tahoma" w:hAnsi="Tahoma" w:cs="Tahoma" w:eastAsia="Tahoma"/>
+          <w:color w:val="606060"/>
+          <w:sz w:val="20"/>
+        </w:rPr>
+        <w:t>จะเห็น: ปุ่มถ่ายรูปจะปรากฏใต้หัวข้อที่ไม่ผ่าน</w:t>
+      </w:r>
+    </w:p>
+    <w:p>
+      <w:pPr>
+        <w:spacing w:after="20"/>
+      </w:pPr>
+      <w:r>
+        <w:rPr>
+          <w:rFonts w:ascii="Tahoma" w:hAnsi="Tahoma" w:cs="Tahoma" w:eastAsia="Tahoma"/>
+          <w:b/>
+          <w:color w:val="1F4E79"/>
+          <w:sz w:val="21"/>
+        </w:rPr>
+        <w:t xml:space="preserve">ขั้นที่ 4  </w:t>
+      </w:r>
+      <w:r>
+        <w:rPr>
+          <w:rFonts w:ascii="Tahoma" w:hAnsi="Tahoma" w:cs="Tahoma" w:eastAsia="Tahoma"/>
+          <w:b/>
+          <w:sz w:val="21"/>
+        </w:rPr>
+        <w:t>กดบันทึก</w:t>
+      </w:r>
+    </w:p>
+    <w:p>
+      <w:pPr>
+        <w:spacing w:after="160"/>
+        <w:ind w:left="907"/>
+      </w:pPr>
+      <w:r>
+        <w:rPr>
+          <w:rFonts w:ascii="Tahoma" w:hAnsi="Tahoma" w:cs="Tahoma" w:eastAsia="Tahoma"/>
+          <w:color w:val="606060"/>
+          <w:sz w:val="20"/>
+        </w:rPr>
+        <w:t>จะเห็น: ระบบจะพากลับไปหน้ารายการ และทำเครื่องหมายว่ารายการนี้ตรวจแล้ว</w:t>
+      </w:r>
+    </w:p>
+    <w:tbl>
+      <w:tblPr>
+        <w:tblStyle w:val="TableGrid"/>
+        <w:tblW w:type="auto" w:w="0"/>
+        <w:tblLook w:firstColumn="1" w:firstRow="1" w:lastColumn="0" w:lastRow="0" w:noHBand="0" w:noVBand="1" w:val="04A0"/>
+      </w:tblPr>
+      <w:tblGrid>
+        <w:gridCol w:w="8640"/>
+      </w:tblGrid>
+      <w:tr>
+        <w:tc>
+          <w:tcPr>
+            <w:tcW w:type="dxa" w:w="8640"/>
+            <w:shd w:val="clear" w:fill="F2F2F2"/>
+          </w:tcPr>
+          <w:p>
+            <w:pPr>
+              <w:jc w:val="center"/>
+            </w:pPr>
+            <w:r/>
+            <w:r>
+              <w:rPr>
+                <w:rFonts w:ascii="Tahoma" w:hAnsi="Tahoma" w:cs="Tahoma" w:eastAsia="Tahoma"/>
+                <w:color w:val="606060"/>
+                <w:sz w:val="18"/>
+              </w:rPr>
+              <w:br/>
+              <w:t>[ ภาพหน้าจอ ]</w:t>
+              <w:br/>
+            </w:r>
+          </w:p>
+        </w:tc>
+      </w:tr>
+      <w:tr>
+        <w:tc>
+          <w:tcPr>
+            <w:tcW w:type="dxa" w:w="8640"/>
+          </w:tcPr>
+          <w:p>
+            <w:pPr>
+              <w:jc w:val="center"/>
+            </w:pPr>
+            <w:r/>
+            <w:r>
+              <w:rPr>
+                <w:rFonts w:ascii="Tahoma" w:hAnsi="Tahoma" w:cs="Tahoma" w:eastAsia="Tahoma"/>
+                <w:color w:val="606060"/>
+                <w:sz w:val="18"/>
+              </w:rPr>
+              <w:t>ภาพที่ 4 — หน้าบันทึกผลรายหัวข้อ พร้อมปุ่มผ่าน ไม่ผ่าน และปุ่มถ่ายรูป</w:t>
+            </w:r>
+          </w:p>
+        </w:tc>
+      </w:tr>
+    </w:tbl>
+    <w:p>
+      <w:pPr>
+        <w:spacing w:after="40"/>
+      </w:pPr>
+    </w:p>
+    <w:tbl>
+      <w:tblPr>
+        <w:tblStyle w:val="TableGrid"/>
+        <w:tblW w:type="auto" w:w="0"/>
+        <w:jc w:val="left"/>
+        <w:tblLook w:firstColumn="1" w:firstRow="1" w:lastColumn="0" w:lastRow="0" w:noHBand="0" w:noVBand="1" w:val="04A0"/>
+      </w:tblPr>
+      <w:tblGrid>
+        <w:gridCol w:w="4320"/>
+        <w:gridCol w:w="4320"/>
+      </w:tblGrid>
+      <w:tr>
+        <w:tc>
+          <w:tcPr>
+            <w:tcW w:type="dxa" w:w="2835"/>
+            <w:shd w:val="clear" w:fill="DCE6F1"/>
+          </w:tcPr>
+          <w:p>
+            <w:r/>
+            <w:r>
+              <w:rPr>
+                <w:rFonts w:ascii="Tahoma" w:hAnsi="Tahoma" w:cs="Tahoma" w:eastAsia="Tahoma"/>
+                <w:b/>
+                <w:sz w:val="19"/>
+              </w:rPr>
+              <w:t>กรณี</w:t>
+            </w:r>
+          </w:p>
+        </w:tc>
+        <w:tc>
+          <w:tcPr>
+            <w:tcW w:type="dxa" w:w="6236"/>
+            <w:shd w:val="clear" w:fill="DCE6F1"/>
+          </w:tcPr>
+          <w:p>
+            <w:r/>
+            <w:r>
+              <w:rPr>
+                <w:rFonts w:ascii="Tahoma" w:hAnsi="Tahoma" w:cs="Tahoma" w:eastAsia="Tahoma"/>
+                <w:b/>
+                <w:sz w:val="19"/>
+              </w:rPr>
+              <w:t>ต้องทำอย่างไร</w:t>
+            </w:r>
+          </w:p>
+        </w:tc>
+      </w:tr>
+      <w:tr>
+        <w:tc>
+          <w:tcPr>
+            <w:tcW w:type="dxa" w:w="2835"/>
+          </w:tcPr>
+          <w:p>
+            <w:r/>
+            <w:r>
+              <w:rPr>
+                <w:rFonts w:ascii="Tahoma" w:hAnsi="Tahoma" w:cs="Tahoma" w:eastAsia="Tahoma"/>
+                <w:sz w:val="19"/>
+              </w:rPr>
+              <w:t>พนักงานไม่มาทำงาน</w:t>
+            </w:r>
+          </w:p>
+        </w:tc>
+        <w:tc>
+          <w:tcPr>
+            <w:tcW w:type="dxa" w:w="6236"/>
+          </w:tcPr>
+          <w:p>
+            <w:r/>
+            <w:r>
+              <w:rPr>
+                <w:rFonts w:ascii="Tahoma" w:hAnsi="Tahoma" w:cs="Tahoma" w:eastAsia="Tahoma"/>
+                <w:sz w:val="19"/>
+              </w:rPr>
+              <w:t>กดทำเครื่องหมายว่าไม่มา อย่าปล่อยว่างและอย่ากดผ่าน</w:t>
+            </w:r>
+          </w:p>
+        </w:tc>
+      </w:tr>
+      <w:tr>
+        <w:tc>
+          <w:tcPr>
+            <w:tcW w:type="dxa" w:w="2835"/>
+          </w:tcPr>
+          <w:p>
+            <w:r/>
+            <w:r>
+              <w:rPr>
+                <w:rFonts w:ascii="Tahoma" w:hAnsi="Tahoma" w:cs="Tahoma" w:eastAsia="Tahoma"/>
+                <w:sz w:val="19"/>
+              </w:rPr>
+              <w:t>ตรวจแล้วไม่พบปัญหาทั้งหมด</w:t>
+            </w:r>
+          </w:p>
+        </w:tc>
+        <w:tc>
+          <w:tcPr>
+            <w:tcW w:type="dxa" w:w="6236"/>
+          </w:tcPr>
+          <w:p>
+            <w:r/>
+            <w:r>
+              <w:rPr>
+                <w:rFonts w:ascii="Tahoma" w:hAnsi="Tahoma" w:cs="Tahoma" w:eastAsia="Tahoma"/>
+                <w:sz w:val="19"/>
+              </w:rPr>
+              <w:t>ใช้ปุ่ม ผ่านทั้งหมด เพื่อประหยัดเวลา</w:t>
+            </w:r>
+          </w:p>
+        </w:tc>
+      </w:tr>
+      <w:tr>
+        <w:tc>
+          <w:tcPr>
+            <w:tcW w:type="dxa" w:w="2835"/>
+          </w:tcPr>
+          <w:p>
+            <w:r/>
+            <w:r>
+              <w:rPr>
+                <w:rFonts w:ascii="Tahoma" w:hAnsi="Tahoma" w:cs="Tahoma" w:eastAsia="Tahoma"/>
+                <w:sz w:val="19"/>
+              </w:rPr>
+              <w:t>พื้นที่นั้นไม่ได้ผลิตวันนี้</w:t>
+            </w:r>
+          </w:p>
+        </w:tc>
+        <w:tc>
+          <w:tcPr>
+            <w:tcW w:type="dxa" w:w="6236"/>
+          </w:tcPr>
+          <w:p>
+            <w:r/>
+            <w:r>
+              <w:rPr>
+                <w:rFonts w:ascii="Tahoma" w:hAnsi="Tahoma" w:cs="Tahoma" w:eastAsia="Tahoma"/>
+                <w:sz w:val="19"/>
+              </w:rPr>
+              <w:t>ใช้ปุ่มสำหรับระบุว่าไม่มีการผลิต อย่ากดผ่าน</w:t>
+            </w:r>
+          </w:p>
+        </w:tc>
+      </w:tr>
+      <w:tr>
+        <w:tc>
+          <w:tcPr>
+            <w:tcW w:type="dxa" w:w="2835"/>
+          </w:tcPr>
+          <w:p>
+            <w:r/>
+            <w:r>
+              <w:rPr>
+                <w:rFonts w:ascii="Tahoma" w:hAnsi="Tahoma" w:cs="Tahoma" w:eastAsia="Tahoma"/>
+                <w:sz w:val="19"/>
+              </w:rPr>
+              <w:t>ตรวจไม่ครบแล้วต้องไปทำอย่างอื่น</w:t>
+            </w:r>
+          </w:p>
+        </w:tc>
+        <w:tc>
+          <w:tcPr>
+            <w:tcW w:type="dxa" w:w="6236"/>
+          </w:tcPr>
+          <w:p>
+            <w:r/>
+            <w:r>
+              <w:rPr>
+                <w:rFonts w:ascii="Tahoma" w:hAnsi="Tahoma" w:cs="Tahoma" w:eastAsia="Tahoma"/>
+                <w:sz w:val="19"/>
+              </w:rPr>
+              <w:t>ออกจากหน้าได้เลย ข้อมูลที่บันทึกแล้วไม่หาย กลับมาตรวจต่อได้</w:t>
+            </w:r>
+          </w:p>
+        </w:tc>
+      </w:tr>
+    </w:tbl>
+    <w:p>
+      <w:pPr>
+        <w:spacing w:after="40"/>
+      </w:pPr>
+    </w:p>
+    <w:tbl>
+      <w:tblPr>
+        <w:tblStyle w:val="TableGrid"/>
+        <w:tblW w:type="auto" w:w="0"/>
+        <w:tblLook w:firstColumn="1" w:firstRow="1" w:lastColumn="0" w:lastRow="0" w:noHBand="0" w:noVBand="1" w:val="04A0"/>
+      </w:tblPr>
+      <w:tblGrid>
+        <w:gridCol w:w="8640"/>
+      </w:tblGrid>
+      <w:tr>
+        <w:tc>
+          <w:tcPr>
+            <w:tcW w:type="dxa" w:w="8640"/>
+            <w:shd w:val="clear" w:fill="FFF4CE"/>
+          </w:tcPr>
+          <w:p>
+            <w:r/>
+            <w:r>
+              <w:rPr>
+                <w:rFonts w:ascii="Tahoma" w:hAnsi="Tahoma" w:cs="Tahoma" w:eastAsia="Tahoma"/>
+                <w:sz w:val="19"/>
+              </w:rPr>
+              <w:t>รูปภาพคือหลักฐาน หัวข้อที่ไม่ผ่านแต่ไม่มีรูป เมื่อผ่านไปสองสัปดาห์ จะไม่มีใครยืนยันได้ว่าเกิดอะไรขึ้นจริง รวมถึงตัวคุณเอง</w:t>
+            </w:r>
+          </w:p>
+        </w:tc>
+      </w:tr>
+    </w:tbl>
+    <w:p>
+      <w:pPr>
+        <w:spacing w:after="40"/>
+      </w:pPr>
+    </w:p>
+    <w:p>
+      <w:pPr>
+        <w:pStyle w:val="Heading2"/>
+      </w:pPr>
+      <w:r>
+        <w:rPr>
+          <w:rFonts w:ascii="Tahoma" w:hAnsi="Tahoma" w:cs="Tahoma" w:eastAsia="Tahoma"/>
+          <w:b/>
+          <w:color w:val="1F4E79"/>
+          <w:sz w:val="25"/>
+        </w:rPr>
+        <w:t>3.3 จบรอบตรวจ</w:t>
+      </w:r>
+    </w:p>
+    <w:p>
+      <w:pPr>
+        <w:spacing w:after="20"/>
+      </w:pPr>
+      <w:r>
+        <w:rPr>
+          <w:rFonts w:ascii="Tahoma" w:hAnsi="Tahoma" w:cs="Tahoma" w:eastAsia="Tahoma"/>
+          <w:b/>
+          <w:color w:val="1F4E79"/>
+          <w:sz w:val="21"/>
+        </w:rPr>
+        <w:t xml:space="preserve">ขั้นที่ 1  </w:t>
+      </w:r>
+      <w:r>
+        <w:rPr>
+          <w:rFonts w:ascii="Tahoma" w:hAnsi="Tahoma" w:cs="Tahoma" w:eastAsia="Tahoma"/>
+          <w:b/>
+          <w:sz w:val="21"/>
+        </w:rPr>
+        <w:t>เมื่อตรวจครบแล้ว กลับไปหน้ารายการ แล้วกดปุ่ม จบรอบ</w:t>
+      </w:r>
+    </w:p>
+    <w:p>
+      <w:pPr>
+        <w:spacing w:after="160"/>
+        <w:ind w:left="907"/>
+      </w:pPr>
+      <w:r>
+        <w:rPr>
+          <w:rFonts w:ascii="Tahoma" w:hAnsi="Tahoma" w:cs="Tahoma" w:eastAsia="Tahoma"/>
+          <w:color w:val="606060"/>
+          <w:sz w:val="20"/>
+        </w:rPr>
+        <w:t>จะเห็น: ข้อความยืนยันก่อนจบรอบ</w:t>
+      </w:r>
+    </w:p>
+    <w:p>
+      <w:pPr>
+        <w:spacing w:after="20"/>
+      </w:pPr>
+      <w:r>
+        <w:rPr>
+          <w:rFonts w:ascii="Tahoma" w:hAnsi="Tahoma" w:cs="Tahoma" w:eastAsia="Tahoma"/>
+          <w:b/>
+          <w:color w:val="1F4E79"/>
+          <w:sz w:val="21"/>
+        </w:rPr>
+        <w:t xml:space="preserve">ขั้นที่ 2  </w:t>
+      </w:r>
+      <w:r>
+        <w:rPr>
+          <w:rFonts w:ascii="Tahoma" w:hAnsi="Tahoma" w:cs="Tahoma" w:eastAsia="Tahoma"/>
+          <w:b/>
+          <w:sz w:val="21"/>
+        </w:rPr>
+        <w:t>กดยืนยัน</w:t>
+      </w:r>
+    </w:p>
+    <w:p>
+      <w:pPr>
+        <w:spacing w:after="160"/>
+        <w:ind w:left="907"/>
+      </w:pPr>
+      <w:r>
+        <w:rPr>
+          <w:rFonts w:ascii="Tahoma" w:hAnsi="Tahoma" w:cs="Tahoma" w:eastAsia="Tahoma"/>
+          <w:color w:val="606060"/>
+          <w:sz w:val="20"/>
+        </w:rPr>
+        <w:t>จะเห็น: ระบบสรุปผล แจ้งหัวหน้า และออกใบแจ้งปัญหาสำหรับหัวข้อที่ไม่ผ่านโดยอัตโนมัติ</w:t>
+      </w:r>
+    </w:p>
+    <w:tbl>
+      <w:tblPr>
+        <w:tblStyle w:val="TableGrid"/>
+        <w:tblW w:type="auto" w:w="0"/>
+        <w:tblLook w:firstColumn="1" w:firstRow="1" w:lastColumn="0" w:lastRow="0" w:noHBand="0" w:noVBand="1" w:val="04A0"/>
+      </w:tblPr>
+      <w:tblGrid>
+        <w:gridCol w:w="8640"/>
+      </w:tblGrid>
+      <w:tr>
+        <w:tc>
+          <w:tcPr>
+            <w:tcW w:type="dxa" w:w="8640"/>
+            <w:shd w:val="clear" w:fill="F2F2F2"/>
+          </w:tcPr>
+          <w:p>
+            <w:pPr>
+              <w:jc w:val="center"/>
+            </w:pPr>
+            <w:r/>
+            <w:r>
+              <w:rPr>
+                <w:rFonts w:ascii="Tahoma" w:hAnsi="Tahoma" w:cs="Tahoma" w:eastAsia="Tahoma"/>
+                <w:color w:val="606060"/>
+                <w:sz w:val="18"/>
+              </w:rPr>
+              <w:br/>
+              <w:t>[ ภาพหน้าจอ ]</w:t>
+              <w:br/>
+            </w:r>
+          </w:p>
+        </w:tc>
+      </w:tr>
+      <w:tr>
+        <w:tc>
+          <w:tcPr>
+            <w:tcW w:type="dxa" w:w="8640"/>
+          </w:tcPr>
+          <w:p>
+            <w:pPr>
+              <w:jc w:val="center"/>
+            </w:pPr>
+            <w:r/>
+            <w:r>
+              <w:rPr>
+                <w:rFonts w:ascii="Tahoma" w:hAnsi="Tahoma" w:cs="Tahoma" w:eastAsia="Tahoma"/>
+                <w:color w:val="606060"/>
+                <w:sz w:val="18"/>
+              </w:rPr>
+              <w:t>ภาพที่ 5 — ปุ่มจบรอบ และข้อความยืนยัน</w:t>
+            </w:r>
+          </w:p>
+        </w:tc>
+      </w:tr>
+    </w:tbl>
+    <w:p>
+      <w:pPr>
+        <w:spacing w:after="40"/>
+      </w:pPr>
+    </w:p>
+    <w:tbl>
+      <w:tblPr>
+        <w:tblStyle w:val="TableGrid"/>
+        <w:tblW w:type="auto" w:w="0"/>
+        <w:tblLook w:firstColumn="1" w:firstRow="1" w:lastColumn="0" w:lastRow="0" w:noHBand="0" w:noVBand="1" w:val="04A0"/>
+      </w:tblPr>
+      <w:tblGrid>
+        <w:gridCol w:w="8640"/>
+      </w:tblGrid>
+      <w:tr>
+        <w:tc>
+          <w:tcPr>
+            <w:tcW w:type="dxa" w:w="8640"/>
+            <w:shd w:val="clear" w:fill="FFF4CE"/>
+          </w:tcPr>
+          <w:p>
+            <w:r/>
+            <w:r>
+              <w:rPr>
+                <w:rFonts w:ascii="Tahoma" w:hAnsi="Tahoma" w:cs="Tahoma" w:eastAsia="Tahoma"/>
+                <w:sz w:val="19"/>
+              </w:rPr>
+              <w:t>ถ้าลืมกดจบรอบ ระบบจะปิดให้เองหลังเลิกกะไปแล้ว 2 ชั่วโมง แต่หัวหน้าจะได้รับแจ้งช้ากว่าปกติ จึงควรกดจบเองทุกครั้ง</w:t>
+            </w:r>
+          </w:p>
+        </w:tc>
+      </w:tr>
+    </w:tbl>
+    <w:p>
+      <w:pPr>
+        <w:spacing w:after="40"/>
+      </w:pPr>
+    </w:p>
+    <w:p>
+      <w:pPr>
+        <w:pStyle w:val="Heading2"/>
+      </w:pPr>
+      <w:r>
+        <w:rPr>
+          <w:rFonts w:ascii="Tahoma" w:hAnsi="Tahoma" w:cs="Tahoma" w:eastAsia="Tahoma"/>
+          <w:b/>
+          <w:color w:val="1F4E79"/>
+          <w:sz w:val="25"/>
+        </w:rPr>
+        <w:t>3.4 ลืมตรวจเมื่อวาน ทำอย่างไร</w:t>
+      </w:r>
+    </w:p>
+    <w:p>
+      <w:pPr>
+        <w:spacing w:after="120"/>
+      </w:pPr>
+      <w:r>
+        <w:rPr>
+          <w:rFonts w:ascii="Tahoma" w:hAnsi="Tahoma" w:cs="Tahoma" w:eastAsia="Tahoma"/>
+          <w:b w:val="0"/>
+          <w:sz w:val="21"/>
+        </w:rPr>
+        <w:t>ใช้การตรวจย้อนหลัง เช่น กรณีได้ตารางกะจากฝ่ายผลิตล่าช้า จนไม่สามารถตรวจได้ในวันนั้น</w:t>
+      </w:r>
+    </w:p>
+    <w:p>
+      <w:pPr>
+        <w:pStyle w:val="ListBullet"/>
+        <w:spacing w:after="60"/>
+        <w:ind w:left="454"/>
+      </w:pPr>
+      <w:r>
+        <w:rPr>
+          <w:rFonts w:ascii="Tahoma" w:hAnsi="Tahoma" w:cs="Tahoma" w:eastAsia="Tahoma"/>
+          <w:sz w:val="21"/>
+        </w:rPr>
+        <w:t>ย้อนหลังได้ไม่เกิน 7 วัน</w:t>
+      </w:r>
+    </w:p>
+    <w:p>
+      <w:pPr>
+        <w:pStyle w:val="ListBullet"/>
+        <w:spacing w:after="60"/>
+        <w:ind w:left="454"/>
+      </w:pPr>
+      <w:r>
+        <w:rPr>
+          <w:rFonts w:ascii="Tahoma" w:hAnsi="Tahoma" w:cs="Tahoma" w:eastAsia="Tahoma"/>
+          <w:sz w:val="21"/>
+        </w:rPr>
+        <w:t>ต้องพิมพ์เหตุผลทุกครั้ง และเหตุผลจะถูกเก็บไว้ถาวร</w:t>
+      </w:r>
+    </w:p>
+    <w:p>
+      <w:pPr>
+        <w:pStyle w:val="ListBullet"/>
+        <w:spacing w:after="60"/>
+        <w:ind w:left="454"/>
+      </w:pPr>
+      <w:r>
+        <w:rPr>
+          <w:rFonts w:ascii="Tahoma" w:hAnsi="Tahoma" w:cs="Tahoma" w:eastAsia="Tahoma"/>
+          <w:sz w:val="21"/>
+        </w:rPr>
+        <w:t>ระบบจะทำเครื่องหมายไว้ว่าเป็นการตรวจย้อนหลัง ทั้งบนหน้าจอและในรายงาน จึงไม่ถือเป็นการแก้ไขข้อมูลย้อนหลัง</w:t>
+      </w:r>
+    </w:p>
+    <w:tbl>
+      <w:tblPr>
+        <w:tblStyle w:val="TableGrid"/>
+        <w:tblW w:type="auto" w:w="0"/>
+        <w:tblLook w:firstColumn="1" w:firstRow="1" w:lastColumn="0" w:lastRow="0" w:noHBand="0" w:noVBand="1" w:val="04A0"/>
+      </w:tblPr>
+      <w:tblGrid>
+        <w:gridCol w:w="8640"/>
+      </w:tblGrid>
+      <w:tr>
+        <w:tc>
+          <w:tcPr>
+            <w:tcW w:type="dxa" w:w="8640"/>
+            <w:shd w:val="clear" w:fill="F2F2F2"/>
+          </w:tcPr>
+          <w:p>
+            <w:pPr>
+              <w:jc w:val="center"/>
+            </w:pPr>
+            <w:r/>
+            <w:r>
+              <w:rPr>
+                <w:rFonts w:ascii="Tahoma" w:hAnsi="Tahoma" w:cs="Tahoma" w:eastAsia="Tahoma"/>
+                <w:color w:val="606060"/>
+                <w:sz w:val="18"/>
+              </w:rPr>
+              <w:br/>
+              <w:t>[ ภาพหน้าจอ ]</w:t>
+              <w:br/>
+            </w:r>
+          </w:p>
+        </w:tc>
+      </w:tr>
+      <w:tr>
+        <w:tc>
+          <w:tcPr>
+            <w:tcW w:type="dxa" w:w="8640"/>
+          </w:tcPr>
+          <w:p>
+            <w:pPr>
+              <w:jc w:val="center"/>
+            </w:pPr>
+            <w:r/>
+            <w:r>
+              <w:rPr>
+                <w:rFonts w:ascii="Tahoma" w:hAnsi="Tahoma" w:cs="Tahoma" w:eastAsia="Tahoma"/>
+                <w:color w:val="606060"/>
+                <w:sz w:val="18"/>
+              </w:rPr>
+              <w:t>ภาพที่ 6 — ช่องเลือกวันที่ย้อนหลังและช่องกรอกเหตุผล</w:t>
             </w:r>
           </w:p>
         </w:tc>
@@ -1287,8 +2729,345 @@
           <w:color w:val="1F4E79"/>
           <w:sz w:val="30"/>
         </w:rPr>
-        <w:t>6. การติดตามการแก้ไข</w:t>
+        <w:t>บทที่ 4  สำหรับหัวหน้างานที่ต้องทวนสอบ</w:t>
       </w:r>
+    </w:p>
+    <w:p>
+      <w:pPr>
+        <w:spacing w:after="120"/>
+      </w:pPr>
+      <w:r>
+        <w:rPr>
+          <w:rFonts w:ascii="Tahoma" w:hAnsi="Tahoma" w:cs="Tahoma" w:eastAsia="Tahoma"/>
+          <w:b w:val="0"/>
+          <w:sz w:val="21"/>
+        </w:rPr>
+        <w:t>ใช้เมนู ทวนสอบผล (Verify) ที่แถบซ้ายมือ</w:t>
+      </w:r>
+    </w:p>
+    <w:p>
+      <w:pPr>
+        <w:spacing w:after="20"/>
+      </w:pPr>
+      <w:r>
+        <w:rPr>
+          <w:rFonts w:ascii="Tahoma" w:hAnsi="Tahoma" w:cs="Tahoma" w:eastAsia="Tahoma"/>
+          <w:b/>
+          <w:color w:val="1F4E79"/>
+          <w:sz w:val="21"/>
+        </w:rPr>
+        <w:t xml:space="preserve">ขั้นที่ 1  </w:t>
+      </w:r>
+      <w:r>
+        <w:rPr>
+          <w:rFonts w:ascii="Tahoma" w:hAnsi="Tahoma" w:cs="Tahoma" w:eastAsia="Tahoma"/>
+          <w:b/>
+          <w:sz w:val="21"/>
+        </w:rPr>
+        <w:t>กดเมนู ทวนสอบผล</w:t>
+      </w:r>
+    </w:p>
+    <w:p>
+      <w:pPr>
+        <w:spacing w:after="160"/>
+        <w:ind w:left="907"/>
+      </w:pPr>
+      <w:r>
+        <w:rPr>
+          <w:rFonts w:ascii="Tahoma" w:hAnsi="Tahoma" w:cs="Tahoma" w:eastAsia="Tahoma"/>
+          <w:color w:val="606060"/>
+          <w:sz w:val="20"/>
+        </w:rPr>
+        <w:t>จะเห็น: รายการรอบตรวจที่รอการทวนสอบ</w:t>
+      </w:r>
+    </w:p>
+    <w:p>
+      <w:pPr>
+        <w:spacing w:after="20"/>
+      </w:pPr>
+      <w:r>
+        <w:rPr>
+          <w:rFonts w:ascii="Tahoma" w:hAnsi="Tahoma" w:cs="Tahoma" w:eastAsia="Tahoma"/>
+          <w:b/>
+          <w:color w:val="1F4E79"/>
+          <w:sz w:val="21"/>
+        </w:rPr>
+        <w:t xml:space="preserve">ขั้นที่ 2  </w:t>
+      </w:r>
+      <w:r>
+        <w:rPr>
+          <w:rFonts w:ascii="Tahoma" w:hAnsi="Tahoma" w:cs="Tahoma" w:eastAsia="Tahoma"/>
+          <w:b/>
+          <w:sz w:val="21"/>
+        </w:rPr>
+        <w:t>เลือกวันที่และแผนกที่ต้องการ</w:t>
+      </w:r>
+    </w:p>
+    <w:p>
+      <w:pPr>
+        <w:spacing w:after="160"/>
+        <w:ind w:left="907"/>
+      </w:pPr>
+      <w:r>
+        <w:rPr>
+          <w:rFonts w:ascii="Tahoma" w:hAnsi="Tahoma" w:cs="Tahoma" w:eastAsia="Tahoma"/>
+          <w:color w:val="606060"/>
+          <w:sz w:val="20"/>
+        </w:rPr>
+        <w:t>จะเห็น: รายการผลการตรวจที่ผู้ตรวจบันทึกมา</w:t>
+      </w:r>
+    </w:p>
+    <w:p>
+      <w:pPr>
+        <w:spacing w:after="20"/>
+      </w:pPr>
+      <w:r>
+        <w:rPr>
+          <w:rFonts w:ascii="Tahoma" w:hAnsi="Tahoma" w:cs="Tahoma" w:eastAsia="Tahoma"/>
+          <w:b/>
+          <w:color w:val="1F4E79"/>
+          <w:sz w:val="21"/>
+        </w:rPr>
+        <w:t xml:space="preserve">ขั้นที่ 3  </w:t>
+      </w:r>
+      <w:r>
+        <w:rPr>
+          <w:rFonts w:ascii="Tahoma" w:hAnsi="Tahoma" w:cs="Tahoma" w:eastAsia="Tahoma"/>
+          <w:b/>
+          <w:sz w:val="21"/>
+        </w:rPr>
+        <w:t>ดูรายการพร้อมรูปประกอบ</w:t>
+      </w:r>
+    </w:p>
+    <w:p>
+      <w:pPr>
+        <w:spacing w:after="160"/>
+        <w:ind w:left="907"/>
+      </w:pPr>
+      <w:r>
+        <w:rPr>
+          <w:rFonts w:ascii="Tahoma" w:hAnsi="Tahoma" w:cs="Tahoma" w:eastAsia="Tahoma"/>
+          <w:color w:val="606060"/>
+          <w:sz w:val="20"/>
+        </w:rPr>
+        <w:t>จะเห็น: รายการที่ไม่ผ่านจะแยกเป็นกลุ่มของตัวเอง ไม่ปนกับรายการที่ผ่าน</w:t>
+      </w:r>
+    </w:p>
+    <w:p>
+      <w:pPr>
+        <w:spacing w:after="20"/>
+      </w:pPr>
+      <w:r>
+        <w:rPr>
+          <w:rFonts w:ascii="Tahoma" w:hAnsi="Tahoma" w:cs="Tahoma" w:eastAsia="Tahoma"/>
+          <w:b/>
+          <w:color w:val="1F4E79"/>
+          <w:sz w:val="21"/>
+        </w:rPr>
+        <w:t xml:space="preserve">ขั้นที่ 4  </w:t>
+      </w:r>
+      <w:r>
+        <w:rPr>
+          <w:rFonts w:ascii="Tahoma" w:hAnsi="Tahoma" w:cs="Tahoma" w:eastAsia="Tahoma"/>
+          <w:b/>
+          <w:sz w:val="21"/>
+        </w:rPr>
+        <w:t>กด ทวนสอบ ถ้าถูกต้อง หรือ ปฏิเสธ พร้อมเหตุผลถ้าไม่ถูกต้อง</w:t>
+      </w:r>
+    </w:p>
+    <w:p>
+      <w:pPr>
+        <w:spacing w:after="160"/>
+        <w:ind w:left="907"/>
+      </w:pPr>
+      <w:r>
+        <w:rPr>
+          <w:rFonts w:ascii="Tahoma" w:hAnsi="Tahoma" w:cs="Tahoma" w:eastAsia="Tahoma"/>
+          <w:color w:val="606060"/>
+          <w:sz w:val="20"/>
+        </w:rPr>
+        <w:t>จะเห็น: สถานะของรายการจะเปลี่ยนทันที</w:t>
+      </w:r>
+    </w:p>
+    <w:tbl>
+      <w:tblPr>
+        <w:tblStyle w:val="TableGrid"/>
+        <w:tblW w:type="auto" w:w="0"/>
+        <w:tblLook w:firstColumn="1" w:firstRow="1" w:lastColumn="0" w:lastRow="0" w:noHBand="0" w:noVBand="1" w:val="04A0"/>
+      </w:tblPr>
+      <w:tblGrid>
+        <w:gridCol w:w="8640"/>
+      </w:tblGrid>
+      <w:tr>
+        <w:tc>
+          <w:tcPr>
+            <w:tcW w:type="dxa" w:w="8640"/>
+            <w:shd w:val="clear" w:fill="F2F2F2"/>
+          </w:tcPr>
+          <w:p>
+            <w:pPr>
+              <w:jc w:val="center"/>
+            </w:pPr>
+            <w:r/>
+            <w:r>
+              <w:rPr>
+                <w:rFonts w:ascii="Tahoma" w:hAnsi="Tahoma" w:cs="Tahoma" w:eastAsia="Tahoma"/>
+                <w:color w:val="606060"/>
+                <w:sz w:val="18"/>
+              </w:rPr>
+              <w:br/>
+              <w:t>[ ภาพหน้าจอ ]</w:t>
+              <w:br/>
+            </w:r>
+          </w:p>
+        </w:tc>
+      </w:tr>
+      <w:tr>
+        <w:tc>
+          <w:tcPr>
+            <w:tcW w:type="dxa" w:w="8640"/>
+          </w:tcPr>
+          <w:p>
+            <w:pPr>
+              <w:jc w:val="center"/>
+            </w:pPr>
+            <w:r/>
+            <w:r>
+              <w:rPr>
+                <w:rFonts w:ascii="Tahoma" w:hAnsi="Tahoma" w:cs="Tahoma" w:eastAsia="Tahoma"/>
+                <w:color w:val="606060"/>
+                <w:sz w:val="18"/>
+              </w:rPr>
+              <w:t>ภาพที่ 7 — หน้าทวนสอบผล แสดงกลุ่มที่ผ่านและกลุ่มที่ไม่ผ่านแยกกัน</w:t>
+            </w:r>
+          </w:p>
+        </w:tc>
+      </w:tr>
+    </w:tbl>
+    <w:p>
+      <w:pPr>
+        <w:spacing w:after="40"/>
+      </w:pPr>
+    </w:p>
+    <w:tbl>
+      <w:tblPr>
+        <w:tblStyle w:val="TableGrid"/>
+        <w:tblW w:type="auto" w:w="0"/>
+        <w:tblLook w:firstColumn="1" w:firstRow="1" w:lastColumn="0" w:lastRow="0" w:noHBand="0" w:noVBand="1" w:val="04A0"/>
+      </w:tblPr>
+      <w:tblGrid>
+        <w:gridCol w:w="8640"/>
+      </w:tblGrid>
+      <w:tr>
+        <w:tc>
+          <w:tcPr>
+            <w:tcW w:type="dxa" w:w="8640"/>
+            <w:shd w:val="clear" w:fill="FFF4CE"/>
+          </w:tcPr>
+          <w:p>
+            <w:r/>
+            <w:r>
+              <w:rPr>
+                <w:rFonts w:ascii="Tahoma" w:hAnsi="Tahoma" w:cs="Tahoma" w:eastAsia="Tahoma"/>
+                <w:sz w:val="19"/>
+              </w:rPr>
+              <w:t>เหตุผลที่ระบบแยกรายการที่ไม่ผ่านออกมา คือเพื่อไม่ให้การกดอนุมัติ ทีเดียวทั้งหมดพารายการที่ยังไม่ได้แก้ไขผ่านไปด้วย</w:t>
+            </w:r>
+          </w:p>
+        </w:tc>
+      </w:tr>
+    </w:tbl>
+    <w:p>
+      <w:pPr>
+        <w:spacing w:after="40"/>
+      </w:pPr>
+    </w:p>
+    <w:p>
+      <w:pPr>
+        <w:pStyle w:val="Heading1"/>
+      </w:pPr>
+      <w:r>
+        <w:rPr>
+          <w:rFonts w:ascii="Tahoma" w:hAnsi="Tahoma" w:cs="Tahoma" w:eastAsia="Tahoma"/>
+          <w:b/>
+          <w:color w:val="1F4E79"/>
+          <w:sz w:val="30"/>
+        </w:rPr>
+        <w:t>บทที่ 5  สำหรับผู้ที่ต้องแก้ไขปัญหา</w:t>
+      </w:r>
+    </w:p>
+    <w:p>
+      <w:pPr>
+        <w:spacing w:after="120"/>
+      </w:pPr>
+      <w:r>
+        <w:rPr>
+          <w:rFonts w:ascii="Tahoma" w:hAnsi="Tahoma" w:cs="Tahoma" w:eastAsia="Tahoma"/>
+          <w:b w:val="0"/>
+          <w:sz w:val="21"/>
+        </w:rPr>
+        <w:t>ใช้เมนู ติดตามการแก้ไข (Issues) ที่แถบซ้ายมือ หน้านี้แบ่งเป็นสองฝั่ง ฝั่งซ้ายคือสิ่งที่ต้องทำ ฝั่งขวาคือประวัติที่ทำไปแล้ว</w:t>
+      </w:r>
+    </w:p>
+    <w:tbl>
+      <w:tblPr>
+        <w:tblStyle w:val="TableGrid"/>
+        <w:tblW w:type="auto" w:w="0"/>
+        <w:tblLook w:firstColumn="1" w:firstRow="1" w:lastColumn="0" w:lastRow="0" w:noHBand="0" w:noVBand="1" w:val="04A0"/>
+      </w:tblPr>
+      <w:tblGrid>
+        <w:gridCol w:w="8640"/>
+      </w:tblGrid>
+      <w:tr>
+        <w:tc>
+          <w:tcPr>
+            <w:tcW w:type="dxa" w:w="8640"/>
+            <w:shd w:val="clear" w:fill="F2F2F2"/>
+          </w:tcPr>
+          <w:p>
+            <w:pPr>
+              <w:jc w:val="center"/>
+            </w:pPr>
+            <w:r/>
+            <w:r>
+              <w:rPr>
+                <w:rFonts w:ascii="Tahoma" w:hAnsi="Tahoma" w:cs="Tahoma" w:eastAsia="Tahoma"/>
+                <w:color w:val="606060"/>
+                <w:sz w:val="18"/>
+              </w:rPr>
+              <w:br/>
+              <w:t>[ ภาพหน้าจอ ]</w:t>
+              <w:br/>
+            </w:r>
+          </w:p>
+        </w:tc>
+      </w:tr>
+      <w:tr>
+        <w:tc>
+          <w:tcPr>
+            <w:tcW w:type="dxa" w:w="8640"/>
+          </w:tcPr>
+          <w:p>
+            <w:pPr>
+              <w:jc w:val="center"/>
+            </w:pPr>
+            <w:r/>
+            <w:r>
+              <w:rPr>
+                <w:rFonts w:ascii="Tahoma" w:hAnsi="Tahoma" w:cs="Tahoma" w:eastAsia="Tahoma"/>
+                <w:color w:val="606060"/>
+                <w:sz w:val="18"/>
+              </w:rPr>
+              <w:t>ภาพที่ 8 — หน้าติดตามการแก้ไข แสดงสองฝั่งและการ์ดสรุปด้านบน</w:t>
+            </w:r>
+          </w:p>
+        </w:tc>
+      </w:tr>
+    </w:tbl>
+    <w:p>
+      <w:pPr>
+        <w:spacing w:after="40"/>
+      </w:pPr>
     </w:p>
     <w:p>
       <w:pPr>
@@ -1301,7 +3080,258 @@
           <w:color w:val="1F4E79"/>
           <w:sz w:val="25"/>
         </w:rPr>
-        <w:t>6.1 ความหมายของแต่ละสถานะ</w:t>
+        <w:t>5.1 เมื่อได้รับใบแจ้งปัญหา</w:t>
+      </w:r>
+    </w:p>
+    <w:p>
+      <w:pPr>
+        <w:spacing w:after="20"/>
+      </w:pPr>
+      <w:r>
+        <w:rPr>
+          <w:rFonts w:ascii="Tahoma" w:hAnsi="Tahoma" w:cs="Tahoma" w:eastAsia="Tahoma"/>
+          <w:b/>
+          <w:color w:val="1F4E79"/>
+          <w:sz w:val="21"/>
+        </w:rPr>
+        <w:t xml:space="preserve">ขั้นที่ 1  </w:t>
+      </w:r>
+      <w:r>
+        <w:rPr>
+          <w:rFonts w:ascii="Tahoma" w:hAnsi="Tahoma" w:cs="Tahoma" w:eastAsia="Tahoma"/>
+          <w:b/>
+          <w:sz w:val="21"/>
+        </w:rPr>
+        <w:t>เปิดเมนู ติดตามการแก้ไข แล้วดูรายการฝั่งซ้าย</w:t>
+      </w:r>
+    </w:p>
+    <w:p>
+      <w:pPr>
+        <w:spacing w:after="160"/>
+        <w:ind w:left="907"/>
+      </w:pPr>
+      <w:r>
+        <w:rPr>
+          <w:rFonts w:ascii="Tahoma" w:hAnsi="Tahoma" w:cs="Tahoma" w:eastAsia="Tahoma"/>
+          <w:color w:val="606060"/>
+          <w:sz w:val="20"/>
+        </w:rPr>
+        <w:t>จะเห็น: ใบแจ้งปัญหาที่ยังไม่เสร็จ พร้อมสถานที่และผู้แจ้ง</w:t>
+      </w:r>
+    </w:p>
+    <w:p>
+      <w:pPr>
+        <w:spacing w:after="20"/>
+      </w:pPr>
+      <w:r>
+        <w:rPr>
+          <w:rFonts w:ascii="Tahoma" w:hAnsi="Tahoma" w:cs="Tahoma" w:eastAsia="Tahoma"/>
+          <w:b/>
+          <w:color w:val="1F4E79"/>
+          <w:sz w:val="21"/>
+        </w:rPr>
+        <w:t xml:space="preserve">ขั้นที่ 2  </w:t>
+      </w:r>
+      <w:r>
+        <w:rPr>
+          <w:rFonts w:ascii="Tahoma" w:hAnsi="Tahoma" w:cs="Tahoma" w:eastAsia="Tahoma"/>
+          <w:b/>
+          <w:sz w:val="21"/>
+        </w:rPr>
+        <w:t>ถ้าจะส่งต่อให้คนอื่นทำ กด มอบหมาย เลือกคน และกำหนดวันแล้วเสร็จ</w:t>
+      </w:r>
+    </w:p>
+    <w:p>
+      <w:pPr>
+        <w:spacing w:after="160"/>
+        <w:ind w:left="907"/>
+      </w:pPr>
+      <w:r>
+        <w:rPr>
+          <w:rFonts w:ascii="Tahoma" w:hAnsi="Tahoma" w:cs="Tahoma" w:eastAsia="Tahoma"/>
+          <w:color w:val="606060"/>
+          <w:sz w:val="20"/>
+        </w:rPr>
+        <w:t>จะเห็น: สถานะเปลี่ยนเป็น Assigned และผู้ที่ถูกมอบหมายจะได้รับแจ้ง</w:t>
+      </w:r>
+    </w:p>
+    <w:p>
+      <w:pPr>
+        <w:spacing w:after="20"/>
+      </w:pPr>
+      <w:r>
+        <w:rPr>
+          <w:rFonts w:ascii="Tahoma" w:hAnsi="Tahoma" w:cs="Tahoma" w:eastAsia="Tahoma"/>
+          <w:b/>
+          <w:color w:val="1F4E79"/>
+          <w:sz w:val="21"/>
+        </w:rPr>
+        <w:t xml:space="preserve">ขั้นที่ 3  </w:t>
+      </w:r>
+      <w:r>
+        <w:rPr>
+          <w:rFonts w:ascii="Tahoma" w:hAnsi="Tahoma" w:cs="Tahoma" w:eastAsia="Tahoma"/>
+          <w:b/>
+          <w:sz w:val="21"/>
+        </w:rPr>
+        <w:t>เมื่อแก้ไขเสร็จแล้ว กด ดำเนินการแก้ไข</w:t>
+      </w:r>
+    </w:p>
+    <w:p>
+      <w:pPr>
+        <w:spacing w:after="160"/>
+        <w:ind w:left="907"/>
+      </w:pPr>
+      <w:r>
+        <w:rPr>
+          <w:rFonts w:ascii="Tahoma" w:hAnsi="Tahoma" w:cs="Tahoma" w:eastAsia="Tahoma"/>
+          <w:color w:val="606060"/>
+          <w:sz w:val="20"/>
+        </w:rPr>
+        <w:t>จะเห็น: ช่องให้กรอกสาเหตุและวิธีแก้ไข</w:t>
+      </w:r>
+    </w:p>
+    <w:p>
+      <w:pPr>
+        <w:spacing w:after="20"/>
+      </w:pPr>
+      <w:r>
+        <w:rPr>
+          <w:rFonts w:ascii="Tahoma" w:hAnsi="Tahoma" w:cs="Tahoma" w:eastAsia="Tahoma"/>
+          <w:b/>
+          <w:color w:val="1F4E79"/>
+          <w:sz w:val="21"/>
+        </w:rPr>
+        <w:t xml:space="preserve">ขั้นที่ 4  </w:t>
+      </w:r>
+      <w:r>
+        <w:rPr>
+          <w:rFonts w:ascii="Tahoma" w:hAnsi="Tahoma" w:cs="Tahoma" w:eastAsia="Tahoma"/>
+          <w:b/>
+          <w:sz w:val="21"/>
+        </w:rPr>
+        <w:t>กรอกสาเหตุ วิธีแก้ไข และแนบรูปหลังแก้ไข แล้วกดบันทึก</w:t>
+      </w:r>
+    </w:p>
+    <w:p>
+      <w:pPr>
+        <w:spacing w:after="160"/>
+        <w:ind w:left="907"/>
+      </w:pPr>
+      <w:r>
+        <w:rPr>
+          <w:rFonts w:ascii="Tahoma" w:hAnsi="Tahoma" w:cs="Tahoma" w:eastAsia="Tahoma"/>
+          <w:color w:val="606060"/>
+          <w:sz w:val="20"/>
+        </w:rPr>
+        <w:t>จะเห็น: สถานะเปลี่ยนเป็น Resolved และใบจะย้ายไปรอ QA ทวนสอบ</w:t>
+      </w:r>
+    </w:p>
+    <w:tbl>
+      <w:tblPr>
+        <w:tblStyle w:val="TableGrid"/>
+        <w:tblW w:type="auto" w:w="0"/>
+        <w:tblLook w:firstColumn="1" w:firstRow="1" w:lastColumn="0" w:lastRow="0" w:noHBand="0" w:noVBand="1" w:val="04A0"/>
+      </w:tblPr>
+      <w:tblGrid>
+        <w:gridCol w:w="8640"/>
+      </w:tblGrid>
+      <w:tr>
+        <w:tc>
+          <w:tcPr>
+            <w:tcW w:type="dxa" w:w="8640"/>
+            <w:shd w:val="clear" w:fill="F2F2F2"/>
+          </w:tcPr>
+          <w:p>
+            <w:pPr>
+              <w:jc w:val="center"/>
+            </w:pPr>
+            <w:r/>
+            <w:r>
+              <w:rPr>
+                <w:rFonts w:ascii="Tahoma" w:hAnsi="Tahoma" w:cs="Tahoma" w:eastAsia="Tahoma"/>
+                <w:color w:val="606060"/>
+                <w:sz w:val="18"/>
+              </w:rPr>
+              <w:br/>
+              <w:t>[ ภาพหน้าจอ ]</w:t>
+              <w:br/>
+            </w:r>
+          </w:p>
+        </w:tc>
+      </w:tr>
+      <w:tr>
+        <w:tc>
+          <w:tcPr>
+            <w:tcW w:type="dxa" w:w="8640"/>
+          </w:tcPr>
+          <w:p>
+            <w:pPr>
+              <w:jc w:val="center"/>
+            </w:pPr>
+            <w:r/>
+            <w:r>
+              <w:rPr>
+                <w:rFonts w:ascii="Tahoma" w:hAnsi="Tahoma" w:cs="Tahoma" w:eastAsia="Tahoma"/>
+                <w:color w:val="606060"/>
+                <w:sz w:val="18"/>
+              </w:rPr>
+              <w:t>ภาพที่ 9 — หน้าต่างกรอกสาเหตุและวิธีแก้ไข</w:t>
+            </w:r>
+          </w:p>
+        </w:tc>
+      </w:tr>
+    </w:tbl>
+    <w:p>
+      <w:pPr>
+        <w:spacing w:after="40"/>
+      </w:pPr>
+    </w:p>
+    <w:tbl>
+      <w:tblPr>
+        <w:tblStyle w:val="TableGrid"/>
+        <w:tblW w:type="auto" w:w="0"/>
+        <w:tblLook w:firstColumn="1" w:firstRow="1" w:lastColumn="0" w:lastRow="0" w:noHBand="0" w:noVBand="1" w:val="04A0"/>
+      </w:tblPr>
+      <w:tblGrid>
+        <w:gridCol w:w="8640"/>
+      </w:tblGrid>
+      <w:tr>
+        <w:tc>
+          <w:tcPr>
+            <w:tcW w:type="dxa" w:w="8640"/>
+            <w:shd w:val="clear" w:fill="FFF4CE"/>
+          </w:tcPr>
+          <w:p>
+            <w:r/>
+            <w:r>
+              <w:rPr>
+                <w:rFonts w:ascii="Tahoma" w:hAnsi="Tahoma" w:cs="Tahoma" w:eastAsia="Tahoma"/>
+                <w:sz w:val="19"/>
+              </w:rPr>
+              <w:t>ระบบจะไม่ยอมให้ปิดใบที่ไม่ได้กรอกวิธีแก้ไข เพราะใบที่ปิดโดยไม่มีบันทึกจะใช้ตอบผู้ตรวจประเมินไม่ได้ ถ้าไปตรวจซ้ำแล้วไม่พบปัญหาแล้ว ให้พิมพ์ข้อความนั้นลงไปเช่นกัน</w:t>
+            </w:r>
+          </w:p>
+        </w:tc>
+      </w:tr>
+    </w:tbl>
+    <w:p>
+      <w:pPr>
+        <w:spacing w:after="40"/>
+      </w:pPr>
+    </w:p>
+    <w:p>
+      <w:pPr>
+        <w:pStyle w:val="Heading2"/>
+      </w:pPr>
+      <w:r>
+        <w:rPr>
+          <w:rFonts w:ascii="Tahoma" w:hAnsi="Tahoma" w:cs="Tahoma" w:eastAsia="Tahoma"/>
+          <w:b/>
+          <w:color w:val="1F4E79"/>
+          <w:sz w:val="25"/>
+        </w:rPr>
+        <w:t>5.2 ความหมายของแต่ละสถานะ</w:t>
       </w:r>
     </w:p>
     <w:tbl>
@@ -1347,7 +3377,7 @@
                 <w:b/>
                 <w:sz w:val="19"/>
               </w:rPr>
-              <w:t>ความหมาย</w:t>
+              <w:t>แปลว่า</w:t>
             </w:r>
           </w:p>
         </w:tc>
@@ -1396,7 +3426,7 @@
                 <w:rFonts w:ascii="Tahoma" w:hAnsi="Tahoma" w:cs="Tahoma" w:eastAsia="Tahoma"/>
                 <w:sz w:val="19"/>
               </w:rPr>
-              <w:t>เพิ่งออกใบ ยังไม่มีผู้รับผิดชอบ</w:t>
+              <w:t>เพิ่งแจ้ง ยังไม่มีผู้รับผิดชอบ</w:t>
             </w:r>
           </w:p>
         </w:tc>
@@ -1490,7 +3520,7 @@
                 <w:rFonts w:ascii="Tahoma" w:hAnsi="Tahoma" w:cs="Tahoma" w:eastAsia="Tahoma"/>
                 <w:sz w:val="19"/>
               </w:rPr>
-              <w:t>แก้ไขแล้ว บันทึกวิธีแก้แล้ว รอการทวนสอบ</w:t>
+              <w:t>แก้ไขแล้ว รอการทวนสอบ</w:t>
             </w:r>
           </w:p>
         </w:tc>
@@ -1621,72 +3651,132 @@
           <w:color w:val="1F4E79"/>
           <w:sz w:val="25"/>
         </w:rPr>
-        <w:t>6.2 ขั้นตอนการทำงาน</w:t>
+        <w:t>5.3 ถ้า QA ลงมือแก้แทน</w:t>
       </w:r>
     </w:p>
     <w:p>
       <w:pPr>
-        <w:pStyle w:val="ListNumber"/>
-        <w:spacing w:after="60"/>
+        <w:spacing w:after="120"/>
       </w:pPr>
       <w:r>
         <w:rPr>
           <w:rFonts w:ascii="Tahoma" w:hAnsi="Tahoma" w:cs="Tahoma" w:eastAsia="Tahoma"/>
+          <w:b w:val="0"/>
           <w:sz w:val="21"/>
         </w:rPr>
-        <w:t>เปิดเมนู ติดตามการแก้ไข</w:t>
+        <w:t>QA แก้ไขแทนแผนกเจ้าของปัญหาได้ เพื่อให้งานเดินเร็วขึ้น ระบบจะติดป้ายไว้ว่าใบนั้นถูกดำเนินการแทน และนับจำนวนรายเดือนแยกตามแผนก</w:t>
       </w:r>
     </w:p>
     <w:p>
       <w:pPr>
-        <w:pStyle w:val="ListNumber"/>
-        <w:spacing w:after="60"/>
+        <w:spacing w:after="120"/>
       </w:pPr>
       <w:r>
         <w:rPr>
           <w:rFonts w:ascii="Tahoma" w:hAnsi="Tahoma" w:cs="Tahoma" w:eastAsia="Tahoma"/>
+          <w:b w:val="0"/>
           <w:sz w:val="21"/>
         </w:rPr>
-        <w:t>ฝั่งซ้ายคือรายการที่ต้องดำเนินการ ฝั่งขวาคือประวัติที่ดำเนินการแล้ว</w:t>
+        <w:t>ตัวเลขนี้ไม่ได้มีไว้ตำหนิใคร แต่มีไว้ให้เห็นว่าภาระกำลังย้ายข้างหรือไม่ ถ้าตัวเลขของแผนกใดสูงขึ้นต่อเนื่อง ควรนำมาคุยกัน</w:t>
       </w:r>
     </w:p>
     <w:p>
       <w:pPr>
-        <w:pStyle w:val="ListNumber"/>
-        <w:spacing w:after="60"/>
+        <w:pStyle w:val="Heading1"/>
       </w:pPr>
       <w:r>
         <w:rPr>
           <w:rFonts w:ascii="Tahoma" w:hAnsi="Tahoma" w:cs="Tahoma" w:eastAsia="Tahoma"/>
-          <w:sz w:val="21"/>
+          <w:b/>
+          <w:color w:val="1F4E79"/>
+          <w:sz w:val="30"/>
         </w:rPr>
-        <w:t>กด มอบหมาย เพื่อส่งงานให้ผู้รับผิดชอบพร้อมกำหนดวันแล้วเสร็จ</w:t>
+        <w:t>บทที่ 6  สำหรับผู้จัดการ</w:t>
       </w:r>
     </w:p>
     <w:p>
       <w:pPr>
-        <w:pStyle w:val="ListNumber"/>
-        <w:spacing w:after="60"/>
+        <w:spacing w:after="20"/>
       </w:pPr>
       <w:r>
         <w:rPr>
           <w:rFonts w:ascii="Tahoma" w:hAnsi="Tahoma" w:cs="Tahoma" w:eastAsia="Tahoma"/>
+          <w:b/>
+          <w:color w:val="1F4E79"/>
           <w:sz w:val="21"/>
         </w:rPr>
-        <w:t>เมื่อแก้ไขเสร็จ กด ดำเนินการแก้ไข แล้วบันทึกสาเหตุและวิธีแก้ไข พร้อมแนบรูป</w:t>
+        <w:t xml:space="preserve">ขั้นที่ 1  </w:t>
+      </w:r>
+      <w:r>
+        <w:rPr>
+          <w:rFonts w:ascii="Tahoma" w:hAnsi="Tahoma" w:cs="Tahoma" w:eastAsia="Tahoma"/>
+          <w:b/>
+          <w:sz w:val="21"/>
+        </w:rPr>
+        <w:t>เปิดเมนู ทวนสอบผล แล้วเลือกแท็บรายการที่รอการอนุมัติ</w:t>
       </w:r>
     </w:p>
     <w:p>
       <w:pPr>
-        <w:pStyle w:val="ListNumber"/>
-        <w:spacing w:after="60"/>
+        <w:spacing w:after="160"/>
+        <w:ind w:left="907"/>
       </w:pPr>
       <w:r>
         <w:rPr>
           <w:rFonts w:ascii="Tahoma" w:hAnsi="Tahoma" w:cs="Tahoma" w:eastAsia="Tahoma"/>
+          <w:color w:val="606060"/>
+          <w:sz w:val="20"/>
+        </w:rPr>
+        <w:t>จะเห็น: รายการที่หัวหน้างานทวนสอบแล้วและรอการรับรอง</w:t>
+      </w:r>
+    </w:p>
+    <w:p>
+      <w:pPr>
+        <w:spacing w:after="20"/>
+      </w:pPr>
+      <w:r>
+        <w:rPr>
+          <w:rFonts w:ascii="Tahoma" w:hAnsi="Tahoma" w:cs="Tahoma" w:eastAsia="Tahoma"/>
+          <w:b/>
+          <w:color w:val="1F4E79"/>
           <w:sz w:val="21"/>
         </w:rPr>
-        <w:t>QA กด ทวนสอบงาน เพื่อยืนยันว่าแก้ไขจริง จากนั้นจึงปิดใบ</w:t>
+        <w:t xml:space="preserve">ขั้นที่ 2  </w:t>
+      </w:r>
+      <w:r>
+        <w:rPr>
+          <w:rFonts w:ascii="Tahoma" w:hAnsi="Tahoma" w:cs="Tahoma" w:eastAsia="Tahoma"/>
+          <w:b/>
+          <w:sz w:val="21"/>
+        </w:rPr>
+        <w:t>ตรวจดูความถูกต้อง แล้วกด อนุมัติ</w:t>
+      </w:r>
+    </w:p>
+    <w:p>
+      <w:pPr>
+        <w:spacing w:after="160"/>
+        <w:ind w:left="907"/>
+      </w:pPr>
+      <w:r>
+        <w:rPr>
+          <w:rFonts w:ascii="Tahoma" w:hAnsi="Tahoma" w:cs="Tahoma" w:eastAsia="Tahoma"/>
+          <w:color w:val="606060"/>
+          <w:sz w:val="20"/>
+        </w:rPr>
+        <w:t>จะเห็น: ระบบบันทึกชื่อผู้อนุมัติและเวลาไว้ถาวร</w:t>
+      </w:r>
+    </w:p>
+    <w:p>
+      <w:pPr>
+        <w:spacing w:after="120"/>
+      </w:pPr>
+      <w:r>
+        <w:rPr>
+          <w:rFonts w:ascii="Tahoma" w:hAnsi="Tahoma" w:cs="Tahoma" w:eastAsia="Tahoma"/>
+          <w:b w:val="0"/>
+          <w:sz w:val="21"/>
+        </w:rPr>
+        <w:t>ผู้จัดการยังใช้เมนู รายงานสรุปผล เพื่อดูภาพรวมได้ ดูบทที่ 7</w:t>
       </w:r>
     </w:p>
     <w:tbl>
@@ -1711,7 +3801,7 @@
                 <w:rFonts w:ascii="Tahoma" w:hAnsi="Tahoma" w:cs="Tahoma" w:eastAsia="Tahoma"/>
                 <w:sz w:val="19"/>
               </w:rPr>
-              <w:t>ระบบจะไม่ยอมให้ปิดใบที่ไม่มีการบันทึกวิธีแก้ไข เพราะใบที่ปิดโดยไม่มีบันทึกไม่สามารถใช้ตอบผู้ตรวจประเมินได้ หากตรวจซ้ำแล้วไม่พบปัญหา ให้ระบุข้อความนั้นลงไปเช่นกัน</w:t>
+              <w:t>ชื่อผู้ทวนสอบและชื่อผู้อนุมัติถูกเก็บแยกกัน เอกสารจึงตอบได้ว่าใครตรวจและใครรับรอง ไม่ใช่ชื่อเดียวแทนทั้งสองหน้าที่</w:t>
             </w:r>
           </w:p>
         </w:tc>
@@ -1721,46 +3811,6 @@
       <w:pPr>
         <w:spacing w:after="40"/>
       </w:pPr>
-    </w:p>
-    <w:p>
-      <w:pPr>
-        <w:pStyle w:val="Heading2"/>
-      </w:pPr>
-      <w:r>
-        <w:rPr>
-          <w:rFonts w:ascii="Tahoma" w:hAnsi="Tahoma" w:cs="Tahoma" w:eastAsia="Tahoma"/>
-          <w:b/>
-          <w:color w:val="1F4E79"/>
-          <w:sz w:val="25"/>
-        </w:rPr>
-        <w:t>6.3 การดำเนินการแทนแผนกอื่น</w:t>
-      </w:r>
-    </w:p>
-    <w:p>
-      <w:pPr>
-        <w:spacing w:after="120"/>
-      </w:pPr>
-      <w:r>
-        <w:rPr>
-          <w:rFonts w:ascii="Tahoma" w:hAnsi="Tahoma" w:cs="Tahoma" w:eastAsia="Tahoma"/>
-          <w:b w:val="0"/>
-          <w:sz w:val="21"/>
-        </w:rPr>
-        <w:t>QA สามารถลงมือแก้ไขแทนแผนกเจ้าของปัญหาได้ เพื่อให้งานเดินเร็วขึ้น ระบบจะบันทึกไว้ว่าใบนั้นถูกดำเนินการแทน พร้อมนับจำนวนรายเดือนแยกตามแผนก</w:t>
-      </w:r>
-    </w:p>
-    <w:p>
-      <w:pPr>
-        <w:spacing w:after="120"/>
-      </w:pPr>
-      <w:r>
-        <w:rPr>
-          <w:rFonts w:ascii="Tahoma" w:hAnsi="Tahoma" w:cs="Tahoma" w:eastAsia="Tahoma"/>
-          <w:b w:val="0"/>
-          <w:sz w:val="21"/>
-        </w:rPr>
-        <w:t>ตัวเลขนี้ไม่ได้มีไว้ตำหนิใคร แต่มีไว้ให้เห็นว่าภาระกำลังย้ายข้างหรือไม่ หากตัวเลขของแผนกใดสูงขึ้นต่อเนื่อง แปลว่าแผนกนั้นไม่ได้ดูแลปัญหาของตัวเอง ซึ่งควรเป็นหัวข้อสนทนา ไม่ใช่เรื่องที่ปล่อยให้สะสมเงียบ ๆ</w:t>
-      </w:r>
     </w:p>
     <w:p>
       <w:pPr>
@@ -1773,186 +3823,116 @@
           <w:color w:val="1F4E79"/>
           <w:sz w:val="30"/>
         </w:rPr>
-        <w:t>7. การอ่านข้อความแจ้งเตือนตอนเช้า</w:t>
+        <w:t>บทที่ 7  รายงาน</w:t>
       </w:r>
     </w:p>
     <w:p>
       <w:pPr>
-        <w:spacing w:after="120"/>
+        <w:spacing w:after="20"/>
       </w:pPr>
       <w:r>
         <w:rPr>
           <w:rFonts w:ascii="Tahoma" w:hAnsi="Tahoma" w:cs="Tahoma" w:eastAsia="Tahoma"/>
-          <w:b w:val="0"/>
+          <w:b/>
+          <w:color w:val="1F4E79"/>
           <w:sz w:val="21"/>
         </w:rPr>
-        <w:t>ทุกเช้าระบบจะส่งข้อความเข้ากลุ่ม LINE โดยแบ่งเป็นสองกลุ่มที่ต่างกัน และมีเจ้าของงานคนละคน</w:t>
+        <w:t xml:space="preserve">ขั้นที่ 1  </w:t>
+      </w:r>
+      <w:r>
+        <w:rPr>
+          <w:rFonts w:ascii="Tahoma" w:hAnsi="Tahoma" w:cs="Tahoma" w:eastAsia="Tahoma"/>
+          <w:b/>
+          <w:sz w:val="21"/>
+        </w:rPr>
+        <w:t>เปิดเมนู รายงานสรุปผล</w:t>
       </w:r>
     </w:p>
-    <w:tbl>
-      <w:tblPr>
-        <w:tblStyle w:val="TableGrid"/>
-        <w:tblW w:type="auto" w:w="0"/>
-        <w:jc w:val="left"/>
-        <w:tblLook w:firstColumn="1" w:firstRow="1" w:lastColumn="0" w:lastRow="0" w:noHBand="0" w:noVBand="1" w:val="04A0"/>
-      </w:tblPr>
-      <w:tblGrid>
-        <w:gridCol w:w="2880"/>
-        <w:gridCol w:w="2880"/>
-        <w:gridCol w:w="2880"/>
-      </w:tblGrid>
-      <w:tr>
-        <w:tc>
-          <w:tcPr>
-            <w:tcW w:type="dxa" w:w="2551"/>
-            <w:shd w:val="clear" w:fill="DCE6F1"/>
-          </w:tcPr>
-          <w:p>
-            <w:r/>
-            <w:r>
-              <w:rPr>
-                <w:rFonts w:ascii="Tahoma" w:hAnsi="Tahoma" w:cs="Tahoma" w:eastAsia="Tahoma"/>
-                <w:b/>
-                <w:sz w:val="19"/>
-              </w:rPr>
-              <w:t>หัวข้อในข้อความ</w:t>
-            </w:r>
-          </w:p>
-        </w:tc>
-        <w:tc>
-          <w:tcPr>
-            <w:tcW w:type="dxa" w:w="4252"/>
-            <w:shd w:val="clear" w:fill="DCE6F1"/>
-          </w:tcPr>
-          <w:p>
-            <w:r/>
-            <w:r>
-              <w:rPr>
-                <w:rFonts w:ascii="Tahoma" w:hAnsi="Tahoma" w:cs="Tahoma" w:eastAsia="Tahoma"/>
-                <w:b/>
-                <w:sz w:val="19"/>
-              </w:rPr>
-              <w:t>ความหมาย</w:t>
-            </w:r>
-          </w:p>
-        </w:tc>
-        <w:tc>
-          <w:tcPr>
-            <w:tcW w:type="dxa" w:w="2268"/>
-            <w:shd w:val="clear" w:fill="DCE6F1"/>
-          </w:tcPr>
-          <w:p>
-            <w:r/>
-            <w:r>
-              <w:rPr>
-                <w:rFonts w:ascii="Tahoma" w:hAnsi="Tahoma" w:cs="Tahoma" w:eastAsia="Tahoma"/>
-                <w:b/>
-                <w:sz w:val="19"/>
-              </w:rPr>
-              <w:t>ใครต้องทำ</w:t>
-            </w:r>
-          </w:p>
-        </w:tc>
-      </w:tr>
-      <w:tr>
-        <w:tc>
-          <w:tcPr>
-            <w:tcW w:type="dxa" w:w="2551"/>
-          </w:tcPr>
-          <w:p>
-            <w:r/>
-            <w:r>
-              <w:rPr>
-                <w:rFonts w:ascii="Tahoma" w:hAnsi="Tahoma" w:cs="Tahoma" w:eastAsia="Tahoma"/>
-                <w:sz w:val="19"/>
-              </w:rPr>
-              <w:t>ยังไม่ได้แก้ไข เกินกำหนดแล้ว</w:t>
-            </w:r>
-          </w:p>
-        </w:tc>
-        <w:tc>
-          <w:tcPr>
-            <w:tcW w:type="dxa" w:w="4252"/>
-          </w:tcPr>
-          <w:p>
-            <w:r/>
-            <w:r>
-              <w:rPr>
-                <w:rFonts w:ascii="Tahoma" w:hAnsi="Tahoma" w:cs="Tahoma" w:eastAsia="Tahoma"/>
-                <w:sz w:val="19"/>
-              </w:rPr>
-              <w:t>ยังไม่มีใครลงมือแก้ และเลยกำหนดแล้ว</w:t>
-            </w:r>
-          </w:p>
-        </w:tc>
-        <w:tc>
-          <w:tcPr>
-            <w:tcW w:type="dxa" w:w="2268"/>
-          </w:tcPr>
-          <w:p>
-            <w:r/>
-            <w:r>
-              <w:rPr>
-                <w:rFonts w:ascii="Tahoma" w:hAnsi="Tahoma" w:cs="Tahoma" w:eastAsia="Tahoma"/>
-                <w:sz w:val="19"/>
-              </w:rPr>
-              <w:t>แผนกเจ้าของปัญหา</w:t>
-            </w:r>
-          </w:p>
-        </w:tc>
-      </w:tr>
-      <w:tr>
-        <w:tc>
-          <w:tcPr>
-            <w:tcW w:type="dxa" w:w="2551"/>
-          </w:tcPr>
-          <w:p>
-            <w:r/>
-            <w:r>
-              <w:rPr>
-                <w:rFonts w:ascii="Tahoma" w:hAnsi="Tahoma" w:cs="Tahoma" w:eastAsia="Tahoma"/>
-                <w:sz w:val="19"/>
-              </w:rPr>
-              <w:t>แก้ไขแล้ว รอ QA ทวนสอบ</w:t>
-            </w:r>
-          </w:p>
-        </w:tc>
-        <w:tc>
-          <w:tcPr>
-            <w:tcW w:type="dxa" w:w="4252"/>
-          </w:tcPr>
-          <w:p>
-            <w:r/>
-            <w:r>
-              <w:rPr>
-                <w:rFonts w:ascii="Tahoma" w:hAnsi="Tahoma" w:cs="Tahoma" w:eastAsia="Tahoma"/>
-                <w:sz w:val="19"/>
-              </w:rPr>
-              <w:t>แผนกที่แก้ไขทำงานเสร็จแล้ว รอ QA กดทวนสอบ</w:t>
-            </w:r>
-          </w:p>
-        </w:tc>
-        <w:tc>
-          <w:tcPr>
-            <w:tcW w:type="dxa" w:w="2268"/>
-          </w:tcPr>
-          <w:p>
-            <w:r/>
-            <w:r>
-              <w:rPr>
-                <w:rFonts w:ascii="Tahoma" w:hAnsi="Tahoma" w:cs="Tahoma" w:eastAsia="Tahoma"/>
-                <w:sz w:val="19"/>
-              </w:rPr>
-              <w:t>QA</w:t>
-            </w:r>
-          </w:p>
-        </w:tc>
-      </w:tr>
-    </w:tbl>
     <w:p>
       <w:pPr>
-        <w:spacing w:after="40"/>
-      </w:pPr>
+        <w:spacing w:after="160"/>
+        <w:ind w:left="907"/>
+      </w:pPr>
+      <w:r>
+        <w:rPr>
+          <w:rFonts w:ascii="Tahoma" w:hAnsi="Tahoma" w:cs="Tahoma" w:eastAsia="Tahoma"/>
+          <w:color w:val="606060"/>
+          <w:sz w:val="20"/>
+        </w:rPr>
+        <w:t>จะเห็น: หน้าเลือกเงื่อนไขของรายงาน</w:t>
+      </w:r>
+    </w:p>
+    <w:p>
+      <w:pPr>
+        <w:spacing w:after="20"/>
+      </w:pPr>
+      <w:r>
+        <w:rPr>
+          <w:rFonts w:ascii="Tahoma" w:hAnsi="Tahoma" w:cs="Tahoma" w:eastAsia="Tahoma"/>
+          <w:b/>
+          <w:color w:val="1F4E79"/>
+          <w:sz w:val="21"/>
+        </w:rPr>
+        <w:t xml:space="preserve">ขั้นที่ 2  </w:t>
+      </w:r>
+      <w:r>
+        <w:rPr>
+          <w:rFonts w:ascii="Tahoma" w:hAnsi="Tahoma" w:cs="Tahoma" w:eastAsia="Tahoma"/>
+          <w:b/>
+          <w:sz w:val="21"/>
+        </w:rPr>
+        <w:t>เลือกช่วงวันที่ แผนก และ ประเภทการตรวจ</w:t>
+      </w:r>
+    </w:p>
+    <w:p>
+      <w:pPr>
+        <w:spacing w:after="160"/>
+        <w:ind w:left="907"/>
+      </w:pPr>
+      <w:r>
+        <w:rPr>
+          <w:rFonts w:ascii="Tahoma" w:hAnsi="Tahoma" w:cs="Tahoma" w:eastAsia="Tahoma"/>
+          <w:color w:val="606060"/>
+          <w:sz w:val="20"/>
+        </w:rPr>
+        <w:t>จะเห็น: ผลลัพธ์จะเปลี่ยนตามเงื่อนไขที่เลือก</w:t>
+      </w:r>
+    </w:p>
+    <w:p>
+      <w:pPr>
+        <w:spacing w:after="20"/>
+      </w:pPr>
+      <w:r>
+        <w:rPr>
+          <w:rFonts w:ascii="Tahoma" w:hAnsi="Tahoma" w:cs="Tahoma" w:eastAsia="Tahoma"/>
+          <w:b/>
+          <w:color w:val="1F4E79"/>
+          <w:sz w:val="21"/>
+        </w:rPr>
+        <w:t xml:space="preserve">ขั้นที่ 3  </w:t>
+      </w:r>
+      <w:r>
+        <w:rPr>
+          <w:rFonts w:ascii="Tahoma" w:hAnsi="Tahoma" w:cs="Tahoma" w:eastAsia="Tahoma"/>
+          <w:b/>
+          <w:sz w:val="21"/>
+        </w:rPr>
+        <w:t>กดปุ่มพิมพ์หรือดาวน์โหลดไฟล์ PDF</w:t>
+      </w:r>
+    </w:p>
+    <w:p>
+      <w:pPr>
+        <w:spacing w:after="160"/>
+        <w:ind w:left="907"/>
+      </w:pPr>
+      <w:r>
+        <w:rPr>
+          <w:rFonts w:ascii="Tahoma" w:hAnsi="Tahoma" w:cs="Tahoma" w:eastAsia="Tahoma"/>
+          <w:color w:val="606060"/>
+          <w:sz w:val="20"/>
+        </w:rPr>
+        <w:t>จะเห็น: ไฟล์พร้อมพิมพ์ จัดหน้าให้เรียบร้อยแล้ว</w:t>
+      </w:r>
     </w:p>
     <w:tbl>
       <w:tblPr>
@@ -1967,16 +3947,43 @@
         <w:tc>
           <w:tcPr>
             <w:tcW w:type="dxa" w:w="8640"/>
-            <w:shd w:val="clear" w:fill="FFF4CE"/>
+            <w:shd w:val="clear" w:fill="F2F2F2"/>
           </w:tcPr>
           <w:p>
+            <w:pPr>
+              <w:jc w:val="center"/>
+            </w:pPr>
             <w:r/>
             <w:r>
               <w:rPr>
                 <w:rFonts w:ascii="Tahoma" w:hAnsi="Tahoma" w:cs="Tahoma" w:eastAsia="Tahoma"/>
-                <w:sz w:val="19"/>
+                <w:color w:val="606060"/>
+                <w:sz w:val="18"/>
               </w:rPr>
-              <w:t>หากเห็นชื่อตัวเองอยู่ในกลุ่มที่สอง ไม่ได้แปลว่าทำงานล่าช้า แต่แปลว่าทำเสร็จแล้วและกำลังรอการทวนสอบ ตัวเลข รอทวนสอบ จะเพิ่มขึ้นเรื่อย ๆ จนกว่า QA จะกดทวนสอบ ส่วนตัวเลข แก้ช้ากว่ากำหนด จะหยุดนิ่งที่ชั่วโมงที่แก้เสร็จ ไม่เพิ่มขึ้นอีก</w:t>
+              <w:br/>
+              <w:t>[ ภาพหน้าจอ ]</w:t>
+              <w:br/>
+            </w:r>
+          </w:p>
+        </w:tc>
+      </w:tr>
+      <w:tr>
+        <w:tc>
+          <w:tcPr>
+            <w:tcW w:type="dxa" w:w="8640"/>
+          </w:tcPr>
+          <w:p>
+            <w:pPr>
+              <w:jc w:val="center"/>
+            </w:pPr>
+            <w:r/>
+            <w:r>
+              <w:rPr>
+                <w:rFonts w:ascii="Tahoma" w:hAnsi="Tahoma" w:cs="Tahoma" w:eastAsia="Tahoma"/>
+                <w:color w:val="606060"/>
+                <w:sz w:val="18"/>
+              </w:rPr>
+              <w:t>ภาพที่ 10 — หน้ารายงานและปุ่มดาวน์โหลด PDF</w:t>
             </w:r>
           </w:p>
         </w:tc>
@@ -1986,20 +3993,6 @@
       <w:pPr>
         <w:spacing w:after="40"/>
       </w:pPr>
-    </w:p>
-    <w:p>
-      <w:pPr>
-        <w:pStyle w:val="Heading1"/>
-      </w:pPr>
-      <w:r>
-        <w:rPr>
-          <w:rFonts w:ascii="Tahoma" w:hAnsi="Tahoma" w:cs="Tahoma" w:eastAsia="Tahoma"/>
-          <w:b/>
-          <w:color w:val="1F4E79"/>
-          <w:sz w:val="30"/>
-        </w:rPr>
-        <w:t>8. รายงาน</w:t>
-      </w:r>
     </w:p>
     <w:tbl>
       <w:tblPr>
@@ -2214,18 +4207,38 @@
         <w:spacing w:after="40"/>
       </w:pPr>
     </w:p>
+    <w:tbl>
+      <w:tblPr>
+        <w:tblStyle w:val="TableGrid"/>
+        <w:tblW w:type="auto" w:w="0"/>
+        <w:tblLook w:firstColumn="1" w:firstRow="1" w:lastColumn="0" w:lastRow="0" w:noHBand="0" w:noVBand="1" w:val="04A0"/>
+      </w:tblPr>
+      <w:tblGrid>
+        <w:gridCol w:w="8640"/>
+      </w:tblGrid>
+      <w:tr>
+        <w:tc>
+          <w:tcPr>
+            <w:tcW w:type="dxa" w:w="8640"/>
+            <w:shd w:val="clear" w:fill="FFF4CE"/>
+          </w:tcPr>
+          <w:p>
+            <w:r/>
+            <w:r>
+              <w:rPr>
+                <w:rFonts w:ascii="Tahoma" w:hAnsi="Tahoma" w:cs="Tahoma" w:eastAsia="Tahoma"/>
+                <w:sz w:val="19"/>
+              </w:rPr>
+              <w:t>ต้องเลือกประเภทการตรวจให้ตรงกับสิ่งที่ต้องการดูเสมอ เพราะการตรวจพนักงาน กับการตรวจพื้นที่และเครื่องจักร เป็นคนละชุดข้อมูลกัน ถ้าเลือกผิดจะเห็นรายการที่ไม่เกี่ยวข้องปนมา</w:t>
+            </w:r>
+          </w:p>
+        </w:tc>
+      </w:tr>
+    </w:tbl>
     <w:p>
       <w:pPr>
-        <w:spacing w:after="120"/>
-      </w:pPr>
-      <w:r>
-        <w:rPr>
-          <w:rFonts w:ascii="Tahoma" w:hAnsi="Tahoma" w:cs="Tahoma" w:eastAsia="Tahoma"/>
-          <w:b w:val="0"/>
-          <w:sz w:val="21"/>
-        </w:rPr>
-        <w:t>เลือกประเภทการตรวจให้ตรงกับสิ่งที่ต้องการดูเสมอ เพราะรายงานการตรวจพนักงานกับการตรวจพื้นที่และเครื่องจักรเป็นคนละชุดข้อมูล การเลือกผิดจะทำให้เห็นรายการที่ไม่เกี่ยวข้อง</w:t>
-      </w:r>
+        <w:spacing w:after="40"/>
+      </w:pPr>
     </w:p>
     <w:p>
       <w:pPr>
@@ -2238,7 +4251,7 @@
           <w:color w:val="1F4E79"/>
           <w:sz w:val="30"/>
         </w:rPr>
-        <w:t>9. ข้อมูลหลัก</w:t>
+        <w:t>บทที่ 8  สำหรับผู้ดูแลข้อมูลหลัก</w:t>
       </w:r>
     </w:p>
     <w:p>
@@ -2251,7 +4264,7 @@
           <w:b w:val="0"/>
           <w:sz w:val="21"/>
         </w:rPr>
-        <w:t>สำหรับผู้ดูแลระบบ หน้าข้อมูลหลักรองรับการทำงานกับข้อมูลจำนวนมาก</w:t>
+        <w:t>บทนี้สำหรับผู้ดูแลระบบเท่านั้น ผู้ใช้งานทั่วไปข้ามได้</w:t>
       </w:r>
     </w:p>
     <w:p>
@@ -2265,7 +4278,7 @@
           <w:rFonts w:ascii="Tahoma" w:hAnsi="Tahoma" w:cs="Tahoma" w:eastAsia="Tahoma"/>
           <w:sz w:val="21"/>
         </w:rPr>
-        <w:t>ค้นหาและกรองข้อมูลในทุกหน้า ไม่ต้องไล่ดูทีละหน้า</w:t>
+        <w:t>เมนูข้อมูลหลักใช้จัดการแผนก พื้นที่ เครื่องจักร พนักงาน กะ และหัวข้อตรวจ</w:t>
       </w:r>
     </w:p>
     <w:p>
@@ -2279,7 +4292,7 @@
           <w:rFonts w:ascii="Tahoma" w:hAnsi="Tahoma" w:cs="Tahoma" w:eastAsia="Tahoma"/>
           <w:sz w:val="21"/>
         </w:rPr>
-        <w:t>เลือกหลายรายการพร้อมกันเพื่อแก้ไขครั้งเดียว เช่น ย้ายแผนกของพื้นที่หลายแห่ง</w:t>
+        <w:t>ทุกหน้ามีช่องค้นหาและตัวกรอง ไม่ต้องไล่ดูทีละหน้า</w:t>
       </w:r>
     </w:p>
     <w:p>
@@ -2293,7 +4306,7 @@
           <w:rFonts w:ascii="Tahoma" w:hAnsi="Tahoma" w:cs="Tahoma" w:eastAsia="Tahoma"/>
           <w:sz w:val="21"/>
         </w:rPr>
-        <w:t>นำเข้าและส่งออกข้อมูลผ่านไฟล์ Excel</w:t>
+        <w:t>เลือกหลายรายการพร้อมกันเพื่อแก้ไขครั้งเดียวได้ เช่น ย้ายแผนกของพื้นที่หลายแห่ง</w:t>
       </w:r>
     </w:p>
     <w:p>
@@ -2307,7 +4320,21 @@
           <w:rFonts w:ascii="Tahoma" w:hAnsi="Tahoma" w:cs="Tahoma" w:eastAsia="Tahoma"/>
           <w:sz w:val="21"/>
         </w:rPr>
-        <w:t>เครื่องจักรจะอ้างอิงแผนกตามพื้นที่ที่ติดตั้งอยู่ เมื่อย้ายแผนกของพื้นที่ เครื่องจักรในพื้นที่นั้นจะย้ายตามโดยอัตโนมัติ</w:t>
+        <w:t>นำเข้าและส่งออกข้อมูลผ่านไฟล์ Excel ได้</w:t>
+      </w:r>
+    </w:p>
+    <w:p>
+      <w:pPr>
+        <w:pStyle w:val="ListBullet"/>
+        <w:spacing w:after="60"/>
+        <w:ind w:left="454"/>
+      </w:pPr>
+      <w:r>
+        <w:rPr>
+          <w:rFonts w:ascii="Tahoma" w:hAnsi="Tahoma" w:cs="Tahoma" w:eastAsia="Tahoma"/>
+          <w:sz w:val="21"/>
+        </w:rPr>
+        <w:t>เครื่องจักรอ้างอิงแผนกตามพื้นที่ที่ติดตั้งอยู่ เมื่อย้ายแผนกของพื้นที่ เครื่องจักรในพื้นที่นั้นจะย้ายตามเอง</w:t>
       </w:r>
     </w:p>
     <w:p>
@@ -2321,7 +4348,577 @@
           <w:color w:val="1F4E79"/>
           <w:sz w:val="30"/>
         </w:rPr>
-        <w:t>10. คำถามที่พบบ่อย</w:t>
+        <w:t>บทที่ 9  การแจ้งเตือน</w:t>
+      </w:r>
+    </w:p>
+    <w:p>
+      <w:pPr>
+        <w:spacing w:after="120"/>
+      </w:pPr>
+      <w:r>
+        <w:rPr>
+          <w:rFonts w:ascii="Tahoma" w:hAnsi="Tahoma" w:cs="Tahoma" w:eastAsia="Tahoma"/>
+          <w:b w:val="0"/>
+          <w:sz w:val="21"/>
+        </w:rPr>
+        <w:t>ระบบแจ้งเตือน 3 ทาง คือ กระดิ่งในระบบ อีเมล และกลุ่ม LINE</w:t>
+      </w:r>
+    </w:p>
+    <w:p>
+      <w:pPr>
+        <w:pStyle w:val="Heading2"/>
+      </w:pPr>
+      <w:r>
+        <w:rPr>
+          <w:rFonts w:ascii="Tahoma" w:hAnsi="Tahoma" w:cs="Tahoma" w:eastAsia="Tahoma"/>
+          <w:b/>
+          <w:color w:val="1F4E79"/>
+          <w:sz w:val="25"/>
+        </w:rPr>
+        <w:t>9.1 อ่านข้อความตอนเช้าให้เป็น</w:t>
+      </w:r>
+    </w:p>
+    <w:p>
+      <w:pPr>
+        <w:spacing w:after="120"/>
+      </w:pPr>
+      <w:r>
+        <w:rPr>
+          <w:rFonts w:ascii="Tahoma" w:hAnsi="Tahoma" w:cs="Tahoma" w:eastAsia="Tahoma"/>
+          <w:b w:val="0"/>
+          <w:sz w:val="21"/>
+        </w:rPr>
+        <w:t>ทุกเช้าระบบจะส่งข้อความเข้ากลุ่ม LINE แบ่งเป็นสองกลุ่มที่มีเจ้าของงานคนละคน ให้ดูหัวข้อก่อนเสมอว่าเป็นกลุ่มไหน</w:t>
+      </w:r>
+    </w:p>
+    <w:tbl>
+      <w:tblPr>
+        <w:tblStyle w:val="TableGrid"/>
+        <w:tblW w:type="auto" w:w="0"/>
+        <w:jc w:val="left"/>
+        <w:tblLook w:firstColumn="1" w:firstRow="1" w:lastColumn="0" w:lastRow="0" w:noHBand="0" w:noVBand="1" w:val="04A0"/>
+      </w:tblPr>
+      <w:tblGrid>
+        <w:gridCol w:w="2880"/>
+        <w:gridCol w:w="2880"/>
+        <w:gridCol w:w="2880"/>
+      </w:tblGrid>
+      <w:tr>
+        <w:tc>
+          <w:tcPr>
+            <w:tcW w:type="dxa" w:w="2551"/>
+            <w:shd w:val="clear" w:fill="DCE6F1"/>
+          </w:tcPr>
+          <w:p>
+            <w:r/>
+            <w:r>
+              <w:rPr>
+                <w:rFonts w:ascii="Tahoma" w:hAnsi="Tahoma" w:cs="Tahoma" w:eastAsia="Tahoma"/>
+                <w:b/>
+                <w:sz w:val="19"/>
+              </w:rPr>
+              <w:t>หัวข้อในข้อความ</w:t>
+            </w:r>
+          </w:p>
+        </w:tc>
+        <w:tc>
+          <w:tcPr>
+            <w:tcW w:type="dxa" w:w="4252"/>
+            <w:shd w:val="clear" w:fill="DCE6F1"/>
+          </w:tcPr>
+          <w:p>
+            <w:r/>
+            <w:r>
+              <w:rPr>
+                <w:rFonts w:ascii="Tahoma" w:hAnsi="Tahoma" w:cs="Tahoma" w:eastAsia="Tahoma"/>
+                <w:b/>
+                <w:sz w:val="19"/>
+              </w:rPr>
+              <w:t>แปลว่า</w:t>
+            </w:r>
+          </w:p>
+        </w:tc>
+        <w:tc>
+          <w:tcPr>
+            <w:tcW w:type="dxa" w:w="2268"/>
+            <w:shd w:val="clear" w:fill="DCE6F1"/>
+          </w:tcPr>
+          <w:p>
+            <w:r/>
+            <w:r>
+              <w:rPr>
+                <w:rFonts w:ascii="Tahoma" w:hAnsi="Tahoma" w:cs="Tahoma" w:eastAsia="Tahoma"/>
+                <w:b/>
+                <w:sz w:val="19"/>
+              </w:rPr>
+              <w:t>ใครต้องทำ</w:t>
+            </w:r>
+          </w:p>
+        </w:tc>
+      </w:tr>
+      <w:tr>
+        <w:tc>
+          <w:tcPr>
+            <w:tcW w:type="dxa" w:w="2551"/>
+          </w:tcPr>
+          <w:p>
+            <w:r/>
+            <w:r>
+              <w:rPr>
+                <w:rFonts w:ascii="Tahoma" w:hAnsi="Tahoma" w:cs="Tahoma" w:eastAsia="Tahoma"/>
+                <w:sz w:val="19"/>
+              </w:rPr>
+              <w:t>ยังไม่ได้แก้ไข เกินกำหนดแล้ว</w:t>
+            </w:r>
+          </w:p>
+        </w:tc>
+        <w:tc>
+          <w:tcPr>
+            <w:tcW w:type="dxa" w:w="4252"/>
+          </w:tcPr>
+          <w:p>
+            <w:r/>
+            <w:r>
+              <w:rPr>
+                <w:rFonts w:ascii="Tahoma" w:hAnsi="Tahoma" w:cs="Tahoma" w:eastAsia="Tahoma"/>
+                <w:sz w:val="19"/>
+              </w:rPr>
+              <w:t>ยังไม่มีใครลงมือแก้ และเลยกำหนดแล้ว</w:t>
+            </w:r>
+          </w:p>
+        </w:tc>
+        <w:tc>
+          <w:tcPr>
+            <w:tcW w:type="dxa" w:w="2268"/>
+          </w:tcPr>
+          <w:p>
+            <w:r/>
+            <w:r>
+              <w:rPr>
+                <w:rFonts w:ascii="Tahoma" w:hAnsi="Tahoma" w:cs="Tahoma" w:eastAsia="Tahoma"/>
+                <w:sz w:val="19"/>
+              </w:rPr>
+              <w:t>แผนกเจ้าของปัญหา</w:t>
+            </w:r>
+          </w:p>
+        </w:tc>
+      </w:tr>
+      <w:tr>
+        <w:tc>
+          <w:tcPr>
+            <w:tcW w:type="dxa" w:w="2551"/>
+          </w:tcPr>
+          <w:p>
+            <w:r/>
+            <w:r>
+              <w:rPr>
+                <w:rFonts w:ascii="Tahoma" w:hAnsi="Tahoma" w:cs="Tahoma" w:eastAsia="Tahoma"/>
+                <w:sz w:val="19"/>
+              </w:rPr>
+              <w:t>แก้ไขแล้ว รอ QA ทวนสอบ</w:t>
+            </w:r>
+          </w:p>
+        </w:tc>
+        <w:tc>
+          <w:tcPr>
+            <w:tcW w:type="dxa" w:w="4252"/>
+          </w:tcPr>
+          <w:p>
+            <w:r/>
+            <w:r>
+              <w:rPr>
+                <w:rFonts w:ascii="Tahoma" w:hAnsi="Tahoma" w:cs="Tahoma" w:eastAsia="Tahoma"/>
+                <w:sz w:val="19"/>
+              </w:rPr>
+              <w:t>แผนกที่แก้ไขทำงานเสร็จแล้ว รอ QA กดทวนสอบ</w:t>
+            </w:r>
+          </w:p>
+        </w:tc>
+        <w:tc>
+          <w:tcPr>
+            <w:tcW w:type="dxa" w:w="2268"/>
+          </w:tcPr>
+          <w:p>
+            <w:r/>
+            <w:r>
+              <w:rPr>
+                <w:rFonts w:ascii="Tahoma" w:hAnsi="Tahoma" w:cs="Tahoma" w:eastAsia="Tahoma"/>
+                <w:sz w:val="19"/>
+              </w:rPr>
+              <w:t>QA</w:t>
+            </w:r>
+          </w:p>
+        </w:tc>
+      </w:tr>
+    </w:tbl>
+    <w:p>
+      <w:pPr>
+        <w:spacing w:after="40"/>
+      </w:pPr>
+    </w:p>
+    <w:tbl>
+      <w:tblPr>
+        <w:tblStyle w:val="TableGrid"/>
+        <w:tblW w:type="auto" w:w="0"/>
+        <w:tblLook w:firstColumn="1" w:firstRow="1" w:lastColumn="0" w:lastRow="0" w:noHBand="0" w:noVBand="1" w:val="04A0"/>
+      </w:tblPr>
+      <w:tblGrid>
+        <w:gridCol w:w="8640"/>
+      </w:tblGrid>
+      <w:tr>
+        <w:tc>
+          <w:tcPr>
+            <w:tcW w:type="dxa" w:w="8640"/>
+            <w:shd w:val="clear" w:fill="FFF4CE"/>
+          </w:tcPr>
+          <w:p>
+            <w:r/>
+            <w:r>
+              <w:rPr>
+                <w:rFonts w:ascii="Tahoma" w:hAnsi="Tahoma" w:cs="Tahoma" w:eastAsia="Tahoma"/>
+                <w:sz w:val="19"/>
+              </w:rPr>
+              <w:t>ถ้าเห็นชื่อตัวเองในกลุ่มที่สอง ไม่ได้แปลว่าทำงานล่าช้า แต่แปลว่าทำเสร็จแล้วและกำลังรอขั้นตอนถัดไป ตัวเลข รอทวนสอบ จะเพิ่มขึ้นจนกว่า QA จะกดทวนสอบ ส่วนตัวเลข แก้ช้ากว่ากำหนด จะหยุดนิ่งที่ชั่วโมงที่แก้เสร็จ ไม่เพิ่มอีก</w:t>
+            </w:r>
+          </w:p>
+        </w:tc>
+      </w:tr>
+    </w:tbl>
+    <w:p>
+      <w:pPr>
+        <w:spacing w:after="40"/>
+      </w:pPr>
+    </w:p>
+    <w:p>
+      <w:pPr>
+        <w:pStyle w:val="Heading2"/>
+      </w:pPr>
+      <w:r>
+        <w:rPr>
+          <w:rFonts w:ascii="Tahoma" w:hAnsi="Tahoma" w:cs="Tahoma" w:eastAsia="Tahoma"/>
+          <w:b/>
+          <w:color w:val="1F4E79"/>
+          <w:sz w:val="25"/>
+        </w:rPr>
+        <w:t>9.2 ปรับการแจ้งเตือนของตัวเอง</w:t>
+      </w:r>
+    </w:p>
+    <w:p>
+      <w:pPr>
+        <w:spacing w:after="120"/>
+      </w:pPr>
+      <w:r>
+        <w:rPr>
+          <w:rFonts w:ascii="Tahoma" w:hAnsi="Tahoma" w:cs="Tahoma" w:eastAsia="Tahoma"/>
+          <w:b w:val="0"/>
+          <w:sz w:val="21"/>
+        </w:rPr>
+        <w:t>กดที่ชื่อของคุณมุมซ้ายล่าง เลือกแก้ไขโปรไฟล์ จะมีรายการเหตุการณ์ที่เลือกเปิดหรือปิดการรับอีเมลได้</w:t>
+      </w:r>
+    </w:p>
+    <w:p>
+      <w:pPr>
+        <w:pStyle w:val="Heading1"/>
+      </w:pPr>
+      <w:r>
+        <w:rPr>
+          <w:rFonts w:ascii="Tahoma" w:hAnsi="Tahoma" w:cs="Tahoma" w:eastAsia="Tahoma"/>
+          <w:b/>
+          <w:color w:val="1F4E79"/>
+          <w:sz w:val="30"/>
+        </w:rPr>
+        <w:t>บทที่ 10  เมื่อเจอปัญหา</w:t>
+      </w:r>
+    </w:p>
+    <w:tbl>
+      <w:tblPr>
+        <w:tblStyle w:val="TableGrid"/>
+        <w:tblW w:type="auto" w:w="0"/>
+        <w:jc w:val="left"/>
+        <w:tblLook w:firstColumn="1" w:firstRow="1" w:lastColumn="0" w:lastRow="0" w:noHBand="0" w:noVBand="1" w:val="04A0"/>
+      </w:tblPr>
+      <w:tblGrid>
+        <w:gridCol w:w="4320"/>
+        <w:gridCol w:w="4320"/>
+      </w:tblGrid>
+      <w:tr>
+        <w:tc>
+          <w:tcPr>
+            <w:tcW w:type="dxa" w:w="3118"/>
+            <w:shd w:val="clear" w:fill="DCE6F1"/>
+          </w:tcPr>
+          <w:p>
+            <w:r/>
+            <w:r>
+              <w:rPr>
+                <w:rFonts w:ascii="Tahoma" w:hAnsi="Tahoma" w:cs="Tahoma" w:eastAsia="Tahoma"/>
+                <w:b/>
+                <w:sz w:val="19"/>
+              </w:rPr>
+              <w:t>อาการ</w:t>
+            </w:r>
+          </w:p>
+        </w:tc>
+        <w:tc>
+          <w:tcPr>
+            <w:tcW w:type="dxa" w:w="5953"/>
+            <w:shd w:val="clear" w:fill="DCE6F1"/>
+          </w:tcPr>
+          <w:p>
+            <w:r/>
+            <w:r>
+              <w:rPr>
+                <w:rFonts w:ascii="Tahoma" w:hAnsi="Tahoma" w:cs="Tahoma" w:eastAsia="Tahoma"/>
+                <w:b/>
+                <w:sz w:val="19"/>
+              </w:rPr>
+              <w:t>ทำอย่างไร</w:t>
+            </w:r>
+          </w:p>
+        </w:tc>
+      </w:tr>
+      <w:tr>
+        <w:tc>
+          <w:tcPr>
+            <w:tcW w:type="dxa" w:w="3118"/>
+          </w:tcPr>
+          <w:p>
+            <w:r/>
+            <w:r>
+              <w:rPr>
+                <w:rFonts w:ascii="Tahoma" w:hAnsi="Tahoma" w:cs="Tahoma" w:eastAsia="Tahoma"/>
+                <w:sz w:val="19"/>
+              </w:rPr>
+              <w:t>ลืมรหัสผ่าน</w:t>
+            </w:r>
+          </w:p>
+        </w:tc>
+        <w:tc>
+          <w:tcPr>
+            <w:tcW w:type="dxa" w:w="5953"/>
+          </w:tcPr>
+          <w:p>
+            <w:r/>
+            <w:r>
+              <w:rPr>
+                <w:rFonts w:ascii="Tahoma" w:hAnsi="Tahoma" w:cs="Tahoma" w:eastAsia="Tahoma"/>
+                <w:sz w:val="19"/>
+              </w:rPr>
+              <w:t>แจ้งผู้ดูแลระบบเพื่อตั้งรหัสผ่านใหม่ให้</w:t>
+            </w:r>
+          </w:p>
+        </w:tc>
+      </w:tr>
+      <w:tr>
+        <w:tc>
+          <w:tcPr>
+            <w:tcW w:type="dxa" w:w="3118"/>
+          </w:tcPr>
+          <w:p>
+            <w:r/>
+            <w:r>
+              <w:rPr>
+                <w:rFonts w:ascii="Tahoma" w:hAnsi="Tahoma" w:cs="Tahoma" w:eastAsia="Tahoma"/>
+                <w:sz w:val="19"/>
+              </w:rPr>
+              <w:t>เข้าระบบไม่ได้ ขึ้นว่าอีเมลหรือรหัสผ่านไม่ถูกต้อง</w:t>
+            </w:r>
+          </w:p>
+        </w:tc>
+        <w:tc>
+          <w:tcPr>
+            <w:tcW w:type="dxa" w:w="5953"/>
+          </w:tcPr>
+          <w:p>
+            <w:r/>
+            <w:r>
+              <w:rPr>
+                <w:rFonts w:ascii="Tahoma" w:hAnsi="Tahoma" w:cs="Tahoma" w:eastAsia="Tahoma"/>
+                <w:sz w:val="19"/>
+              </w:rPr>
+              <w:t>ตรวจว่าพิมพ์อีเมลครบถ้วนหรือไม่ และปุ่ม Caps Lock เปิดอยู่หรือเปล่า</w:t>
+            </w:r>
+          </w:p>
+        </w:tc>
+      </w:tr>
+      <w:tr>
+        <w:tc>
+          <w:tcPr>
+            <w:tcW w:type="dxa" w:w="3118"/>
+          </w:tcPr>
+          <w:p>
+            <w:r/>
+            <w:r>
+              <w:rPr>
+                <w:rFonts w:ascii="Tahoma" w:hAnsi="Tahoma" w:cs="Tahoma" w:eastAsia="Tahoma"/>
+                <w:sz w:val="19"/>
+              </w:rPr>
+              <w:t>กดปุ่มแล้วไม่มีอะไรเกิดขึ้น</w:t>
+            </w:r>
+          </w:p>
+        </w:tc>
+        <w:tc>
+          <w:tcPr>
+            <w:tcW w:type="dxa" w:w="5953"/>
+          </w:tcPr>
+          <w:p>
+            <w:r/>
+            <w:r>
+              <w:rPr>
+                <w:rFonts w:ascii="Tahoma" w:hAnsi="Tahoma" w:cs="Tahoma" w:eastAsia="Tahoma"/>
+                <w:sz w:val="19"/>
+              </w:rPr>
+              <w:t>รอสักครู่แล้วกดรีเฟรชหน้าจอ ถ้ายังไม่ได้ให้ออกจากระบบแล้วเข้าใหม่</w:t>
+            </w:r>
+          </w:p>
+        </w:tc>
+      </w:tr>
+      <w:tr>
+        <w:tc>
+          <w:tcPr>
+            <w:tcW w:type="dxa" w:w="3118"/>
+          </w:tcPr>
+          <w:p>
+            <w:r/>
+            <w:r>
+              <w:rPr>
+                <w:rFonts w:ascii="Tahoma" w:hAnsi="Tahoma" w:cs="Tahoma" w:eastAsia="Tahoma"/>
+                <w:sz w:val="19"/>
+              </w:rPr>
+              <w:t>หน้าจอค้างหรือหมุนไม่หยุด</w:t>
+            </w:r>
+          </w:p>
+        </w:tc>
+        <w:tc>
+          <w:tcPr>
+            <w:tcW w:type="dxa" w:w="5953"/>
+          </w:tcPr>
+          <w:p>
+            <w:r/>
+            <w:r>
+              <w:rPr>
+                <w:rFonts w:ascii="Tahoma" w:hAnsi="Tahoma" w:cs="Tahoma" w:eastAsia="Tahoma"/>
+                <w:sz w:val="19"/>
+              </w:rPr>
+              <w:t>ตรวจสัญญาณอินเทอร์เน็ตหรือ Wi-Fi ก่อน ระบบต้องต่อเครือข่ายภายในบริษัท</w:t>
+            </w:r>
+          </w:p>
+        </w:tc>
+      </w:tr>
+      <w:tr>
+        <w:tc>
+          <w:tcPr>
+            <w:tcW w:type="dxa" w:w="3118"/>
+          </w:tcPr>
+          <w:p>
+            <w:r/>
+            <w:r>
+              <w:rPr>
+                <w:rFonts w:ascii="Tahoma" w:hAnsi="Tahoma" w:cs="Tahoma" w:eastAsia="Tahoma"/>
+                <w:sz w:val="19"/>
+              </w:rPr>
+              <w:t>ถ่ายรูปแล้วรูปไม่ขึ้น</w:t>
+            </w:r>
+          </w:p>
+        </w:tc>
+        <w:tc>
+          <w:tcPr>
+            <w:tcW w:type="dxa" w:w="5953"/>
+          </w:tcPr>
+          <w:p>
+            <w:r/>
+            <w:r>
+              <w:rPr>
+                <w:rFonts w:ascii="Tahoma" w:hAnsi="Tahoma" w:cs="Tahoma" w:eastAsia="Tahoma"/>
+                <w:sz w:val="19"/>
+              </w:rPr>
+              <w:t>ตรวจว่าเบราว์เซอร์ได้รับอนุญาตให้ใช้กล้องแล้วหรือยัง</w:t>
+            </w:r>
+          </w:p>
+        </w:tc>
+      </w:tr>
+      <w:tr>
+        <w:tc>
+          <w:tcPr>
+            <w:tcW w:type="dxa" w:w="3118"/>
+          </w:tcPr>
+          <w:p>
+            <w:r/>
+            <w:r>
+              <w:rPr>
+                <w:rFonts w:ascii="Tahoma" w:hAnsi="Tahoma" w:cs="Tahoma" w:eastAsia="Tahoma"/>
+                <w:sz w:val="19"/>
+              </w:rPr>
+              <w:t>ไม่ได้รับอีเมลแจ้งเตือน</w:t>
+            </w:r>
+          </w:p>
+        </w:tc>
+        <w:tc>
+          <w:tcPr>
+            <w:tcW w:type="dxa" w:w="5953"/>
+          </w:tcPr>
+          <w:p>
+            <w:r/>
+            <w:r>
+              <w:rPr>
+                <w:rFonts w:ascii="Tahoma" w:hAnsi="Tahoma" w:cs="Tahoma" w:eastAsia="Tahoma"/>
+                <w:sz w:val="19"/>
+              </w:rPr>
+              <w:t>ตรวจการตั้งค่าในหน้าโปรไฟล์ของตนเองก่อน และดูในกล่องจดหมายขยะ</w:t>
+            </w:r>
+          </w:p>
+        </w:tc>
+      </w:tr>
+      <w:tr>
+        <w:tc>
+          <w:tcPr>
+            <w:tcW w:type="dxa" w:w="3118"/>
+          </w:tcPr>
+          <w:p>
+            <w:r/>
+            <w:r>
+              <w:rPr>
+                <w:rFonts w:ascii="Tahoma" w:hAnsi="Tahoma" w:cs="Tahoma" w:eastAsia="Tahoma"/>
+                <w:sz w:val="19"/>
+              </w:rPr>
+              <w:t>ข้อมูลที่บันทึกหายไป</w:t>
+            </w:r>
+          </w:p>
+        </w:tc>
+        <w:tc>
+          <w:tcPr>
+            <w:tcW w:type="dxa" w:w="5953"/>
+          </w:tcPr>
+          <w:p>
+            <w:r/>
+            <w:r>
+              <w:rPr>
+                <w:rFonts w:ascii="Tahoma" w:hAnsi="Tahoma" w:cs="Tahoma" w:eastAsia="Tahoma"/>
+                <w:sz w:val="19"/>
+              </w:rPr>
+              <w:t>แจ้งผู้ดูแลระบบทันที พร้อมบอกวันเวลาและสิ่งที่ทำก่อนหน้า อย่าบันทึกซ้ำทับ</w:t>
+            </w:r>
+          </w:p>
+        </w:tc>
+      </w:tr>
+    </w:tbl>
+    <w:p>
+      <w:pPr>
+        <w:spacing w:after="40"/>
+      </w:pPr>
+    </w:p>
+    <w:p>
+      <w:pPr>
+        <w:pStyle w:val="Heading2"/>
+      </w:pPr>
+      <w:r>
+        <w:rPr>
+          <w:rFonts w:ascii="Tahoma" w:hAnsi="Tahoma" w:cs="Tahoma" w:eastAsia="Tahoma"/>
+          <w:b/>
+          <w:color w:val="1F4E79"/>
+          <w:sz w:val="25"/>
+        </w:rPr>
+        <w:t>คำถามที่พบบ่อย</w:t>
       </w:r>
     </w:p>
     <w:p>
@@ -2373,7 +4970,7 @@
           <w:b w:val="0"/>
           <w:sz w:val="21"/>
         </w:rPr>
-        <w:t>ตอบ: หมายถึงรอบตรวจเปิดอยู่และยังไม่ได้กดจบรอบ ไม่ได้แปลว่าระบบค้าง ให้กลับไปกดจบรอบเพื่อให้งานเดินต่อ</w:t>
+        <w:t>ตอบ: แปลว่ารอบตรวจยังเปิดอยู่และยังไม่ได้กดจบรอบ ไม่ได้แปลว่าระบบค้าง ให้กลับไปกดจบรอบเพื่อให้งานเดินต่อ</w:t>
       </w:r>
     </w:p>
     <w:p>
@@ -2386,7 +4983,7 @@
           <w:b/>
           <w:sz w:val="21"/>
         </w:rPr>
-        <w:t>ถาม: รอบตรวจขึ้นค้างอยู่หลายชั่วโมง ผิดปกติไหม</w:t>
+        <w:t>ถาม: รอบตรวจเปิดค้างมาหลายชั่วโมง ผิดปกติไหม</w:t>
       </w:r>
     </w:p>
     <w:p>
@@ -2399,7 +4996,7 @@
           <w:b w:val="0"/>
           <w:sz w:val="21"/>
         </w:rPr>
-        <w:t>ตอบ: ไม่ผิดปกติหากยังอยู่ในกะ ระบบจะเตือนเป็นสีเหลืองเมื่อเลยเวลาเลิกกะ และเป็นสีแดงเมื่อเลยเวลาที่ระบบควรปิดให้แล้ว ซึ่งกรณีหลังควรแจ้งผู้ดูแลระบบ</w:t>
+        <w:t>ตอบ: ไม่ผิดปกติถ้ายังอยู่ในกะ ระบบจะเตือนสีเหลืองเมื่อเลยเวลาเลิกกะ และสีแดงเมื่อเลยเวลาที่ระบบควรปิดให้แล้ว กรณีสีแดงให้แจ้งผู้ดูแลระบบ</w:t>
       </w:r>
     </w:p>
     <w:p>
@@ -2412,7 +5009,7 @@
           <w:b/>
           <w:sz w:val="21"/>
         </w:rPr>
-        <w:t>ถาม: รายงานขึ้นว่า Completed แต่ยังไม่ได้ทวนสอบ</w:t>
+        <w:t>ถาม: รายงานขึ้นว่า Completed แต่ยังไม่มีใครทวนสอบ</w:t>
       </w:r>
     </w:p>
     <w:p>
@@ -2425,7 +5022,7 @@
           <w:b w:val="0"/>
           <w:sz w:val="21"/>
         </w:rPr>
-        <w:t>ตอบ: คำว่า Completed หมายถึงรอบตรวจเสร็จสิ้น ไม่ได้หมายถึงผ่านการทวนสอบแล้ว สถานะการทวนสอบจะแสดงแยกต่างหาก</w:t>
+        <w:t>ตอบ: Completed แปลว่ารอบตรวจจบแล้วเท่านั้น ไม่ได้แปลว่าผ่านการทวนสอบ สถานะการทวนสอบแสดงแยกคนละช่อง</w:t>
       </w:r>
     </w:p>
     <w:p>
@@ -2438,7 +5035,7 @@
           <w:b/>
           <w:sz w:val="21"/>
         </w:rPr>
-        <w:t>ถาม: ลืมตรวจเมื่อวาน ทำอย่างไร</w:t>
+        <w:t>ถาม: ทำไมใบแจ้งปัญหาของห้องที่ QA ไปตรวจ กลายเป็นงานของแผนกผลิต</w:t>
       </w:r>
     </w:p>
     <w:p>
@@ -2451,7 +5048,7 @@
           <w:b w:val="0"/>
           <w:sz w:val="21"/>
         </w:rPr>
-        <w:t>ตอบ: ใช้การตรวจย้อนหลัง ย้อนได้ไม่เกิน 7 วัน และต้องระบุเหตุผล ระบบจะทำเครื่องหมายไว้ว่าเป็นการตรวจย้อนหลัง</w:t>
+        <w:t>ตอบ: เพราะผู้ดูแลพื้นที่คือเจ้าของปัญหา ไม่ใช่คนที่เดินไปตรวจพบ QA ทำหน้าที่ตรวจและทวนสอบ ส่วนการแก้ไขเป็นของแผนกที่ใช้พื้นที่นั้น</w:t>
       </w:r>
     </w:p>
     <w:p>
@@ -2464,7 +5061,7 @@
           <w:b/>
           <w:sz w:val="21"/>
         </w:rPr>
-        <w:t>ถาม: ทำไมใบแจ้งปัญหาของห้องที่ QA ไปตรวจ จึงเป็นงานของแผนกผลิต</w:t>
+        <w:t>ถาม: ตรวจไปแล้วแต่กดจบรอบไม่ได้</w:t>
       </w:r>
     </w:p>
     <w:p>
@@ -2477,7 +5074,7 @@
           <w:b w:val="0"/>
           <w:sz w:val="21"/>
         </w:rPr>
-        <w:t>ตอบ: เพราะผู้ดูแลพื้นที่คือเจ้าของปัญหา ไม่ใช่ผู้ที่เดินไปตรวจพบ QA ทำหน้าที่ตรวจและทวนสอบ ส่วนการแก้ไขเป็นของแผนกที่ใช้พื้นที่นั้น</w:t>
+        <w:t>ตอบ: ตรวจว่ายังมีรายการที่ยังไม่ได้บันทึกผลเหลืออยู่หรือไม่ ระบบจะแสดงจำนวนที่เหลือไว้ให้เห็น</w:t>
       </w:r>
     </w:p>
     <w:p>
@@ -2490,7 +5087,7 @@
           <w:b/>
           <w:sz w:val="21"/>
         </w:rPr>
-        <w:t>ถาม: ไม่ได้รับอีเมลแจ้งเตือน</w:t>
+        <w:t>ถาม: ใช้บนมือถือได้ไหม</w:t>
       </w:r>
     </w:p>
     <w:p>
@@ -2503,21 +5100,21 @@
           <w:b w:val="0"/>
           <w:sz w:val="21"/>
         </w:rPr>
-        <w:t>ตอบ: ตรวจการตั้งค่าการแจ้งเตือนในหน้าโปรไฟล์ของตนเองก่อน หากยังไม่ได้รับ ให้แจ้งผู้ดูแลระบบ</w:t>
+        <w:t>ตอบ: ได้ เปิดผ่านเบราว์เซอร์บนมือถือเหมือนบนคอมพิวเตอร์ เมนูจะย่อเป็นรูปขีดสามขีดที่มุมบนซ้าย</w:t>
       </w:r>
     </w:p>
     <w:p>
       <w:pPr>
-        <w:pStyle w:val="Heading1"/>
+        <w:pStyle w:val="Heading2"/>
       </w:pPr>
       <w:r>
         <w:rPr>
           <w:rFonts w:ascii="Tahoma" w:hAnsi="Tahoma" w:cs="Tahoma" w:eastAsia="Tahoma"/>
           <w:b/>
           <w:color w:val="1F4E79"/>
-          <w:sz w:val="30"/>
+          <w:sz w:val="25"/>
         </w:rPr>
-        <w:t>11. ติดต่อขอความช่วยเหลือ</w:t>
+        <w:t>เมื่อต้องแจ้งผู้ดูแลระบบ</w:t>
       </w:r>
     </w:p>
     <w:p>
@@ -2530,7 +5127,7 @@
           <w:b w:val="0"/>
           <w:sz w:val="21"/>
         </w:rPr>
-        <w:t>ติดต่อผู้ดูแลระบบ พร้อมระบุข้อมูลต่อไปนี้ จะช่วยให้แก้ปัญหาได้เร็วขึ้นมาก</w:t>
+        <w:t>บอกข้อมูล 4 อย่างนี้ จะช่วยให้แก้ไขได้เร็วขึ้นมาก</w:t>
       </w:r>
     </w:p>
     <w:p>
@@ -2558,7 +5155,7 @@
           <w:rFonts w:ascii="Tahoma" w:hAnsi="Tahoma" w:cs="Tahoma" w:eastAsia="Tahoma"/>
           <w:sz w:val="21"/>
         </w:rPr>
-        <w:t>หน้าจอที่กำลังใช้งาน และสิ่งที่กดก่อนเกิดปัญหา</w:t>
+        <w:t>หน้าจอที่กำลังใช้งาน และปุ่มที่กดก่อนเกิดปัญหา</w:t>
       </w:r>
     </w:p>
     <w:p>
@@ -2572,7 +5169,7 @@
           <w:rFonts w:ascii="Tahoma" w:hAnsi="Tahoma" w:cs="Tahoma" w:eastAsia="Tahoma"/>
           <w:sz w:val="21"/>
         </w:rPr>
-        <w:t>ภาพหน้าจอขณะเกิดปัญหา</w:t>
+        <w:t>ภาพถ่ายหน้าจอขณะเกิดปัญหา</w:t>
       </w:r>
     </w:p>
     <w:p>

--- a/docs/คู่มือการใช้งาน HygienePro.docx
+++ b/docs/คู่มือการใช้งาน HygienePro.docx
@@ -3227,6 +3227,42 @@
         <w:t>จะเห็น: สถานะเปลี่ยนเป็น Resolved และใบจะย้ายไปรอ QA ทวนสอบ</w:t>
       </w:r>
     </w:p>
+    <w:p>
+      <w:pPr>
+        <w:spacing w:after="20"/>
+      </w:pPr>
+      <w:r>
+        <w:rPr>
+          <w:rFonts w:ascii="Tahoma" w:hAnsi="Tahoma" w:cs="Tahoma" w:eastAsia="Tahoma"/>
+          <w:b/>
+          <w:color w:val="1F4E79"/>
+          <w:sz w:val="21"/>
+        </w:rPr>
+        <w:t xml:space="preserve">ขั้นที่ 5  </w:t>
+      </w:r>
+      <w:r>
+        <w:rPr>
+          <w:rFonts w:ascii="Tahoma" w:hAnsi="Tahoma" w:cs="Tahoma" w:eastAsia="Tahoma"/>
+          <w:b/>
+          <w:sz w:val="21"/>
+        </w:rPr>
+        <w:t>QA กดปุ่ม ทวนสอบงาน สีเขียวบนใบนั้น เพื่อยืนยันว่าแก้ไขจริง</w:t>
+      </w:r>
+    </w:p>
+    <w:p>
+      <w:pPr>
+        <w:spacing w:after="160"/>
+        <w:ind w:left="907"/>
+      </w:pPr>
+      <w:r>
+        <w:rPr>
+          <w:rFonts w:ascii="Tahoma" w:hAnsi="Tahoma" w:cs="Tahoma" w:eastAsia="Tahoma"/>
+          <w:color w:val="606060"/>
+          <w:sz w:val="20"/>
+        </w:rPr>
+        <w:t>จะเห็น: สถานะเปลี่ยนเป็น Verified ใบย้ายไปฝั่งประวัติ และเข้าคิวรอผู้จัดการอนุมัติปิดงาน</w:t>
+      </w:r>
+    </w:p>
     <w:tbl>
       <w:tblPr>
         <w:tblStyle w:val="TableGrid"/>
@@ -3310,6 +3346,39 @@
                 <w:sz w:val="19"/>
               </w:rPr>
               <w:t>ระบบจะไม่ยอมให้ปิดใบที่ไม่ได้กรอกวิธีแก้ไข เพราะใบที่ปิดโดยไม่มีบันทึกจะใช้ตอบผู้ตรวจประเมินไม่ได้ ถ้าไปตรวจซ้ำแล้วไม่พบปัญหาแล้ว ให้พิมพ์ข้อความนั้นลงไปเช่นกัน</w:t>
+            </w:r>
+          </w:p>
+        </w:tc>
+      </w:tr>
+    </w:tbl>
+    <w:p>
+      <w:pPr>
+        <w:spacing w:after="40"/>
+      </w:pPr>
+    </w:p>
+    <w:tbl>
+      <w:tblPr>
+        <w:tblStyle w:val="TableGrid"/>
+        <w:tblW w:type="auto" w:w="0"/>
+        <w:tblLook w:firstColumn="1" w:firstRow="1" w:lastColumn="0" w:lastRow="0" w:noHBand="0" w:noVBand="1" w:val="04A0"/>
+      </w:tblPr>
+      <w:tblGrid>
+        <w:gridCol w:w="8640"/>
+      </w:tblGrid>
+      <w:tr>
+        <w:tc>
+          <w:tcPr>
+            <w:tcW w:type="dxa" w:w="8640"/>
+            <w:shd w:val="clear" w:fill="FFF4CE"/>
+          </w:tcPr>
+          <w:p>
+            <w:r/>
+            <w:r>
+              <w:rPr>
+                <w:rFonts w:ascii="Tahoma" w:hAnsi="Tahoma" w:cs="Tahoma" w:eastAsia="Tahoma"/>
+                <w:sz w:val="19"/>
+              </w:rPr>
+              <w:t>ถ้าคนที่แก้ไขกับคนที่ทวนสอบเป็นคนเดียวกัน ระบบยอมให้ทำได้ เพราะบางกะมี QA อยู่คนเดียว แต่จะติดป้ายไว้บนใบว่า แก้ไข+ทวนสอบคนเดียวกัน เพื่อให้ผู้ตรวจประเมินเห็นได้ ลายเซ็นที่สองของใบนั้นคือการอนุมัติของผู้จัดการ</w:t>
             </w:r>
           </w:p>
         </w:tc>
